--- a/documentation.docx
+++ b/documentation.docx
@@ -1,6 +1,6 @@
 
 <file path=word/document.xml><?xml version="1.0" encoding="utf-8"?>
-<w:document xmlns:wpc="http://schemas.microsoft.com/office/word/2010/wordprocessingCanvas" xmlns:mc="http://schemas.openxmlformats.org/markup-compatibility/2006" xmlns:o="urn:schemas-microsoft-com:office:office" xmlns:r="http://schemas.openxmlformats.org/officeDocument/2006/relationships" xmlns:m="http://schemas.openxmlformats.org/officeDocument/2006/math" xmlns:v="urn:schemas-microsoft-com:vml" xmlns:wp14="http://schemas.microsoft.com/office/word/2010/wordprocessingDrawing" xmlns:wp="http://schemas.openxmlformats.org/drawingml/2006/wordprocessingDrawing" xmlns:w10="urn:schemas-microsoft-com:office:word" xmlns:w="http://schemas.openxmlformats.org/wordprocessingml/2006/main" xmlns:w14="http://schemas.microsoft.com/office/word/2010/wordml" xmlns:wpg="http://schemas.microsoft.com/office/word/2010/wordprocessingGroup" xmlns:wpi="http://schemas.microsoft.com/office/word/2010/wordprocessingInk" xmlns:wne="http://schemas.microsoft.com/office/word/2006/wordml" xmlns:wps="http://schemas.microsoft.com/office/word/2010/wordprocessingShape" mc:Ignorable="w14 wp14">
+<w:document xmlns:wpc="http://schemas.microsoft.com/office/word/2010/wordprocessingCanvas" xmlns:cx="http://schemas.microsoft.com/office/drawing/2014/chartex" xmlns:cx1="http://schemas.microsoft.com/office/drawing/2015/9/8/chartex" xmlns:cx2="http://schemas.microsoft.com/office/drawing/2015/10/21/chartex" xmlns:cx3="http://schemas.microsoft.com/office/drawing/2016/5/9/chartex" xmlns:cx4="http://schemas.microsoft.com/office/drawing/2016/5/10/chartex" xmlns:cx5="http://schemas.microsoft.com/office/drawing/2016/5/11/chartex" xmlns:cx6="http://schemas.microsoft.com/office/drawing/2016/5/12/chartex" xmlns:cx7="http://schemas.microsoft.com/office/drawing/2016/5/13/chartex" xmlns:cx8="http://schemas.microsoft.com/office/drawing/2016/5/14/chartex" xmlns:mc="http://schemas.openxmlformats.org/markup-compatibility/2006" xmlns:aink="http://schemas.microsoft.com/office/drawing/2016/ink" xmlns:am3d="http://schemas.microsoft.com/office/drawing/2017/model3d" xmlns:o="urn:schemas-microsoft-com:office:office" xmlns:oel="http://schemas.microsoft.com/office/2019/extlst" xmlns:r="http://schemas.openxmlformats.org/officeDocument/2006/relationships" xmlns:m="http://schemas.openxmlformats.org/officeDocument/2006/math" xmlns:v="urn:schemas-microsoft-com:vml" xmlns:wp14="http://schemas.microsoft.com/office/word/2010/wordprocessingDrawing" xmlns:wp="http://schemas.openxmlformats.org/drawingml/2006/wordprocessingDrawing" xmlns:w10="urn:schemas-microsoft-com:office:word" xmlns:w="http://schemas.openxmlformats.org/wordprocessingml/2006/main" xmlns:w14="http://schemas.microsoft.com/office/word/2010/wordml" xmlns:w15="http://schemas.microsoft.com/office/word/2012/wordml" xmlns:w16cex="http://schemas.microsoft.com/office/word/2018/wordml/cex" xmlns:w16cid="http://schemas.microsoft.com/office/word/2016/wordml/cid" xmlns:w16="http://schemas.microsoft.com/office/word/2018/wordml" xmlns:w16du="http://schemas.microsoft.com/office/word/2023/wordml/word16du" xmlns:w16sdtdh="http://schemas.microsoft.com/office/word/2020/wordml/sdtdatahash" xmlns:w16sdtfl="http://schemas.microsoft.com/office/word/2024/wordml/sdtformatlock" xmlns:w16se="http://schemas.microsoft.com/office/word/2015/wordml/symex" xmlns:wpg="http://schemas.microsoft.com/office/word/2010/wordprocessingGroup" xmlns:wpi="http://schemas.microsoft.com/office/word/2010/wordprocessingInk" xmlns:wne="http://schemas.microsoft.com/office/word/2006/wordml" xmlns:wps="http://schemas.microsoft.com/office/word/2010/wordprocessingShape" mc:Ignorable="w14 w15 w16se w16cid w16 w16cex w16sdtdh w16sdtfl w16du wp14">
   <w:body>
     <w:p>
       <w:pPr>
@@ -620,17 +620,40 @@
           <w:rFonts w:cs="Times New Roman"/>
           <w:szCs w:val="24"/>
         </w:rPr>
-        <w:t xml:space="preserve">Space Before:  12 </w:t>
-      </w:r>
-      <w:proofErr w:type="spellStart"/>
-      <w:r>
-        <w:rPr>
-          <w:rFonts w:cs="Times New Roman"/>
-          <w:szCs w:val="24"/>
-        </w:rPr>
-        <w:t>pt</w:t>
-      </w:r>
-      <w:proofErr w:type="spellEnd"/>
+        <w:t xml:space="preserve">Space Before:  12 pt, After:  12 pt, </w:t>
+      </w:r>
+      <w:proofErr w:type="gramStart"/>
+      <w:r>
+        <w:rPr>
+          <w:rFonts w:cs="Times New Roman"/>
+          <w:szCs w:val="24"/>
+        </w:rPr>
+        <w:t>Keep</w:t>
+      </w:r>
+      <w:proofErr w:type="gramEnd"/>
+      <w:r>
+        <w:rPr>
+          <w:rFonts w:cs="Times New Roman"/>
+          <w:szCs w:val="24"/>
+        </w:rPr>
+        <w:t xml:space="preserve"> with next, </w:t>
+      </w:r>
+      <w:proofErr w:type="gramStart"/>
+      <w:r>
+        <w:rPr>
+          <w:rFonts w:cs="Times New Roman"/>
+          <w:szCs w:val="24"/>
+        </w:rPr>
+        <w:t>Keep</w:t>
+      </w:r>
+      <w:proofErr w:type="gramEnd"/>
+      <w:r>
+        <w:rPr>
+          <w:rFonts w:cs="Times New Roman"/>
+          <w:szCs w:val="24"/>
+        </w:rPr>
+        <w:t xml:space="preserve"> lines together</w:t>
+      </w:r>
       <w:r>
         <w:rPr>
           <w:rFonts w:cs="Times New Roman"/>
@@ -644,7 +667,7 @@
           <w:rFonts w:cs="Times New Roman"/>
           <w:szCs w:val="24"/>
         </w:rPr>
-        <w:t>After</w:t>
+        <w:t>Every</w:t>
       </w:r>
       <w:proofErr w:type="gramEnd"/>
       <w:r>
@@ -652,30 +675,7 @@
           <w:rFonts w:cs="Times New Roman"/>
           <w:szCs w:val="24"/>
         </w:rPr>
-        <w:t xml:space="preserve">:  12 </w:t>
-      </w:r>
-      <w:proofErr w:type="spellStart"/>
-      <w:r>
-        <w:rPr>
-          <w:rFonts w:cs="Times New Roman"/>
-          <w:szCs w:val="24"/>
-        </w:rPr>
-        <w:t>pt</w:t>
-      </w:r>
-      <w:proofErr w:type="spellEnd"/>
-      <w:r>
-        <w:rPr>
-          <w:rFonts w:cs="Times New Roman"/>
-          <w:szCs w:val="24"/>
-        </w:rPr>
-        <w:t>, Keep with next, Keep lines together</w:t>
-      </w:r>
-      <w:r>
-        <w:rPr>
-          <w:rFonts w:cs="Times New Roman"/>
-          <w:szCs w:val="24"/>
-        </w:rPr>
-        <w:t xml:space="preserve">, Every context word should start with Uppercase, </w:t>
+        <w:t xml:space="preserve"> context word should start with Uppercase, </w:t>
       </w:r>
     </w:p>
     <w:p>
@@ -699,17 +699,40 @@
           <w:rFonts w:cs="Times New Roman"/>
           <w:szCs w:val="24"/>
         </w:rPr>
-        <w:t xml:space="preserve">Space Before:  12 </w:t>
-      </w:r>
-      <w:proofErr w:type="spellStart"/>
-      <w:r>
-        <w:rPr>
-          <w:rFonts w:cs="Times New Roman"/>
-          <w:szCs w:val="24"/>
-        </w:rPr>
-        <w:t>pt</w:t>
-      </w:r>
-      <w:proofErr w:type="spellEnd"/>
+        <w:t xml:space="preserve">Space Before:  12 pt, After:  12 pt, </w:t>
+      </w:r>
+      <w:proofErr w:type="gramStart"/>
+      <w:r>
+        <w:rPr>
+          <w:rFonts w:cs="Times New Roman"/>
+          <w:szCs w:val="24"/>
+        </w:rPr>
+        <w:t>Keep</w:t>
+      </w:r>
+      <w:proofErr w:type="gramEnd"/>
+      <w:r>
+        <w:rPr>
+          <w:rFonts w:cs="Times New Roman"/>
+          <w:szCs w:val="24"/>
+        </w:rPr>
+        <w:t xml:space="preserve"> with next, </w:t>
+      </w:r>
+      <w:proofErr w:type="gramStart"/>
+      <w:r>
+        <w:rPr>
+          <w:rFonts w:cs="Times New Roman"/>
+          <w:szCs w:val="24"/>
+        </w:rPr>
+        <w:t>Keep</w:t>
+      </w:r>
+      <w:proofErr w:type="gramEnd"/>
+      <w:r>
+        <w:rPr>
+          <w:rFonts w:cs="Times New Roman"/>
+          <w:szCs w:val="24"/>
+        </w:rPr>
+        <w:t xml:space="preserve"> lines together</w:t>
+      </w:r>
       <w:r>
         <w:rPr>
           <w:rFonts w:cs="Times New Roman"/>
@@ -723,7 +746,7 @@
           <w:rFonts w:cs="Times New Roman"/>
           <w:szCs w:val="24"/>
         </w:rPr>
-        <w:t>After</w:t>
+        <w:t>Every</w:t>
       </w:r>
       <w:proofErr w:type="gramEnd"/>
       <w:r>
@@ -731,30 +754,7 @@
           <w:rFonts w:cs="Times New Roman"/>
           <w:szCs w:val="24"/>
         </w:rPr>
-        <w:t xml:space="preserve">:  12 </w:t>
-      </w:r>
-      <w:proofErr w:type="spellStart"/>
-      <w:r>
-        <w:rPr>
-          <w:rFonts w:cs="Times New Roman"/>
-          <w:szCs w:val="24"/>
-        </w:rPr>
-        <w:t>pt</w:t>
-      </w:r>
-      <w:proofErr w:type="spellEnd"/>
-      <w:r>
-        <w:rPr>
-          <w:rFonts w:cs="Times New Roman"/>
-          <w:szCs w:val="24"/>
-        </w:rPr>
-        <w:t>, Keep with next, Keep lines together</w:t>
-      </w:r>
-      <w:r>
-        <w:rPr>
-          <w:rFonts w:cs="Times New Roman"/>
-          <w:szCs w:val="24"/>
-        </w:rPr>
-        <w:t>, Every context word should start with Uppercase</w:t>
+        <w:t xml:space="preserve"> context word should start with Uppercase</w:t>
       </w:r>
     </w:p>
     <w:p>
@@ -778,39 +778,7 @@
           <w:rFonts w:cs="Times New Roman"/>
           <w:szCs w:val="24"/>
         </w:rPr>
-        <w:t xml:space="preserve">Space Before:  6 </w:t>
-      </w:r>
-      <w:proofErr w:type="spellStart"/>
-      <w:r>
-        <w:rPr>
-          <w:rFonts w:cs="Times New Roman"/>
-          <w:szCs w:val="24"/>
-        </w:rPr>
-        <w:t>pt</w:t>
-      </w:r>
-      <w:proofErr w:type="spellEnd"/>
-      <w:r>
-        <w:rPr>
-          <w:rFonts w:cs="Times New Roman"/>
-          <w:szCs w:val="24"/>
-        </w:rPr>
-        <w:t xml:space="preserve">, After:  6 </w:t>
-      </w:r>
-      <w:proofErr w:type="spellStart"/>
-      <w:r>
-        <w:rPr>
-          <w:rFonts w:cs="Times New Roman"/>
-          <w:szCs w:val="24"/>
-        </w:rPr>
-        <w:t>pt</w:t>
-      </w:r>
-      <w:proofErr w:type="spellEnd"/>
-      <w:r>
-        <w:rPr>
-          <w:rFonts w:cs="Times New Roman"/>
-          <w:szCs w:val="24"/>
-        </w:rPr>
-        <w:t xml:space="preserve">, Keep with next, Keep lines </w:t>
+        <w:t xml:space="preserve">Space Before:  6 pt, After:  6 pt, </w:t>
       </w:r>
       <w:proofErr w:type="gramStart"/>
       <w:r>
@@ -818,6 +786,38 @@
           <w:rFonts w:cs="Times New Roman"/>
           <w:szCs w:val="24"/>
         </w:rPr>
+        <w:t>Keep</w:t>
+      </w:r>
+      <w:proofErr w:type="gramEnd"/>
+      <w:r>
+        <w:rPr>
+          <w:rFonts w:cs="Times New Roman"/>
+          <w:szCs w:val="24"/>
+        </w:rPr>
+        <w:t xml:space="preserve"> with next, </w:t>
+      </w:r>
+      <w:proofErr w:type="gramStart"/>
+      <w:r>
+        <w:rPr>
+          <w:rFonts w:cs="Times New Roman"/>
+          <w:szCs w:val="24"/>
+        </w:rPr>
+        <w:t>Keep</w:t>
+      </w:r>
+      <w:proofErr w:type="gramEnd"/>
+      <w:r>
+        <w:rPr>
+          <w:rFonts w:cs="Times New Roman"/>
+          <w:szCs w:val="24"/>
+        </w:rPr>
+        <w:t xml:space="preserve"> lines </w:t>
+      </w:r>
+      <w:proofErr w:type="gramStart"/>
+      <w:r>
+        <w:rPr>
+          <w:rFonts w:cs="Times New Roman"/>
+          <w:szCs w:val="24"/>
+        </w:rPr>
         <w:t xml:space="preserve">together </w:t>
       </w:r>
       <w:r>
@@ -833,7 +833,23 @@
           <w:rFonts w:cs="Times New Roman"/>
           <w:szCs w:val="24"/>
         </w:rPr>
-        <w:t xml:space="preserve"> Every context word should start with Uppercase</w:t>
+        <w:t xml:space="preserve"> </w:t>
+      </w:r>
+      <w:proofErr w:type="gramStart"/>
+      <w:r>
+        <w:rPr>
+          <w:rFonts w:cs="Times New Roman"/>
+          <w:szCs w:val="24"/>
+        </w:rPr>
+        <w:t>Every</w:t>
+      </w:r>
+      <w:proofErr w:type="gramEnd"/>
+      <w:r>
+        <w:rPr>
+          <w:rFonts w:cs="Times New Roman"/>
+          <w:szCs w:val="24"/>
+        </w:rPr>
+        <w:t xml:space="preserve"> context word should start with Uppercase</w:t>
       </w:r>
     </w:p>
     <w:p>
@@ -997,7 +1013,7 @@
           <w:rFonts w:cs="Times New Roman"/>
           <w:szCs w:val="24"/>
         </w:rPr>
-        <w:t>Natural numbers (1</w:t>
+        <w:t>Natural numbers (1,</w:t>
       </w:r>
       <w:proofErr w:type="gramStart"/>
       <w:r>
@@ -1005,7 +1021,7 @@
           <w:rFonts w:cs="Times New Roman"/>
           <w:szCs w:val="24"/>
         </w:rPr>
-        <w:t>,2,3</w:t>
+        <w:t>2,3,…</w:t>
       </w:r>
       <w:proofErr w:type="gramEnd"/>
       <w:r>
@@ -1013,17 +1029,8 @@
           <w:rFonts w:cs="Times New Roman"/>
           <w:szCs w:val="24"/>
         </w:rPr>
-        <w:t xml:space="preserve">,…) from first page to end of the report including Annex. </w:t>
-      </w:r>
-      <w:proofErr w:type="gramStart"/>
-      <w:r>
-        <w:rPr>
-          <w:rFonts w:cs="Times New Roman"/>
-          <w:szCs w:val="24"/>
-        </w:rPr>
-        <w:t>Roman numbering in the introductory pages like Acknowledgement, Table of Contents, List of Tables, List of Figures, and other if any.</w:t>
-      </w:r>
-      <w:proofErr w:type="gramEnd"/>
+        <w:t>) from first page to end of the report including Annex. Roman numbering in the introductory pages like Acknowledgement, Table of Contents, List of Tables, List of Figures, and other if any.</w:t>
+      </w:r>
     </w:p>
     <w:p>
       <w:pPr>
@@ -1272,23 +1279,23 @@
           <w:rFonts w:cs="Times New Roman"/>
           <w:szCs w:val="20"/>
         </w:rPr>
-        <w:t xml:space="preserve">Proposal: Tape </w:t>
-      </w:r>
-      <w:proofErr w:type="gramStart"/>
+        <w:t xml:space="preserve">Proposal: Tape Binding (1 Copy during </w:t>
+      </w:r>
+      <w:proofErr w:type="spellStart"/>
       <w:r>
         <w:rPr>
           <w:rFonts w:cs="Times New Roman"/>
           <w:szCs w:val="20"/>
         </w:rPr>
-        <w:t>Binding</w:t>
-      </w:r>
-      <w:proofErr w:type="gramEnd"/>
+        <w:t>defense</w:t>
+      </w:r>
+      <w:proofErr w:type="spellEnd"/>
       <w:r>
         <w:rPr>
           <w:rFonts w:cs="Times New Roman"/>
           <w:szCs w:val="20"/>
         </w:rPr>
-        <w:t xml:space="preserve"> (1 Copy during </w:t>
+        <w:t xml:space="preserve"> and after </w:t>
       </w:r>
       <w:proofErr w:type="spellStart"/>
       <w:r>
@@ -1304,56 +1311,24 @@
           <w:rFonts w:cs="Times New Roman"/>
           <w:szCs w:val="20"/>
         </w:rPr>
-        <w:t xml:space="preserve"> and after </w:t>
-      </w:r>
-      <w:proofErr w:type="spellStart"/>
-      <w:r>
+        <w:t>, 2 copies of finalized version of the proposal with correction need to be submitted to the college).</w:t>
+      </w:r>
+    </w:p>
+    <w:p>
+      <w:pPr>
+        <w:spacing w:after="0" w:line="360" w:lineRule="auto"/>
+        <w:jc w:val="both"/>
         <w:rPr>
           <w:rFonts w:cs="Times New Roman"/>
           <w:szCs w:val="20"/>
         </w:rPr>
-        <w:t>defense</w:t>
-      </w:r>
-      <w:proofErr w:type="spellEnd"/>
+      </w:pPr>
       <w:r>
         <w:rPr>
           <w:rFonts w:cs="Times New Roman"/>
           <w:szCs w:val="20"/>
         </w:rPr>
-        <w:t>, 2 copies of finalized version of the proposal with correction need to be submitted to the college).</w:t>
-      </w:r>
-    </w:p>
-    <w:p>
-      <w:pPr>
-        <w:spacing w:after="0" w:line="360" w:lineRule="auto"/>
-        <w:jc w:val="both"/>
-        <w:rPr>
-          <w:rFonts w:cs="Times New Roman"/>
-          <w:szCs w:val="20"/>
-        </w:rPr>
-      </w:pPr>
-      <w:r>
-        <w:rPr>
-          <w:rFonts w:cs="Times New Roman"/>
-          <w:szCs w:val="20"/>
-        </w:rPr>
-        <w:t xml:space="preserve">Mid Term Progress Report: Tape </w:t>
-      </w:r>
-      <w:proofErr w:type="gramStart"/>
-      <w:r>
-        <w:rPr>
-          <w:rFonts w:cs="Times New Roman"/>
-          <w:szCs w:val="20"/>
-        </w:rPr>
-        <w:t>Binding</w:t>
-      </w:r>
-      <w:proofErr w:type="gramEnd"/>
-      <w:r>
-        <w:rPr>
-          <w:rFonts w:cs="Times New Roman"/>
-          <w:szCs w:val="20"/>
-        </w:rPr>
-        <w:t xml:space="preserve"> (1 copy to the supervisor)</w:t>
+        <w:t>Mid Term Progress Report: Tape Binding (1 copy to the supervisor)</w:t>
       </w:r>
     </w:p>
     <w:p>
@@ -1450,23 +1425,7 @@
           <w:rFonts w:cs="Times New Roman"/>
           <w:szCs w:val="20"/>
         </w:rPr>
-        <w:t xml:space="preserve">Tape Binding (Total 4 Copies: </w:t>
-      </w:r>
-      <w:proofErr w:type="spellStart"/>
-      <w:r>
-        <w:rPr>
-          <w:rFonts w:cs="Times New Roman"/>
-          <w:szCs w:val="20"/>
-        </w:rPr>
-        <w:t>Pokhara</w:t>
-      </w:r>
-      <w:proofErr w:type="spellEnd"/>
-      <w:r>
-        <w:rPr>
-          <w:rFonts w:cs="Times New Roman"/>
-          <w:szCs w:val="20"/>
-        </w:rPr>
-        <w:t xml:space="preserve"> University – 1 Copy, College – 2 Copies, Student – 1 Copy). No. of student copies may differ according to the number of members in the project group.</w:t>
+        <w:t>Tape Binding (Total 4 Copies: Pokhara University – 1 Copy, College – 2 Copies, Student – 1 Copy). No. of student copies may differ according to the number of members in the project group.</w:t>
       </w:r>
     </w:p>
     <w:p>
@@ -1532,23 +1491,7 @@
           <w:rFonts w:cs="Times New Roman"/>
           <w:szCs w:val="20"/>
         </w:rPr>
-        <w:t xml:space="preserve">Hard Binding (Total 4 Copies: </w:t>
-      </w:r>
-      <w:proofErr w:type="spellStart"/>
-      <w:r>
-        <w:rPr>
-          <w:rFonts w:cs="Times New Roman"/>
-          <w:szCs w:val="20"/>
-        </w:rPr>
-        <w:t>Pokhara</w:t>
-      </w:r>
-      <w:proofErr w:type="spellEnd"/>
-      <w:r>
-        <w:rPr>
-          <w:rFonts w:cs="Times New Roman"/>
-          <w:szCs w:val="20"/>
-        </w:rPr>
-        <w:t xml:space="preserve"> University – 1 Copy, College – 2 Copies, Student – 1 Copy). No. of student copies may differ according to the number of members in the project group.</w:t>
+        <w:t>Hard Binding (Total 4 Copies: Pokhara University – 1 Copy, College – 2 Copies, Student – 1 Copy). No. of student copies may differ according to the number of members in the project group.</w:t>
       </w:r>
     </w:p>
     <w:p>
@@ -1605,11 +1548,11 @@
                     <pic:cNvPicPr/>
                   </pic:nvPicPr>
                   <pic:blipFill>
-                    <a:blip r:embed="rId11">
+                    <a:blip r:embed="rId10">
                       <a:extLst>
                         <a:ext uri="{BEBA8EAE-BF5A-486C-A8C5-ECC9F3942E4B}">
                           <a14:imgProps xmlns:a14="http://schemas.microsoft.com/office/drawing/2010/main">
-                            <a14:imgLayer r:embed="rId12">
+                            <a14:imgLayer r:embed="rId11">
                               <a14:imgEffect>
                                 <a14:saturation sat="0"/>
                               </a14:imgEffect>
@@ -1676,7 +1619,6 @@
           <w:szCs w:val="28"/>
         </w:rPr>
       </w:pPr>
-      <w:proofErr w:type="spellStart"/>
       <w:r>
         <w:rPr>
           <w:rFonts w:cs="Times New Roman"/>
@@ -1685,31 +1627,8 @@
           <w:sz w:val="28"/>
           <w:szCs w:val="28"/>
         </w:rPr>
-        <w:t>Simalchaur</w:t>
-      </w:r>
-      <w:proofErr w:type="spellEnd"/>
-      <w:r>
-        <w:rPr>
-          <w:rFonts w:cs="Times New Roman"/>
-          <w:b/>
-          <w:bCs/>
-          <w:sz w:val="28"/>
-          <w:szCs w:val="28"/>
-        </w:rPr>
-        <w:t xml:space="preserve">, </w:t>
-      </w:r>
-      <w:proofErr w:type="spellStart"/>
-      <w:r>
-        <w:rPr>
-          <w:rFonts w:cs="Times New Roman"/>
-          <w:b/>
-          <w:bCs/>
-          <w:sz w:val="28"/>
-          <w:szCs w:val="28"/>
-        </w:rPr>
-        <w:t>Pokhara</w:t>
-      </w:r>
-      <w:proofErr w:type="spellEnd"/>
+        <w:t>Simalchaur, Pokhara</w:t>
+      </w:r>
       <w:r>
         <w:rPr>
           <w:rFonts w:cs="Times New Roman"/>
@@ -1803,7 +1722,6 @@
           <w:dataBinding w:prefixMappings="xmlns:ns0='http://purl.org/dc/elements/1.1/' xmlns:ns1='http://schemas.openxmlformats.org/package/2006/metadata/core-properties' " w:xpath="/ns1:coreProperties[1]/ns0:title[1]" w:storeItemID="{6C3C8BC8-F283-45AE-878A-BAB7291924A1}"/>
           <w:text/>
         </w:sdtPr>
-        <w:sdtEndPr/>
         <w:sdtContent>
           <w:r>
             <w:rPr>
@@ -1957,14 +1875,14 @@
           </mc:Choice>
           <mc:Fallback>
             <w:pict>
-              <v:group id="Group 5" o:spid="_x0000_s1026" style="width:68.5pt;height:110pt;mso-position-horizontal-relative:char;mso-position-vertical-relative:line" coordsize="6762,16097" o:gfxdata="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">
-                <v:line id="Straight Connector 2" o:spid="_x0000_s1027" style="position:absolute;visibility:visible;mso-wrap-style:square" from="3333,0" to="3333,16097" o:connectortype="straight" o:gfxdata="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" strokecolor="black [3200]" strokeweight="2.5pt">
+              <v:group w14:anchorId="20CB7290" id="Group 5" o:spid="_x0000_s1026" style="width:68.5pt;height:110pt;mso-position-horizontal-relative:char;mso-position-vertical-relative:line" coordsize="6762,16097" o:gfxdata="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">
+                <v:line id="Straight Connector 2" o:spid="_x0000_s1027" style="position:absolute;visibility:visible;mso-wrap-style:square" from="3333,0" to="3333,16097" o:connectortype="straight" o:gfxdata="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" strokecolor="black [3200]" strokeweight="2.5pt">
                   <v:stroke joinstyle="miter"/>
                 </v:line>
-                <v:line id="Straight Connector 3" o:spid="_x0000_s1028" style="position:absolute;visibility:visible;mso-wrap-style:square" from="6762,2476" to="6762,13811" o:connectortype="straight" o:gfxdata="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" strokecolor="black [3200]" strokeweight="2.5pt">
+                <v:line id="Straight Connector 3" o:spid="_x0000_s1028" style="position:absolute;visibility:visible;mso-wrap-style:square" from="6762,2476" to="6762,13811" o:connectortype="straight" o:gfxdata="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" strokecolor="black [3200]" strokeweight="2.5pt">
                   <v:stroke joinstyle="miter"/>
                 </v:line>
-                <v:line id="Straight Connector 4" o:spid="_x0000_s1029" style="position:absolute;visibility:visible;mso-wrap-style:square" from="0,2476" to="0,13811" o:connectortype="straight" o:gfxdata="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" strokecolor="black [3200]" strokeweight="2.5pt">
+                <v:line id="Straight Connector 4" o:spid="_x0000_s1029" style="position:absolute;visibility:visible;mso-wrap-style:square" from="0,2476" to="0,13811" o:connectortype="straight" o:gfxdata="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" strokecolor="black [3200]" strokeweight="2.5pt">
                   <v:stroke joinstyle="miter"/>
                 </v:line>
                 <w10:anchorlock/>
@@ -2047,19 +1965,11 @@
           <w:szCs w:val="28"/>
         </w:rPr>
       </w:pPr>
-      <w:proofErr w:type="spellStart"/>
-      <w:r>
-        <w:rPr>
-          <w:rFonts w:cs="Times New Roman"/>
-        </w:rPr>
-        <w:t>Pokhara</w:t>
-      </w:r>
-      <w:proofErr w:type="spellEnd"/>
-      <w:r>
-        <w:rPr>
-          <w:rFonts w:cs="Times New Roman"/>
-        </w:rPr>
-        <w:t xml:space="preserve"> University</w:t>
+      <w:r>
+        <w:rPr>
+          <w:rFonts w:cs="Times New Roman"/>
+        </w:rPr>
+        <w:t>Pokhara University</w:t>
       </w:r>
     </w:p>
     <w:p>
@@ -2234,7 +2144,6 @@
             <w:dataBinding w:prefixMappings="xmlns:ns0='http://purl.org/dc/elements/1.1/' xmlns:ns1='http://schemas.openxmlformats.org/package/2006/metadata/core-properties' " w:xpath="/ns1:coreProperties[1]/ns0:creator[1]" w:storeItemID="{6C3C8BC8-F283-45AE-878A-BAB7291924A1}"/>
             <w:text/>
           </w:sdtPr>
-          <w:sdtEndPr/>
           <w:sdtContent>
             <w:tc>
               <w:tcPr>
@@ -2249,31 +2158,12 @@
                     <w:rFonts w:cs="Times New Roman"/>
                   </w:rPr>
                 </w:pPr>
-                <w:proofErr w:type="spellStart"/>
                 <w:r>
                   <w:rPr>
                     <w:rFonts w:cs="Times New Roman"/>
-                    <w:lang w:val="en-US"/>
                   </w:rPr>
-                  <w:t>Ritesh</w:t>
+                  <w:t>Arpan Pokhrel</w:t>
                 </w:r>
-                <w:proofErr w:type="spellEnd"/>
-                <w:r>
-                  <w:rPr>
-                    <w:rFonts w:cs="Times New Roman"/>
-                    <w:lang w:val="en-US"/>
-                  </w:rPr>
-                  <w:t xml:space="preserve"> </w:t>
-                </w:r>
-                <w:proofErr w:type="spellStart"/>
-                <w:r>
-                  <w:rPr>
-                    <w:rFonts w:cs="Times New Roman"/>
-                    <w:lang w:val="en-US"/>
-                  </w:rPr>
-                  <w:t>Thapa</w:t>
-                </w:r>
-                <w:proofErr w:type="spellEnd"/>
               </w:p>
             </w:tc>
           </w:sdtContent>
@@ -2680,19 +2570,8 @@
           <w:bCs/>
           <w:szCs w:val="24"/>
         </w:rPr>
-        <w:t>Date</w:t>
-      </w:r>
-      <w:proofErr w:type="gramStart"/>
-      <w:r>
-        <w:rPr>
-          <w:rFonts w:cs="Times New Roman"/>
-          <w:b/>
-          <w:bCs/>
-          <w:szCs w:val="24"/>
-        </w:rPr>
-        <w:t>:</w:t>
-      </w:r>
-      <w:proofErr w:type="gramEnd"/>
+        <w:t>Date:</w:t>
+      </w:r>
       <w:r>
         <w:rPr>
           <w:rFonts w:cs="Times New Roman"/>
@@ -2728,7 +2607,7 @@
           <w:noProof/>
           <w:szCs w:val="24"/>
         </w:rPr>
-        <w:t>02/06/2021</w:t>
+        <w:t>20/04/2026</w:t>
       </w:r>
       <w:r>
         <w:rPr>
@@ -2810,85 +2689,22 @@
         </w:rPr>
         <w:t xml:space="preserve">Mr </w:t>
       </w:r>
-      <w:proofErr w:type="spellStart"/>
       <w:r>
         <w:rPr>
           <w:b/>
           <w:bCs/>
         </w:rPr>
-        <w:t>Ritesh</w:t>
-      </w:r>
-      <w:proofErr w:type="spellEnd"/>
+        <w:t>Arpan Pokhrel</w:t>
+      </w:r>
+      <w:r>
+        <w:t xml:space="preserve">, our faculty teacher </w:t>
+      </w:r>
       <w:r>
         <w:rPr>
           <w:b/>
           <w:bCs/>
         </w:rPr>
-        <w:t xml:space="preserve"> </w:t>
-      </w:r>
-      <w:proofErr w:type="spellStart"/>
-      <w:r>
-        <w:rPr>
-          <w:b/>
-          <w:bCs/>
-        </w:rPr>
-        <w:t>Thapa</w:t>
-      </w:r>
-      <w:proofErr w:type="spellEnd"/>
-      <w:r>
-        <w:t xml:space="preserve">, our faculty teacher </w:t>
-      </w:r>
-      <w:r>
-        <w:rPr>
-          <w:b/>
-          <w:bCs/>
-        </w:rPr>
-        <w:t xml:space="preserve">Mr. Ramesh </w:t>
-      </w:r>
-      <w:proofErr w:type="spellStart"/>
-      <w:r>
-        <w:rPr>
-          <w:b/>
-          <w:bCs/>
-        </w:rPr>
-        <w:t>Chalise</w:t>
-      </w:r>
-      <w:proofErr w:type="spellEnd"/>
-      <w:r>
-        <w:t xml:space="preserve">, and </w:t>
-      </w:r>
-      <w:r>
-        <w:rPr>
-          <w:b/>
-          <w:bCs/>
-        </w:rPr>
-        <w:t>BCA</w:t>
-      </w:r>
-      <w:r>
-        <w:t xml:space="preserve"> coordinator </w:t>
-      </w:r>
-      <w:r>
-        <w:rPr>
-          <w:b/>
-          <w:bCs/>
-        </w:rPr>
-        <w:t xml:space="preserve">Mr Rishi </w:t>
-      </w:r>
-      <w:proofErr w:type="spellStart"/>
-      <w:r>
-        <w:rPr>
-          <w:b/>
-          <w:bCs/>
-        </w:rPr>
-        <w:t>Khanal</w:t>
-      </w:r>
-      <w:proofErr w:type="spellEnd"/>
-      <w:r>
-        <w:rPr>
-          <w:b/>
-          <w:bCs/>
-        </w:rPr>
-        <w:t>,</w:t>
+        <w:t>Mr. Ramesh Chalise,</w:t>
       </w:r>
       <w:r>
         <w:t xml:space="preserve"> for the guidance, inspiration and constructive suggestions that helped us in the preparation of this project.</w:t>
@@ -2900,15 +2716,7 @@
         <w:jc w:val="both"/>
       </w:pPr>
       <w:r>
-        <w:t xml:space="preserve">We are also appreciative among each other and have understood that teamwork, the designation of the task per the skillset one </w:t>
-      </w:r>
-      <w:proofErr w:type="gramStart"/>
-      <w:r>
-        <w:t>portrays,</w:t>
-      </w:r>
-      <w:proofErr w:type="gramEnd"/>
-      <w:r>
-        <w:t xml:space="preserve"> constant synchronisation and monitoring of progress and instilling new knowledge and skill is imperative for the success of any given work. </w:t>
+        <w:t xml:space="preserve">We are also appreciative among each other and have understood that teamwork, the designation of the task per the skillset one portrays, constant synchronisation and monitoring of progress and instilling new knowledge and skill is imperative for the success of any given work. </w:t>
       </w:r>
     </w:p>
     <w:p>
@@ -2926,13 +2734,8 @@
         <w:jc w:val="both"/>
       </w:pPr>
       <w:r>
-        <w:t xml:space="preserve">Generic </w:t>
-      </w:r>
-      <w:proofErr w:type="spellStart"/>
-      <w:r>
-        <w:t>Thapa</w:t>
-      </w:r>
-      <w:proofErr w:type="spellEnd"/>
+        <w:t>Generic Thapa</w:t>
+      </w:r>
     </w:p>
     <w:p>
       <w:pPr>
@@ -3182,20 +2985,13 @@
           <w:szCs w:val="24"/>
         </w:rPr>
       </w:pPr>
-      <w:r>
-        <w:rPr>
-          <w:rFonts w:cs="Times New Roman"/>
-          <w:szCs w:val="24"/>
-        </w:rPr>
-        <w:t>Date</w:t>
-      </w:r>
       <w:proofErr w:type="gramStart"/>
       <w:r>
         <w:rPr>
           <w:rFonts w:cs="Times New Roman"/>
           <w:szCs w:val="24"/>
         </w:rPr>
-        <w:t>:_</w:t>
+        <w:t>Date:_</w:t>
       </w:r>
       <w:proofErr w:type="gramEnd"/>
       <w:r>
@@ -3377,75 +3173,65 @@
         </w:rPr>
         <w:t xml:space="preserve"> under </w:t>
       </w:r>
-      <w:proofErr w:type="spellStart"/>
       <w:r>
         <w:rPr>
           <w:rFonts w:cs="Times New Roman"/>
           <w:b/>
           <w:szCs w:val="24"/>
         </w:rPr>
-        <w:t>Pokhara</w:t>
-      </w:r>
-      <w:proofErr w:type="spellEnd"/>
-      <w:r>
+        <w:t>Pokhara University</w:t>
+      </w:r>
+      <w:r>
+        <w:rPr>
+          <w:rFonts w:cs="Times New Roman"/>
+          <w:szCs w:val="24"/>
+        </w:rPr>
+        <w:t xml:space="preserve"> is completed to my satisfaction and be processed for final evaluation.</w:t>
+      </w:r>
+    </w:p>
+    <w:p>
+      <w:pPr>
+        <w:spacing w:after="0" w:line="360" w:lineRule="auto"/>
+        <w:jc w:val="both"/>
+        <w:rPr>
+          <w:rFonts w:cs="Times New Roman"/>
+          <w:szCs w:val="24"/>
+        </w:rPr>
+      </w:pPr>
+    </w:p>
+    <w:p>
+      <w:pPr>
+        <w:spacing w:after="0" w:line="360" w:lineRule="auto"/>
+        <w:jc w:val="both"/>
+        <w:rPr>
+          <w:rFonts w:cs="Times New Roman"/>
+          <w:szCs w:val="24"/>
+        </w:rPr>
+      </w:pPr>
+      <w:r>
+        <w:rPr>
+          <w:rFonts w:cs="Times New Roman"/>
+          <w:szCs w:val="24"/>
+        </w:rPr>
+        <w:t>____________________________</w:t>
+      </w:r>
+    </w:p>
+    <w:p>
+      <w:pPr>
+        <w:spacing w:after="0" w:line="360" w:lineRule="auto"/>
+        <w:jc w:val="both"/>
         <w:rPr>
           <w:rFonts w:cs="Times New Roman"/>
           <w:b/>
           <w:szCs w:val="24"/>
         </w:rPr>
-        <w:t xml:space="preserve"> University</w:t>
-      </w:r>
-      <w:r>
-        <w:rPr>
-          <w:rFonts w:cs="Times New Roman"/>
-          <w:szCs w:val="24"/>
-        </w:rPr>
-        <w:t xml:space="preserve"> is completed to my satisfaction and be processed for final evaluation.</w:t>
-      </w:r>
-    </w:p>
-    <w:p>
-      <w:pPr>
-        <w:spacing w:after="0" w:line="360" w:lineRule="auto"/>
-        <w:jc w:val="both"/>
-        <w:rPr>
-          <w:rFonts w:cs="Times New Roman"/>
-          <w:szCs w:val="24"/>
-        </w:rPr>
-      </w:pPr>
-    </w:p>
-    <w:p>
-      <w:pPr>
-        <w:spacing w:after="0" w:line="360" w:lineRule="auto"/>
-        <w:jc w:val="both"/>
-        <w:rPr>
-          <w:rFonts w:cs="Times New Roman"/>
-          <w:szCs w:val="24"/>
-        </w:rPr>
-      </w:pPr>
-      <w:r>
-        <w:rPr>
-          <w:rFonts w:cs="Times New Roman"/>
-          <w:szCs w:val="24"/>
-        </w:rPr>
-        <w:t>____________________________</w:t>
-      </w:r>
-    </w:p>
-    <w:p>
-      <w:pPr>
-        <w:spacing w:after="0" w:line="360" w:lineRule="auto"/>
-        <w:jc w:val="both"/>
+      </w:pPr>
+      <w:r>
         <w:rPr>
           <w:rFonts w:cs="Times New Roman"/>
           <w:b/>
           <w:szCs w:val="24"/>
         </w:rPr>
-      </w:pPr>
-      <w:r>
-        <w:rPr>
-          <w:rFonts w:cs="Times New Roman"/>
-          <w:b/>
-          <w:szCs w:val="24"/>
-        </w:rPr>
         <w:t>Name of the Supervisor</w:t>
       </w:r>
     </w:p>
@@ -3458,20 +3244,13 @@
           <w:szCs w:val="24"/>
         </w:rPr>
       </w:pPr>
-      <w:r>
-        <w:rPr>
-          <w:rFonts w:cs="Times New Roman"/>
-          <w:szCs w:val="24"/>
-        </w:rPr>
-        <w:t>Date</w:t>
-      </w:r>
       <w:proofErr w:type="gramStart"/>
       <w:r>
         <w:rPr>
           <w:rFonts w:cs="Times New Roman"/>
           <w:szCs w:val="24"/>
         </w:rPr>
-        <w:t>:_</w:t>
+        <w:t>Date:_</w:t>
       </w:r>
       <w:proofErr w:type="gramEnd"/>
       <w:r>
@@ -3572,23 +3351,7 @@
           <w:rFonts w:cs="Times New Roman"/>
           <w:szCs w:val="24"/>
         </w:rPr>
-        <w:t xml:space="preserve">. In our opinion it is satisfactory in the scope and </w:t>
-      </w:r>
-      <w:proofErr w:type="gramStart"/>
-      <w:r>
-        <w:rPr>
-          <w:rFonts w:cs="Times New Roman"/>
-          <w:szCs w:val="24"/>
-        </w:rPr>
-        <w:t>qualify</w:t>
-      </w:r>
-      <w:proofErr w:type="gramEnd"/>
-      <w:r>
-        <w:rPr>
-          <w:rFonts w:cs="Times New Roman"/>
-          <w:szCs w:val="24"/>
-        </w:rPr>
-        <w:t xml:space="preserve"> as project in partial </w:t>
+        <w:t xml:space="preserve">. In our opinion it is satisfactory in the scope and qualify as project in partial </w:t>
       </w:r>
       <w:r>
         <w:rPr>
@@ -3619,23 +3382,13 @@
         </w:rPr>
         <w:t xml:space="preserve"> under </w:t>
       </w:r>
-      <w:proofErr w:type="spellStart"/>
       <w:r>
         <w:rPr>
           <w:rFonts w:cs="Times New Roman"/>
           <w:b/>
           <w:szCs w:val="24"/>
         </w:rPr>
-        <w:t>Pokhara</w:t>
-      </w:r>
-      <w:proofErr w:type="spellEnd"/>
-      <w:r>
-        <w:rPr>
-          <w:rFonts w:cs="Times New Roman"/>
-          <w:b/>
-          <w:szCs w:val="24"/>
-        </w:rPr>
-        <w:t xml:space="preserve"> University</w:t>
+        <w:t>Pokhara University</w:t>
       </w:r>
       <w:r>
         <w:rPr>
@@ -3741,31 +3494,13 @@
                 <w:szCs w:val="24"/>
               </w:rPr>
             </w:pPr>
-            <w:proofErr w:type="spellStart"/>
             <w:r>
               <w:rPr>
                 <w:rFonts w:cs="Times New Roman"/>
                 <w:szCs w:val="24"/>
               </w:rPr>
-              <w:t>Ritesh</w:t>
-            </w:r>
-            <w:proofErr w:type="spellEnd"/>
-            <w:r>
-              <w:rPr>
-                <w:rFonts w:cs="Times New Roman"/>
-                <w:szCs w:val="24"/>
-              </w:rPr>
-              <w:t xml:space="preserve"> </w:t>
-            </w:r>
-            <w:proofErr w:type="spellStart"/>
-            <w:r>
-              <w:rPr>
-                <w:rFonts w:cs="Times New Roman"/>
-                <w:szCs w:val="24"/>
-              </w:rPr>
-              <w:t>Thapa</w:t>
-            </w:r>
-            <w:proofErr w:type="spellEnd"/>
+              <w:t>Arpan Pokhrel</w:t>
+            </w:r>
           </w:p>
           <w:p>
             <w:pPr>
@@ -3925,31 +3660,6 @@
                 <w:szCs w:val="24"/>
               </w:rPr>
             </w:pPr>
-            <w:proofErr w:type="spellStart"/>
-            <w:r>
-              <w:rPr>
-                <w:rFonts w:cs="Times New Roman"/>
-                <w:szCs w:val="24"/>
-              </w:rPr>
-              <w:t>Er</w:t>
-            </w:r>
-            <w:proofErr w:type="spellEnd"/>
-            <w:r>
-              <w:rPr>
-                <w:rFonts w:cs="Times New Roman"/>
-                <w:szCs w:val="24"/>
-              </w:rPr>
-              <w:t xml:space="preserve">. Rishi Saran </w:t>
-            </w:r>
-            <w:proofErr w:type="spellStart"/>
-            <w:r>
-              <w:rPr>
-                <w:rFonts w:cs="Times New Roman"/>
-                <w:szCs w:val="24"/>
-              </w:rPr>
-              <w:t>Khanal</w:t>
-            </w:r>
-            <w:proofErr w:type="spellEnd"/>
           </w:p>
           <w:p>
             <w:pPr>
@@ -5159,19 +4869,11 @@
               <w:spacing w:line="360" w:lineRule="auto"/>
               <w:jc w:val="both"/>
             </w:pPr>
-            <w:proofErr w:type="spellStart"/>
             <w:r>
               <w:rPr>
                 <w:lang w:val="en-US"/>
               </w:rPr>
-              <w:t>Atanasoff</w:t>
-            </w:r>
-            <w:proofErr w:type="spellEnd"/>
-            <w:r>
-              <w:rPr>
-                <w:lang w:val="en-US"/>
-              </w:rPr>
-              <w:t xml:space="preserve"> Berry Computer</w:t>
+              <w:t>Atanasoff Berry Computer</w:t>
             </w:r>
           </w:p>
         </w:tc>
@@ -5755,16 +5457,6 @@
     </w:tbl>
     <w:p>
       <w:pPr>
-        <w:pStyle w:val="Heading1"/>
-        <w:spacing w:after="0" w:line="360" w:lineRule="auto"/>
-        <w:jc w:val="both"/>
-        <w:rPr>
-          <w:highlight w:val="lightGray"/>
-        </w:rPr>
-      </w:pPr>
-    </w:p>
-    <w:p>
-      <w:pPr>
         <w:spacing w:line="360" w:lineRule="auto"/>
         <w:jc w:val="both"/>
         <w:rPr>
@@ -5911,54 +5603,57 @@
         <w:t xml:space="preserve">, multiple seat </w:t>
       </w:r>
       <w:r>
-        <w:t xml:space="preserve">booking, </w:t>
+        <w:t>booking, data</w:t>
+      </w:r>
+      <w:r>
+        <w:t xml:space="preserve"> was </w:t>
+      </w:r>
+      <w:r>
+        <w:t>inaccurate, adaptation</w:t>
+      </w:r>
+      <w:r>
+        <w:t xml:space="preserve"> in system according to government policy was </w:t>
+      </w:r>
+      <w:r>
+        <w:t xml:space="preserve">difficult while </w:t>
+      </w:r>
+      <w:r>
+        <w:t>changing. By keeping these difficulties we made this system and we were successful to minimize these difficulties using C++.</w:t>
+      </w:r>
+    </w:p>
+    <w:p>
+      <w:pPr>
+        <w:spacing w:after="0" w:line="360" w:lineRule="auto"/>
+        <w:jc w:val="both"/>
+      </w:pPr>
+    </w:p>
+    <w:p>
+      <w:pPr>
+        <w:spacing w:after="0" w:line="360" w:lineRule="auto"/>
+        <w:jc w:val="both"/>
+      </w:pPr>
+      <w:r>
+        <w:t xml:space="preserve">Going digitally is one of the great </w:t>
       </w:r>
       <w:proofErr w:type="gramStart"/>
       <w:r>
-        <w:t>data</w:t>
+        <w:t>idea</w:t>
       </w:r>
       <w:proofErr w:type="gramEnd"/>
       <w:r>
-        <w:t xml:space="preserve"> was </w:t>
-      </w:r>
-      <w:r>
-        <w:t>inaccurate, adaptation</w:t>
-      </w:r>
-      <w:r>
-        <w:t xml:space="preserve"> in system according to government policy was </w:t>
-      </w:r>
-      <w:r>
-        <w:t xml:space="preserve">difficult while </w:t>
-      </w:r>
-      <w:r>
-        <w:t>changing. By keeping these difficulties we made this system and we were successful to minimize these difficulties using C++.</w:t>
-      </w:r>
-    </w:p>
-    <w:p>
-      <w:pPr>
-        <w:spacing w:after="0" w:line="360" w:lineRule="auto"/>
-        <w:jc w:val="both"/>
-      </w:pPr>
-    </w:p>
-    <w:p>
-      <w:pPr>
-        <w:spacing w:after="0" w:line="360" w:lineRule="auto"/>
-        <w:jc w:val="both"/>
-      </w:pPr>
-      <w:r>
-        <w:t xml:space="preserve">Going digitally is one of the great </w:t>
+        <w:t xml:space="preserve"> in this time period because each and every thing has been digitalized and many of the work pressures will be overcome, work will be much faster and we will be able to find each and every thing in much more </w:t>
+      </w:r>
+      <w:r>
+        <w:lastRenderedPageBreak/>
+        <w:t xml:space="preserve">efficient way. We will be able to deliver a better experience for our </w:t>
       </w:r>
       <w:proofErr w:type="gramStart"/>
       <w:r>
-        <w:t>idea</w:t>
+        <w:t>customers.Analyzing</w:t>
       </w:r>
       <w:proofErr w:type="gramEnd"/>
       <w:r>
-        <w:t xml:space="preserve"> in this time period because each and every thing has been digitalized and many of the work pressures will be overcome, work will be much faster and we will be able to find each and every thing in much more </w:t>
-      </w:r>
-      <w:r>
-        <w:lastRenderedPageBreak/>
-        <w:t>efficient way. We will be able to deliver a better experience for our customers.Analyzing of data wi</w:t>
+        <w:t xml:space="preserve"> of data wi</w:t>
       </w:r>
       <w:r>
         <w:t xml:space="preserve">ll be much </w:t>
@@ -6065,8 +5760,6 @@
         </w:rPr>
         <w:t xml:space="preserve">Lots of errors and many failures occur while attempting </w:t>
       </w:r>
-      <w:bookmarkStart w:id="14" w:name="_GoBack"/>
-      <w:bookmarkEnd w:id="14"/>
       <w:r>
         <w:rPr>
           <w:color w:val="000000" w:themeColor="text1"/>
@@ -6491,42 +6184,27 @@
         <w:jc w:val="both"/>
       </w:pPr>
       <w:r>
-        <w:t xml:space="preserve">Do not focus on many </w:t>
+        <w:t xml:space="preserve">Do not focus on many objectives, rather focus on what is </w:t>
+      </w:r>
+      <w:r>
+        <w:t>completed.</w:t>
+      </w:r>
+    </w:p>
+    <w:p>
+      <w:pPr>
+        <w:spacing w:after="0" w:line="360" w:lineRule="auto"/>
+        <w:jc w:val="both"/>
+      </w:pPr>
+      <w:r>
+        <w:t>The objectives always start from the preposition “</w:t>
       </w:r>
       <w:proofErr w:type="gramStart"/>
-      <w:r>
-        <w:t>objectives,</w:t>
-      </w:r>
-      <w:proofErr w:type="gramEnd"/>
-      <w:r>
-        <w:t xml:space="preserve"> rather focus on what is </w:t>
-      </w:r>
-      <w:r>
-        <w:t>completed.</w:t>
-      </w:r>
-    </w:p>
-    <w:p>
-      <w:pPr>
-        <w:spacing w:after="0" w:line="360" w:lineRule="auto"/>
-        <w:jc w:val="both"/>
-      </w:pPr>
-      <w:r>
-        <w:t>The objectives always start from the preposition “</w:t>
-      </w:r>
       <w:r>
         <w:rPr>
           <w:b/>
           <w:bCs/>
         </w:rPr>
-        <w:t>TO</w:t>
-      </w:r>
-      <w:proofErr w:type="gramStart"/>
-      <w:r>
-        <w:rPr>
-          <w:b/>
-          <w:bCs/>
-        </w:rPr>
-        <w:t xml:space="preserve">” </w:t>
+        <w:t xml:space="preserve">TO” </w:t>
       </w:r>
       <w:r>
         <w:rPr>
@@ -6628,7 +6306,7 @@
                     </pic:cNvPicPr>
                   </pic:nvPicPr>
                   <pic:blipFill rotWithShape="1">
-                    <a:blip r:embed="rId13">
+                    <a:blip r:embed="rId12">
                       <a:extLst>
                         <a:ext uri="{28A0092B-C50C-407E-A947-70E740481C1C}">
                           <a14:useLocalDpi xmlns:a14="http://schemas.microsoft.com/office/drawing/2010/main" val="0"/>
@@ -6839,21 +6517,7 @@
         <w:rPr>
           <w:color w:val="FF0000"/>
         </w:rPr>
-        <w:t xml:space="preserve"> in the study, for example, traditional system is more prone to theft, loss of data, hazards, and forgetfulness. The research should be </w:t>
-      </w:r>
-      <w:proofErr w:type="gramStart"/>
-      <w:r>
-        <w:rPr>
-          <w:color w:val="FF0000"/>
-        </w:rPr>
-        <w:t>authentic,</w:t>
-      </w:r>
-      <w:proofErr w:type="gramEnd"/>
-      <w:r>
-        <w:rPr>
-          <w:color w:val="FF0000"/>
-        </w:rPr>
-        <w:t xml:space="preserve"> it can be from a book, website, or a scholarly article.</w:t>
+        <w:t xml:space="preserve"> in the study, for example, traditional system is more prone to theft, loss of data, hazards, and forgetfulness. The research should be authentic, it can be from a book, website, or a scholarly article.</w:t>
       </w:r>
     </w:p>
     <w:p>
@@ -7047,7 +6711,7 @@
         </w:rPr>
         <w:t>Productivity: Less rework and </w:t>
       </w:r>
-      <w:hyperlink r:id="rId14" w:history="1">
+      <w:hyperlink r:id="rId13" w:history="1">
         <w:r>
           <w:rPr>
             <w:color w:val="FF0000"/>
@@ -7151,7 +6815,7 @@
     </w:p>
     <w:tbl>
       <w:tblPr>
-        <w:tblStyle w:val="GridTable1Light"/>
+        <w:tblStyle w:val="GridTable1Light1"/>
         <w:tblW w:w="5000" w:type="pct"/>
         <w:tblLayout w:type="fixed"/>
         <w:tblCellMar>
@@ -7341,13 +7005,8 @@
               <w:jc w:val="both"/>
               <w:cnfStyle w:val="000000000000" w:firstRow="0" w:lastRow="0" w:firstColumn="0" w:lastColumn="0" w:oddVBand="0" w:evenVBand="0" w:oddHBand="0" w:evenHBand="0" w:firstRowFirstColumn="0" w:firstRowLastColumn="0" w:lastRowFirstColumn="0" w:lastRowLastColumn="0"/>
             </w:pPr>
-            <w:proofErr w:type="spellStart"/>
-            <w:r>
-              <w:t>Binod</w:t>
-            </w:r>
-            <w:proofErr w:type="spellEnd"/>
-            <w:r>
-              <w:t xml:space="preserve"> will look after this feature.</w:t>
+            <w:r>
+              <w:t>Binod will look after this feature.</w:t>
             </w:r>
           </w:p>
         </w:tc>
@@ -7699,7 +7358,7 @@
                     <pic:cNvPicPr/>
                   </pic:nvPicPr>
                   <pic:blipFill>
-                    <a:blip r:embed="rId15">
+                    <a:blip r:embed="rId14">
                       <a:extLst>
                         <a:ext uri="{28A0092B-C50C-407E-A947-70E740481C1C}">
                           <a14:useLocalDpi xmlns:a14="http://schemas.microsoft.com/office/drawing/2010/main" val="0"/>
@@ -7733,15 +7392,7 @@
         <w:jc w:val="both"/>
       </w:pPr>
       <w:r>
-        <w:t xml:space="preserve">Try to use all the symbols </w:t>
-      </w:r>
-      <w:proofErr w:type="gramStart"/>
-      <w:r>
-        <w:t>properly,</w:t>
-      </w:r>
-      <w:proofErr w:type="gramEnd"/>
-      <w:r>
-        <w:t xml:space="preserve"> it is quite easy once you get a hang of it.</w:t>
+        <w:t>Try to use all the symbols properly, it is quite easy once you get a hang of it.</w:t>
       </w:r>
     </w:p>
     <w:p>
@@ -7765,15 +7416,7 @@
         <w:jc w:val="both"/>
       </w:pPr>
       <w:r>
-        <w:t xml:space="preserve">Here, development refers to the model you have used for the project, for instance, waterfall, </w:t>
-      </w:r>
-      <w:proofErr w:type="gramStart"/>
-      <w:r>
-        <w:t>spiral</w:t>
-      </w:r>
-      <w:proofErr w:type="gramEnd"/>
-      <w:r>
-        <w:t>, however, this section is not limited to the model only.</w:t>
+        <w:t>Here, development refers to the model you have used for the project, for instance, waterfall, spiral, however, this section is not limited to the model only.</w:t>
       </w:r>
       <w:r>
         <w:t xml:space="preserve"> Here, you need to describe the model you have used – SDLC.</w:t>
@@ -7802,15 +7445,7 @@
         <w:t>choose</w:t>
       </w:r>
       <w:r>
-        <w:t xml:space="preserve"> and with </w:t>
-      </w:r>
-      <w:proofErr w:type="gramStart"/>
-      <w:r>
-        <w:t>reasons</w:t>
-      </w:r>
-      <w:proofErr w:type="gramEnd"/>
-      <w:r>
-        <w:t xml:space="preserve"> why, the tools you used for documentation, system design, and </w:t>
+        <w:t xml:space="preserve"> and with reasons why, the tools you used for documentation, system design, and </w:t>
       </w:r>
       <w:r>
         <w:t>Gantt</w:t>
@@ -7860,11 +7495,9 @@
         <w:spacing w:before="0" w:beforeAutospacing="0" w:after="0" w:afterAutospacing="0" w:line="360" w:lineRule="auto"/>
         <w:jc w:val="both"/>
       </w:pPr>
-      <w:proofErr w:type="gramStart"/>
       <w:r>
         <w:t>Finally, most importantly, the chart of work assignment.</w:t>
       </w:r>
-      <w:proofErr w:type="gramEnd"/>
     </w:p>
     <w:tbl>
       <w:tblPr>
@@ -8539,21 +8172,7 @@
         <w:rPr>
           <w:rFonts w:cs="Times New Roman"/>
         </w:rPr>
-        <w:t xml:space="preserve">, and thoroughly inspect the modules to create </w:t>
-      </w:r>
-      <w:proofErr w:type="gramStart"/>
-      <w:r>
-        <w:rPr>
-          <w:rFonts w:cs="Times New Roman"/>
-        </w:rPr>
-        <w:t>a positive and negative test cases</w:t>
-      </w:r>
-      <w:proofErr w:type="gramEnd"/>
-      <w:r>
-        <w:rPr>
-          <w:rFonts w:cs="Times New Roman"/>
-        </w:rPr>
-        <w:t>.</w:t>
+        <w:t>, and thoroughly inspect the modules to create a positive and negative test cases.</w:t>
       </w:r>
     </w:p>
     <w:p>
@@ -8648,7 +8267,7 @@
                           <pic:cNvPr id="1026" name="Picture 2">
                             <a:extLst>
                               <a:ext uri="{FF2B5EF4-FFF2-40B4-BE49-F238E27FC236}">
-                                <a16:creationId xmlns:w15="http://schemas.microsoft.com/office/word/2012/wordml" xmlns="" xmlns:cx="http://schemas.microsoft.com/office/drawing/2014/chartex" xmlns:cx1="http://schemas.microsoft.com/office/drawing/2015/9/8/chartex" xmlns:cx2="http://schemas.microsoft.com/office/drawing/2015/10/21/chartex" xmlns:cx3="http://schemas.microsoft.com/office/drawing/2016/5/9/chartex" xmlns:cx4="http://schemas.microsoft.com/office/drawing/2016/5/10/chartex" xmlns:cx5="http://schemas.microsoft.com/office/drawing/2016/5/11/chartex" xmlns:cx6="http://schemas.microsoft.com/office/drawing/2016/5/12/chartex" xmlns:cx7="http://schemas.microsoft.com/office/drawing/2016/5/13/chartex" xmlns:cx8="http://schemas.microsoft.com/office/drawing/2016/5/14/chartex" xmlns:aink="http://schemas.microsoft.com/office/drawing/2016/ink" xmlns:am3d="http://schemas.microsoft.com/office/drawing/2017/model3d" xmlns:o="urn:schemas-microsoft-com:office:office" xmlns:v="urn:schemas-microsoft-com:vml" xmlns:w10="urn:schemas-microsoft-com:office:word" xmlns:w="http://schemas.openxmlformats.org/wordprocessingml/2006/main" xmlns:w16cex="http://schemas.microsoft.com/office/word/2018/wordml/cex" xmlns:w16cid="http://schemas.microsoft.com/office/word/2016/wordml/cid" xmlns:w16="http://schemas.microsoft.com/office/word/2018/wordml" xmlns:w16sdtdh="http://schemas.microsoft.com/office/word/2020/wordml/sdtdatahash" xmlns:w16se="http://schemas.microsoft.com/office/word/2015/wordml/symex" xmlns:a14="http://schemas.microsoft.com/office/drawing/2010/main" xmlns:a16="http://schemas.microsoft.com/office/drawing/2014/main" xmlns:arto="http://schemas.microsoft.com/office/word/2006/arto" id="{F6C4AF52-ACA0-4323-B934-EF30663D567C}"/>
+                                <a16:creationId xmlns:a16="http://schemas.microsoft.com/office/drawing/2014/main" id="{F6C4AF52-ACA0-4323-B934-EF30663D567C}"/>
                               </a:ext>
                             </a:extLst>
                           </pic:cNvPr>
@@ -8657,7 +8276,7 @@
                           </pic:cNvPicPr>
                         </pic:nvPicPr>
                         <pic:blipFill rotWithShape="1">
-                          <a:blip r:embed="rId16">
+                          <a:blip r:embed="rId15">
                             <a:extLst>
                               <a:ext uri="{28A0092B-C50C-407E-A947-70E740481C1C}">
                                 <a14:useLocalDpi xmlns:a14="http://schemas.microsoft.com/office/drawing/2010/main" val="0"/>
@@ -8720,7 +8339,7 @@
                                   <w:lang w:val="en-US"/>
                                 </w:rPr>
                               </w:pPr>
-                              <w:bookmarkStart w:id="15" w:name="_Toc56929757"/>
+                              <w:bookmarkStart w:id="14" w:name="_Toc56929757"/>
                               <w:r>
                                 <w:rPr>
                                   <w:rFonts w:cs="Times New Roman"/>
@@ -8806,7 +8425,7 @@
                                 </w:rPr>
                                 <w:t>: Software Testing Life Cycle</w:t>
                               </w:r>
-                              <w:bookmarkEnd w:id="15"/>
+                              <w:bookmarkEnd w:id="14"/>
                             </w:p>
                           </w:txbxContent>
                         </wps:txbx>
@@ -8831,12 +8450,12 @@
           </mc:Choice>
           <mc:Fallback>
             <w:pict>
-              <v:group id="Group 14" o:spid="_x0000_s1026" style="position:absolute;left:0;text-align:left;margin-left:21.75pt;margin-top:16.8pt;width:337.5pt;height:263.4pt;z-index:251660288;mso-width-relative:margin;mso-height-relative:margin" coordsize="45732,35693" o:gfxdata="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">
+              <v:group w14:anchorId="7B020EE0" id="Group 14" o:spid="_x0000_s1026" style="position:absolute;left:0;text-align:left;margin-left:21.75pt;margin-top:16.8pt;width:337.5pt;height:263.4pt;z-index:251660288;mso-width-relative:margin;mso-height-relative:margin" coordsize="45732,35693" o:gfxdata="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">
                 <v:shapetype id="_x0000_t202" coordsize="21600,21600" o:spt="202" path="m,l,21600r21600,l21600,xe">
                   <v:stroke joinstyle="miter"/>
                   <v:path gradientshapeok="t" o:connecttype="rect"/>
                 </v:shapetype>
-                <v:shape id="Text Box 12" o:spid="_x0000_s1028" type="#_x0000_t202" style="position:absolute;top:32670;width:45732;height:3023;visibility:visible;mso-wrap-style:square;v-text-anchor:top" o:gfxdata="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" stroked="f">
+                <v:shape id="Text Box 12" o:spid="_x0000_s1028" type="#_x0000_t202" style="position:absolute;top:32670;width:45732;height:3023;visibility:visible;mso-wrap-style:square;v-text-anchor:top" o:gfxdata="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" stroked="f">
                   <v:textbox inset="0,0,0,0">
                     <w:txbxContent>
                       <w:p>
@@ -9003,23 +8622,7 @@
           <w:rFonts w:cs="Times New Roman"/>
           <w:lang w:val="en-US"/>
         </w:rPr>
-        <w:t xml:space="preserve"> − SRD is ready and shared with the </w:t>
-      </w:r>
-      <w:proofErr w:type="gramStart"/>
-      <w:r>
-        <w:rPr>
-          <w:rFonts w:cs="Times New Roman"/>
-          <w:lang w:val="en-US"/>
-        </w:rPr>
-        <w:t>stakeholders,</w:t>
-      </w:r>
-      <w:proofErr w:type="gramEnd"/>
-      <w:r>
-        <w:rPr>
-          <w:rFonts w:cs="Times New Roman"/>
-          <w:lang w:val="en-US"/>
-        </w:rPr>
-        <w:t xml:space="preserve"> the testing team starts high level analysis concerning the AUT (Application under Test).</w:t>
+        <w:t> − SRD is ready and shared with the stakeholders, the testing team starts high level analysis concerning the AUT (Application under Test).</w:t>
       </w:r>
     </w:p>
     <w:p>
@@ -9051,23 +8654,7 @@
           <w:rFonts w:cs="Times New Roman"/>
           <w:lang w:val="en-US"/>
         </w:rPr>
-        <w:t xml:space="preserve">− Test Team plans the strategy and approach, can be forward testing, backward testing, concurrent testing, </w:t>
-      </w:r>
-      <w:proofErr w:type="gramStart"/>
-      <w:r>
-        <w:rPr>
-          <w:rFonts w:cs="Times New Roman"/>
-          <w:lang w:val="en-US"/>
-        </w:rPr>
-        <w:t>modular</w:t>
-      </w:r>
-      <w:proofErr w:type="gramEnd"/>
-      <w:r>
-        <w:rPr>
-          <w:rFonts w:cs="Times New Roman"/>
-          <w:lang w:val="en-US"/>
-        </w:rPr>
-        <w:t xml:space="preserve"> testing.</w:t>
+        <w:t>− Test Team plans the strategy and approach, can be forward testing, backward testing, concurrent testing, modular testing.</w:t>
       </w:r>
     </w:p>
     <w:p>
@@ -9214,7 +8801,6 @@
           <w:lang w:val="en-US"/>
         </w:rPr>
       </w:pPr>
-      <w:proofErr w:type="gramStart"/>
       <w:r>
         <w:rPr>
           <w:rFonts w:cs="Times New Roman"/>
@@ -9222,17 +8808,7 @@
           <w:bCs/>
           <w:lang w:val="en-US"/>
         </w:rPr>
-        <w:t>can</w:t>
-      </w:r>
-      <w:proofErr w:type="gramEnd"/>
-      <w:r>
-        <w:rPr>
-          <w:rFonts w:cs="Times New Roman"/>
-          <w:b/>
-          <w:bCs/>
-          <w:lang w:val="en-US"/>
-        </w:rPr>
-        <w:t xml:space="preserve"> use matrix or can use like this</w:t>
+        <w:t>can use matrix or can use like this</w:t>
       </w:r>
     </w:p>
     <w:p>
@@ -9271,21 +8847,7 @@
         <w:rPr>
           <w:rFonts w:cs="Times New Roman"/>
         </w:rPr>
-        <w:t xml:space="preserve">: Module </w:t>
-      </w:r>
-      <w:proofErr w:type="gramStart"/>
-      <w:r>
-        <w:rPr>
-          <w:rFonts w:cs="Times New Roman"/>
-        </w:rPr>
-        <w:t>Testing</w:t>
-      </w:r>
-      <w:proofErr w:type="gramEnd"/>
-      <w:r>
-        <w:rPr>
-          <w:rFonts w:cs="Times New Roman"/>
-        </w:rPr>
-        <w:t xml:space="preserve"> of a Login function– Authentication of users</w:t>
+        <w:t>: Module Testing of a Login function– Authentication of users</w:t>
       </w:r>
     </w:p>
     <w:p>
@@ -9433,7 +8995,7 @@
                     </pic:cNvPicPr>
                   </pic:nvPicPr>
                   <pic:blipFill>
-                    <a:blip r:embed="rId17">
+                    <a:blip r:embed="rId16">
                       <a:extLst>
                         <a:ext uri="{28A0092B-C50C-407E-A947-70E740481C1C}">
                           <a14:useLocalDpi xmlns:a14="http://schemas.microsoft.com/office/drawing/2010/main" val="0"/>
@@ -9625,7 +9187,7 @@
           </mc:Choice>
           <mc:Fallback>
             <w:pict>
-              <v:shape id="Text Box 13" o:spid="_x0000_s1029" type="#_x0000_t202" style="position:absolute;left:0;text-align:left;margin-left:-3pt;margin-top:150.95pt;width:415.3pt;height:.05pt;z-index:251661312;visibility:visible;mso-wrap-style:square;mso-wrap-distance-left:9pt;mso-wrap-distance-top:0;mso-wrap-distance-right:9pt;mso-wrap-distance-bottom:0;mso-position-horizontal:absolute;mso-position-horizontal-relative:text;mso-position-vertical:absolute;mso-position-vertical-relative:text;v-text-anchor:top" o:gfxdata="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" stroked="f">
+              <v:shape w14:anchorId="52A503B0" id="Text Box 13" o:spid="_x0000_s1029" type="#_x0000_t202" style="position:absolute;left:0;text-align:left;margin-left:-3pt;margin-top:150.95pt;width:415.3pt;height:.05pt;z-index:251661312;visibility:visible;mso-wrap-style:square;mso-wrap-distance-left:9pt;mso-wrap-distance-top:0;mso-wrap-distance-right:9pt;mso-wrap-distance-bottom:0;mso-position-horizontal:absolute;mso-position-horizontal-relative:text;mso-position-vertical:absolute;mso-position-vertical-relative:text;v-text-anchor:top" o:gfxdata="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" stroked="f">
                 <v:textbox style="mso-fit-shape-to-text:t" inset="0,0,0,0">
                   <w:txbxContent>
                     <w:p>
@@ -9756,12 +9318,12 @@
         <w:spacing w:line="360" w:lineRule="auto"/>
         <w:ind w:left="360"/>
       </w:pPr>
-      <w:bookmarkStart w:id="18" w:name="_Toc57274839"/>
+      <w:bookmarkStart w:id="19" w:name="_Toc57274839"/>
       <w:r>
         <w:lastRenderedPageBreak/>
         <w:t>A Test Matrix with Tested modules or Requirement Traceability Matrix</w:t>
       </w:r>
-      <w:bookmarkEnd w:id="18"/>
+      <w:bookmarkEnd w:id="19"/>
     </w:p>
     <w:p>
       <w:pPr>
@@ -9876,19 +9438,11 @@
                 <w:rFonts w:cs="Times New Roman"/>
               </w:rPr>
             </w:pPr>
-            <w:proofErr w:type="spellStart"/>
             <w:r>
               <w:rPr>
                 <w:rFonts w:cs="Times New Roman"/>
               </w:rPr>
-              <w:t>Testcase</w:t>
-            </w:r>
-            <w:proofErr w:type="spellEnd"/>
-            <w:r>
-              <w:rPr>
-                <w:rFonts w:cs="Times New Roman"/>
-              </w:rPr>
-              <w:t xml:space="preserve"> ID</w:t>
+              <w:t>Testcase ID</w:t>
             </w:r>
           </w:p>
         </w:tc>
@@ -10380,11 +9934,11 @@
                     <pic:cNvPicPr/>
                   </pic:nvPicPr>
                   <pic:blipFill>
-                    <a:blip r:embed="rId18">
+                    <a:blip r:embed="rId17">
                       <a:extLst>
                         <a:ext uri="{BEBA8EAE-BF5A-486C-A8C5-ECC9F3942E4B}">
                           <a14:imgProps xmlns:a14="http://schemas.microsoft.com/office/drawing/2010/main">
-                            <a14:imgLayer r:embed="rId19">
+                            <a14:imgLayer r:embed="rId18">
                               <a14:imgEffect>
                                 <a14:backgroundRemoval t="8511" b="91135" l="4330" r="95464">
                                   <a14:foregroundMark x1="11753" y1="40780" x2="11753" y2="40780"/>
@@ -11433,22 +10987,19 @@
         <w:spacing w:line="360" w:lineRule="auto"/>
       </w:pPr>
       <w:r>
-        <w:t xml:space="preserve">Final, summary of the documentation, write down the most important components and findings. </w:t>
+        <w:t xml:space="preserve">Final, summary of the documentation, write down the most important components and findings. of </w:t>
+      </w:r>
+      <w:r>
+        <w:t>each</w:t>
+      </w:r>
+      <w:r>
+        <w:t xml:space="preserve"> </w:t>
       </w:r>
       <w:proofErr w:type="gramStart"/>
       <w:r>
-        <w:t>of</w:t>
+        <w:t>headings</w:t>
       </w:r>
       <w:proofErr w:type="gramEnd"/>
-      <w:r>
-        <w:t xml:space="preserve"> </w:t>
-      </w:r>
-      <w:r>
-        <w:t>each</w:t>
-      </w:r>
-      <w:r>
-        <w:t xml:space="preserve"> headings</w:t>
-      </w:r>
       <w:r>
         <w:t>.</w:t>
       </w:r>
@@ -11546,7 +11097,12 @@
       </w:pPr>
     </w:p>
     <w:sectPr>
-      <w:footerReference w:type="default" r:id="rId20"/>
+      <w:headerReference w:type="even" r:id="rId19"/>
+      <w:headerReference w:type="default" r:id="rId20"/>
+      <w:footerReference w:type="even" r:id="rId21"/>
+      <w:footerReference w:type="default" r:id="rId22"/>
+      <w:headerReference w:type="first" r:id="rId23"/>
+      <w:footerReference w:type="first" r:id="rId24"/>
       <w:pgSz w:w="11906" w:h="16838" w:code="9"/>
       <w:pgMar w:top="1440" w:right="1440" w:bottom="1440" w:left="2160" w:header="720" w:footer="720" w:gutter="0"/>
       <w:cols w:space="720"/>
@@ -11557,7 +11113,7 @@
 </file>
 
 <file path=word/endnotes.xml><?xml version="1.0" encoding="utf-8"?>
-<w:endnotes xmlns:wpc="http://schemas.microsoft.com/office/word/2010/wordprocessingCanvas" xmlns:mc="http://schemas.openxmlformats.org/markup-compatibility/2006" xmlns:o="urn:schemas-microsoft-com:office:office" xmlns:r="http://schemas.openxmlformats.org/officeDocument/2006/relationships" xmlns:m="http://schemas.openxmlformats.org/officeDocument/2006/math" xmlns:v="urn:schemas-microsoft-com:vml" xmlns:wp14="http://schemas.microsoft.com/office/word/2010/wordprocessingDrawing" xmlns:wp="http://schemas.openxmlformats.org/drawingml/2006/wordprocessingDrawing" xmlns:w10="urn:schemas-microsoft-com:office:word" xmlns:w="http://schemas.openxmlformats.org/wordprocessingml/2006/main" xmlns:w14="http://schemas.microsoft.com/office/word/2010/wordml" xmlns:wpg="http://schemas.microsoft.com/office/word/2010/wordprocessingGroup" xmlns:wpi="http://schemas.microsoft.com/office/word/2010/wordprocessingInk" xmlns:wne="http://schemas.microsoft.com/office/word/2006/wordml" xmlns:wps="http://schemas.microsoft.com/office/word/2010/wordprocessingShape" mc:Ignorable="w14 wp14">
+<w:endnotes xmlns:wpc="http://schemas.microsoft.com/office/word/2010/wordprocessingCanvas" xmlns:cx="http://schemas.microsoft.com/office/drawing/2014/chartex" xmlns:cx1="http://schemas.microsoft.com/office/drawing/2015/9/8/chartex" xmlns:cx2="http://schemas.microsoft.com/office/drawing/2015/10/21/chartex" xmlns:cx3="http://schemas.microsoft.com/office/drawing/2016/5/9/chartex" xmlns:cx4="http://schemas.microsoft.com/office/drawing/2016/5/10/chartex" xmlns:cx5="http://schemas.microsoft.com/office/drawing/2016/5/11/chartex" xmlns:cx6="http://schemas.microsoft.com/office/drawing/2016/5/12/chartex" xmlns:cx7="http://schemas.microsoft.com/office/drawing/2016/5/13/chartex" xmlns:cx8="http://schemas.microsoft.com/office/drawing/2016/5/14/chartex" xmlns:mc="http://schemas.openxmlformats.org/markup-compatibility/2006" xmlns:aink="http://schemas.microsoft.com/office/drawing/2016/ink" xmlns:am3d="http://schemas.microsoft.com/office/drawing/2017/model3d" xmlns:o="urn:schemas-microsoft-com:office:office" xmlns:oel="http://schemas.microsoft.com/office/2019/extlst" xmlns:r="http://schemas.openxmlformats.org/officeDocument/2006/relationships" xmlns:m="http://schemas.openxmlformats.org/officeDocument/2006/math" xmlns:v="urn:schemas-microsoft-com:vml" xmlns:wp14="http://schemas.microsoft.com/office/word/2010/wordprocessingDrawing" xmlns:wp="http://schemas.openxmlformats.org/drawingml/2006/wordprocessingDrawing" xmlns:w10="urn:schemas-microsoft-com:office:word" xmlns:w="http://schemas.openxmlformats.org/wordprocessingml/2006/main" xmlns:w14="http://schemas.microsoft.com/office/word/2010/wordml" xmlns:w15="http://schemas.microsoft.com/office/word/2012/wordml" xmlns:w16cex="http://schemas.microsoft.com/office/word/2018/wordml/cex" xmlns:w16cid="http://schemas.microsoft.com/office/word/2016/wordml/cid" xmlns:w16="http://schemas.microsoft.com/office/word/2018/wordml" xmlns:w16du="http://schemas.microsoft.com/office/word/2023/wordml/word16du" xmlns:w16sdtdh="http://schemas.microsoft.com/office/word/2020/wordml/sdtdatahash" xmlns:w16sdtfl="http://schemas.microsoft.com/office/word/2024/wordml/sdtformatlock" xmlns:w16se="http://schemas.microsoft.com/office/word/2015/wordml/symex" xmlns:wpg="http://schemas.microsoft.com/office/word/2010/wordprocessingGroup" xmlns:wpi="http://schemas.microsoft.com/office/word/2010/wordprocessingInk" xmlns:wne="http://schemas.microsoft.com/office/word/2006/wordml" xmlns:wps="http://schemas.microsoft.com/office/word/2010/wordprocessingShape" mc:Ignorable="w14 w15 w16se w16cid w16 w16cex w16sdtdh w16sdtfl w16du wp14">
   <w:endnote w:type="separator" w:id="-1">
     <w:p>
       <w:pPr>
@@ -11582,7 +11138,17 @@
 </file>
 
 <file path=word/footer1.xml><?xml version="1.0" encoding="utf-8"?>
-<w:ftr xmlns:wpc="http://schemas.microsoft.com/office/word/2010/wordprocessingCanvas" xmlns:mc="http://schemas.openxmlformats.org/markup-compatibility/2006" xmlns:o="urn:schemas-microsoft-com:office:office" xmlns:r="http://schemas.openxmlformats.org/officeDocument/2006/relationships" xmlns:m="http://schemas.openxmlformats.org/officeDocument/2006/math" xmlns:v="urn:schemas-microsoft-com:vml" xmlns:wp14="http://schemas.microsoft.com/office/word/2010/wordprocessingDrawing" xmlns:wp="http://schemas.openxmlformats.org/drawingml/2006/wordprocessingDrawing" xmlns:w10="urn:schemas-microsoft-com:office:word" xmlns:w="http://schemas.openxmlformats.org/wordprocessingml/2006/main" xmlns:w14="http://schemas.microsoft.com/office/word/2010/wordml" xmlns:wpg="http://schemas.microsoft.com/office/word/2010/wordprocessingGroup" xmlns:wpi="http://schemas.microsoft.com/office/word/2010/wordprocessingInk" xmlns:wne="http://schemas.microsoft.com/office/word/2006/wordml" xmlns:wps="http://schemas.microsoft.com/office/word/2010/wordprocessingShape" mc:Ignorable="w14 wp14">
+<w:ftr xmlns:wpc="http://schemas.microsoft.com/office/word/2010/wordprocessingCanvas" xmlns:cx="http://schemas.microsoft.com/office/drawing/2014/chartex" xmlns:cx1="http://schemas.microsoft.com/office/drawing/2015/9/8/chartex" xmlns:cx2="http://schemas.microsoft.com/office/drawing/2015/10/21/chartex" xmlns:cx3="http://schemas.microsoft.com/office/drawing/2016/5/9/chartex" xmlns:cx4="http://schemas.microsoft.com/office/drawing/2016/5/10/chartex" xmlns:cx5="http://schemas.microsoft.com/office/drawing/2016/5/11/chartex" xmlns:cx6="http://schemas.microsoft.com/office/drawing/2016/5/12/chartex" xmlns:cx7="http://schemas.microsoft.com/office/drawing/2016/5/13/chartex" xmlns:cx8="http://schemas.microsoft.com/office/drawing/2016/5/14/chartex" xmlns:mc="http://schemas.openxmlformats.org/markup-compatibility/2006" xmlns:aink="http://schemas.microsoft.com/office/drawing/2016/ink" xmlns:am3d="http://schemas.microsoft.com/office/drawing/2017/model3d" xmlns:o="urn:schemas-microsoft-com:office:office" xmlns:oel="http://schemas.microsoft.com/office/2019/extlst" xmlns:r="http://schemas.openxmlformats.org/officeDocument/2006/relationships" xmlns:m="http://schemas.openxmlformats.org/officeDocument/2006/math" xmlns:v="urn:schemas-microsoft-com:vml" xmlns:wp14="http://schemas.microsoft.com/office/word/2010/wordprocessingDrawing" xmlns:wp="http://schemas.openxmlformats.org/drawingml/2006/wordprocessingDrawing" xmlns:w10="urn:schemas-microsoft-com:office:word" xmlns:w="http://schemas.openxmlformats.org/wordprocessingml/2006/main" xmlns:w14="http://schemas.microsoft.com/office/word/2010/wordml" xmlns:w15="http://schemas.microsoft.com/office/word/2012/wordml" xmlns:w16cex="http://schemas.microsoft.com/office/word/2018/wordml/cex" xmlns:w16cid="http://schemas.microsoft.com/office/word/2016/wordml/cid" xmlns:w16="http://schemas.microsoft.com/office/word/2018/wordml" xmlns:w16du="http://schemas.microsoft.com/office/word/2023/wordml/word16du" xmlns:w16sdtdh="http://schemas.microsoft.com/office/word/2020/wordml/sdtdatahash" xmlns:w16sdtfl="http://schemas.microsoft.com/office/word/2024/wordml/sdtformatlock" xmlns:w16se="http://schemas.microsoft.com/office/word/2015/wordml/symex" xmlns:wpg="http://schemas.microsoft.com/office/word/2010/wordprocessingGroup" xmlns:wpi="http://schemas.microsoft.com/office/word/2010/wordprocessingInk" xmlns:wne="http://schemas.microsoft.com/office/word/2006/wordml" xmlns:wps="http://schemas.microsoft.com/office/word/2010/wordprocessingShape" mc:Ignorable="w14 w15 w16se w16cid w16 w16cex w16sdtdh w16sdtfl w16du wp14">
+  <w:p>
+    <w:pPr>
+      <w:pStyle w:val="Footer"/>
+    </w:pPr>
+  </w:p>
+</w:ftr>
+</file>
+
+<file path=word/footer2.xml><?xml version="1.0" encoding="utf-8"?>
+<w:ftr xmlns:wpc="http://schemas.microsoft.com/office/word/2010/wordprocessingCanvas" xmlns:cx="http://schemas.microsoft.com/office/drawing/2014/chartex" xmlns:cx1="http://schemas.microsoft.com/office/drawing/2015/9/8/chartex" xmlns:cx2="http://schemas.microsoft.com/office/drawing/2015/10/21/chartex" xmlns:cx3="http://schemas.microsoft.com/office/drawing/2016/5/9/chartex" xmlns:cx4="http://schemas.microsoft.com/office/drawing/2016/5/10/chartex" xmlns:cx5="http://schemas.microsoft.com/office/drawing/2016/5/11/chartex" xmlns:cx6="http://schemas.microsoft.com/office/drawing/2016/5/12/chartex" xmlns:cx7="http://schemas.microsoft.com/office/drawing/2016/5/13/chartex" xmlns:cx8="http://schemas.microsoft.com/office/drawing/2016/5/14/chartex" xmlns:mc="http://schemas.openxmlformats.org/markup-compatibility/2006" xmlns:aink="http://schemas.microsoft.com/office/drawing/2016/ink" xmlns:am3d="http://schemas.microsoft.com/office/drawing/2017/model3d" xmlns:o="urn:schemas-microsoft-com:office:office" xmlns:oel="http://schemas.microsoft.com/office/2019/extlst" xmlns:r="http://schemas.openxmlformats.org/officeDocument/2006/relationships" xmlns:m="http://schemas.openxmlformats.org/officeDocument/2006/math" xmlns:v="urn:schemas-microsoft-com:vml" xmlns:wp14="http://schemas.microsoft.com/office/word/2010/wordprocessingDrawing" xmlns:wp="http://schemas.openxmlformats.org/drawingml/2006/wordprocessingDrawing" xmlns:w10="urn:schemas-microsoft-com:office:word" xmlns:w="http://schemas.openxmlformats.org/wordprocessingml/2006/main" xmlns:w14="http://schemas.microsoft.com/office/word/2010/wordml" xmlns:w15="http://schemas.microsoft.com/office/word/2012/wordml" xmlns:w16cex="http://schemas.microsoft.com/office/word/2018/wordml/cex" xmlns:w16cid="http://schemas.microsoft.com/office/word/2016/wordml/cid" xmlns:w16="http://schemas.microsoft.com/office/word/2018/wordml" xmlns:w16du="http://schemas.microsoft.com/office/word/2023/wordml/word16du" xmlns:w16sdtdh="http://schemas.microsoft.com/office/word/2020/wordml/sdtdatahash" xmlns:w16sdtfl="http://schemas.microsoft.com/office/word/2024/wordml/sdtformatlock" xmlns:w16se="http://schemas.microsoft.com/office/word/2015/wordml/symex" xmlns:wpg="http://schemas.microsoft.com/office/word/2010/wordprocessingGroup" xmlns:wpi="http://schemas.microsoft.com/office/word/2010/wordprocessingInk" xmlns:wne="http://schemas.microsoft.com/office/word/2006/wordml" xmlns:wps="http://schemas.microsoft.com/office/word/2010/wordprocessingShape" mc:Ignorable="w14 w15 w16se w16cid w16 w16cex w16sdtdh w16sdtfl w16du wp14">
   <w:sdt>
     <w:sdtPr>
       <w:id w:val="1769740165"/>
@@ -11634,8 +11200,18 @@
 </w:ftr>
 </file>
 
+<file path=word/footer3.xml><?xml version="1.0" encoding="utf-8"?>
+<w:ftr xmlns:wpc="http://schemas.microsoft.com/office/word/2010/wordprocessingCanvas" xmlns:cx="http://schemas.microsoft.com/office/drawing/2014/chartex" xmlns:cx1="http://schemas.microsoft.com/office/drawing/2015/9/8/chartex" xmlns:cx2="http://schemas.microsoft.com/office/drawing/2015/10/21/chartex" xmlns:cx3="http://schemas.microsoft.com/office/drawing/2016/5/9/chartex" xmlns:cx4="http://schemas.microsoft.com/office/drawing/2016/5/10/chartex" xmlns:cx5="http://schemas.microsoft.com/office/drawing/2016/5/11/chartex" xmlns:cx6="http://schemas.microsoft.com/office/drawing/2016/5/12/chartex" xmlns:cx7="http://schemas.microsoft.com/office/drawing/2016/5/13/chartex" xmlns:cx8="http://schemas.microsoft.com/office/drawing/2016/5/14/chartex" xmlns:mc="http://schemas.openxmlformats.org/markup-compatibility/2006" xmlns:aink="http://schemas.microsoft.com/office/drawing/2016/ink" xmlns:am3d="http://schemas.microsoft.com/office/drawing/2017/model3d" xmlns:o="urn:schemas-microsoft-com:office:office" xmlns:oel="http://schemas.microsoft.com/office/2019/extlst" xmlns:r="http://schemas.openxmlformats.org/officeDocument/2006/relationships" xmlns:m="http://schemas.openxmlformats.org/officeDocument/2006/math" xmlns:v="urn:schemas-microsoft-com:vml" xmlns:wp14="http://schemas.microsoft.com/office/word/2010/wordprocessingDrawing" xmlns:wp="http://schemas.openxmlformats.org/drawingml/2006/wordprocessingDrawing" xmlns:w10="urn:schemas-microsoft-com:office:word" xmlns:w="http://schemas.openxmlformats.org/wordprocessingml/2006/main" xmlns:w14="http://schemas.microsoft.com/office/word/2010/wordml" xmlns:w15="http://schemas.microsoft.com/office/word/2012/wordml" xmlns:w16cex="http://schemas.microsoft.com/office/word/2018/wordml/cex" xmlns:w16cid="http://schemas.microsoft.com/office/word/2016/wordml/cid" xmlns:w16="http://schemas.microsoft.com/office/word/2018/wordml" xmlns:w16du="http://schemas.microsoft.com/office/word/2023/wordml/word16du" xmlns:w16sdtdh="http://schemas.microsoft.com/office/word/2020/wordml/sdtdatahash" xmlns:w16sdtfl="http://schemas.microsoft.com/office/word/2024/wordml/sdtformatlock" xmlns:w16se="http://schemas.microsoft.com/office/word/2015/wordml/symex" xmlns:wpg="http://schemas.microsoft.com/office/word/2010/wordprocessingGroup" xmlns:wpi="http://schemas.microsoft.com/office/word/2010/wordprocessingInk" xmlns:wne="http://schemas.microsoft.com/office/word/2006/wordml" xmlns:wps="http://schemas.microsoft.com/office/word/2010/wordprocessingShape" mc:Ignorable="w14 w15 w16se w16cid w16 w16cex w16sdtdh w16sdtfl w16du wp14">
+  <w:p>
+    <w:pPr>
+      <w:pStyle w:val="Footer"/>
+    </w:pPr>
+  </w:p>
+</w:ftr>
+</file>
+
 <file path=word/footnotes.xml><?xml version="1.0" encoding="utf-8"?>
-<w:footnotes xmlns:wpc="http://schemas.microsoft.com/office/word/2010/wordprocessingCanvas" xmlns:mc="http://schemas.openxmlformats.org/markup-compatibility/2006" xmlns:o="urn:schemas-microsoft-com:office:office" xmlns:r="http://schemas.openxmlformats.org/officeDocument/2006/relationships" xmlns:m="http://schemas.openxmlformats.org/officeDocument/2006/math" xmlns:v="urn:schemas-microsoft-com:vml" xmlns:wp14="http://schemas.microsoft.com/office/word/2010/wordprocessingDrawing" xmlns:wp="http://schemas.openxmlformats.org/drawingml/2006/wordprocessingDrawing" xmlns:w10="urn:schemas-microsoft-com:office:word" xmlns:w="http://schemas.openxmlformats.org/wordprocessingml/2006/main" xmlns:w14="http://schemas.microsoft.com/office/word/2010/wordml" xmlns:wpg="http://schemas.microsoft.com/office/word/2010/wordprocessingGroup" xmlns:wpi="http://schemas.microsoft.com/office/word/2010/wordprocessingInk" xmlns:wne="http://schemas.microsoft.com/office/word/2006/wordml" xmlns:wps="http://schemas.microsoft.com/office/word/2010/wordprocessingShape" mc:Ignorable="w14 wp14">
+<w:footnotes xmlns:wpc="http://schemas.microsoft.com/office/word/2010/wordprocessingCanvas" xmlns:cx="http://schemas.microsoft.com/office/drawing/2014/chartex" xmlns:cx1="http://schemas.microsoft.com/office/drawing/2015/9/8/chartex" xmlns:cx2="http://schemas.microsoft.com/office/drawing/2015/10/21/chartex" xmlns:cx3="http://schemas.microsoft.com/office/drawing/2016/5/9/chartex" xmlns:cx4="http://schemas.microsoft.com/office/drawing/2016/5/10/chartex" xmlns:cx5="http://schemas.microsoft.com/office/drawing/2016/5/11/chartex" xmlns:cx6="http://schemas.microsoft.com/office/drawing/2016/5/12/chartex" xmlns:cx7="http://schemas.microsoft.com/office/drawing/2016/5/13/chartex" xmlns:cx8="http://schemas.microsoft.com/office/drawing/2016/5/14/chartex" xmlns:mc="http://schemas.openxmlformats.org/markup-compatibility/2006" xmlns:aink="http://schemas.microsoft.com/office/drawing/2016/ink" xmlns:am3d="http://schemas.microsoft.com/office/drawing/2017/model3d" xmlns:o="urn:schemas-microsoft-com:office:office" xmlns:oel="http://schemas.microsoft.com/office/2019/extlst" xmlns:r="http://schemas.openxmlformats.org/officeDocument/2006/relationships" xmlns:m="http://schemas.openxmlformats.org/officeDocument/2006/math" xmlns:v="urn:schemas-microsoft-com:vml" xmlns:wp14="http://schemas.microsoft.com/office/word/2010/wordprocessingDrawing" xmlns:wp="http://schemas.openxmlformats.org/drawingml/2006/wordprocessingDrawing" xmlns:w10="urn:schemas-microsoft-com:office:word" xmlns:w="http://schemas.openxmlformats.org/wordprocessingml/2006/main" xmlns:w14="http://schemas.microsoft.com/office/word/2010/wordml" xmlns:w15="http://schemas.microsoft.com/office/word/2012/wordml" xmlns:w16cex="http://schemas.microsoft.com/office/word/2018/wordml/cex" xmlns:w16cid="http://schemas.microsoft.com/office/word/2016/wordml/cid" xmlns:w16="http://schemas.microsoft.com/office/word/2018/wordml" xmlns:w16du="http://schemas.microsoft.com/office/word/2023/wordml/word16du" xmlns:w16sdtdh="http://schemas.microsoft.com/office/word/2020/wordml/sdtdatahash" xmlns:w16sdtfl="http://schemas.microsoft.com/office/word/2024/wordml/sdtformatlock" xmlns:w16se="http://schemas.microsoft.com/office/word/2015/wordml/symex" xmlns:wpg="http://schemas.microsoft.com/office/word/2010/wordprocessingGroup" xmlns:wpi="http://schemas.microsoft.com/office/word/2010/wordprocessingInk" xmlns:wne="http://schemas.microsoft.com/office/word/2006/wordml" xmlns:wps="http://schemas.microsoft.com/office/word/2010/wordprocessingShape" mc:Ignorable="w14 w15 w16se w16cid w16 w16cex w16sdtdh w16sdtfl w16du wp14">
   <w:footnote w:type="separator" w:id="-1">
     <w:p>
       <w:pPr>
@@ -11659,9 +11235,39 @@
 </w:footnotes>
 </file>
 
+<file path=word/header1.xml><?xml version="1.0" encoding="utf-8"?>
+<w:hdr xmlns:wpc="http://schemas.microsoft.com/office/word/2010/wordprocessingCanvas" xmlns:cx="http://schemas.microsoft.com/office/drawing/2014/chartex" xmlns:cx1="http://schemas.microsoft.com/office/drawing/2015/9/8/chartex" xmlns:cx2="http://schemas.microsoft.com/office/drawing/2015/10/21/chartex" xmlns:cx3="http://schemas.microsoft.com/office/drawing/2016/5/9/chartex" xmlns:cx4="http://schemas.microsoft.com/office/drawing/2016/5/10/chartex" xmlns:cx5="http://schemas.microsoft.com/office/drawing/2016/5/11/chartex" xmlns:cx6="http://schemas.microsoft.com/office/drawing/2016/5/12/chartex" xmlns:cx7="http://schemas.microsoft.com/office/drawing/2016/5/13/chartex" xmlns:cx8="http://schemas.microsoft.com/office/drawing/2016/5/14/chartex" xmlns:mc="http://schemas.openxmlformats.org/markup-compatibility/2006" xmlns:aink="http://schemas.microsoft.com/office/drawing/2016/ink" xmlns:am3d="http://schemas.microsoft.com/office/drawing/2017/model3d" xmlns:o="urn:schemas-microsoft-com:office:office" xmlns:oel="http://schemas.microsoft.com/office/2019/extlst" xmlns:r="http://schemas.openxmlformats.org/officeDocument/2006/relationships" xmlns:m="http://schemas.openxmlformats.org/officeDocument/2006/math" xmlns:v="urn:schemas-microsoft-com:vml" xmlns:wp14="http://schemas.microsoft.com/office/word/2010/wordprocessingDrawing" xmlns:wp="http://schemas.openxmlformats.org/drawingml/2006/wordprocessingDrawing" xmlns:w10="urn:schemas-microsoft-com:office:word" xmlns:w="http://schemas.openxmlformats.org/wordprocessingml/2006/main" xmlns:w14="http://schemas.microsoft.com/office/word/2010/wordml" xmlns:w15="http://schemas.microsoft.com/office/word/2012/wordml" xmlns:w16cex="http://schemas.microsoft.com/office/word/2018/wordml/cex" xmlns:w16cid="http://schemas.microsoft.com/office/word/2016/wordml/cid" xmlns:w16="http://schemas.microsoft.com/office/word/2018/wordml" xmlns:w16du="http://schemas.microsoft.com/office/word/2023/wordml/word16du" xmlns:w16sdtdh="http://schemas.microsoft.com/office/word/2020/wordml/sdtdatahash" xmlns:w16sdtfl="http://schemas.microsoft.com/office/word/2024/wordml/sdtformatlock" xmlns:w16se="http://schemas.microsoft.com/office/word/2015/wordml/symex" xmlns:wpg="http://schemas.microsoft.com/office/word/2010/wordprocessingGroup" xmlns:wpi="http://schemas.microsoft.com/office/word/2010/wordprocessingInk" xmlns:wne="http://schemas.microsoft.com/office/word/2006/wordml" xmlns:wps="http://schemas.microsoft.com/office/word/2010/wordprocessingShape" mc:Ignorable="w14 w15 w16se w16cid w16 w16cex w16sdtdh w16sdtfl w16du wp14">
+  <w:p>
+    <w:pPr>
+      <w:pStyle w:val="Header"/>
+    </w:pPr>
+  </w:p>
+</w:hdr>
+</file>
+
+<file path=word/header2.xml><?xml version="1.0" encoding="utf-8"?>
+<w:hdr xmlns:wpc="http://schemas.microsoft.com/office/word/2010/wordprocessingCanvas" xmlns:cx="http://schemas.microsoft.com/office/drawing/2014/chartex" xmlns:cx1="http://schemas.microsoft.com/office/drawing/2015/9/8/chartex" xmlns:cx2="http://schemas.microsoft.com/office/drawing/2015/10/21/chartex" xmlns:cx3="http://schemas.microsoft.com/office/drawing/2016/5/9/chartex" xmlns:cx4="http://schemas.microsoft.com/office/drawing/2016/5/10/chartex" xmlns:cx5="http://schemas.microsoft.com/office/drawing/2016/5/11/chartex" xmlns:cx6="http://schemas.microsoft.com/office/drawing/2016/5/12/chartex" xmlns:cx7="http://schemas.microsoft.com/office/drawing/2016/5/13/chartex" xmlns:cx8="http://schemas.microsoft.com/office/drawing/2016/5/14/chartex" xmlns:mc="http://schemas.openxmlformats.org/markup-compatibility/2006" xmlns:aink="http://schemas.microsoft.com/office/drawing/2016/ink" xmlns:am3d="http://schemas.microsoft.com/office/drawing/2017/model3d" xmlns:o="urn:schemas-microsoft-com:office:office" xmlns:oel="http://schemas.microsoft.com/office/2019/extlst" xmlns:r="http://schemas.openxmlformats.org/officeDocument/2006/relationships" xmlns:m="http://schemas.openxmlformats.org/officeDocument/2006/math" xmlns:v="urn:schemas-microsoft-com:vml" xmlns:wp14="http://schemas.microsoft.com/office/word/2010/wordprocessingDrawing" xmlns:wp="http://schemas.openxmlformats.org/drawingml/2006/wordprocessingDrawing" xmlns:w10="urn:schemas-microsoft-com:office:word" xmlns:w="http://schemas.openxmlformats.org/wordprocessingml/2006/main" xmlns:w14="http://schemas.microsoft.com/office/word/2010/wordml" xmlns:w15="http://schemas.microsoft.com/office/word/2012/wordml" xmlns:w16cex="http://schemas.microsoft.com/office/word/2018/wordml/cex" xmlns:w16cid="http://schemas.microsoft.com/office/word/2016/wordml/cid" xmlns:w16="http://schemas.microsoft.com/office/word/2018/wordml" xmlns:w16du="http://schemas.microsoft.com/office/word/2023/wordml/word16du" xmlns:w16sdtdh="http://schemas.microsoft.com/office/word/2020/wordml/sdtdatahash" xmlns:w16sdtfl="http://schemas.microsoft.com/office/word/2024/wordml/sdtformatlock" xmlns:w16se="http://schemas.microsoft.com/office/word/2015/wordml/symex" xmlns:wpg="http://schemas.microsoft.com/office/word/2010/wordprocessingGroup" xmlns:wpi="http://schemas.microsoft.com/office/word/2010/wordprocessingInk" xmlns:wne="http://schemas.microsoft.com/office/word/2006/wordml" xmlns:wps="http://schemas.microsoft.com/office/word/2010/wordprocessingShape" mc:Ignorable="w14 w15 w16se w16cid w16 w16cex w16sdtdh w16sdtfl w16du wp14">
+  <w:p>
+    <w:pPr>
+      <w:pStyle w:val="Header"/>
+    </w:pPr>
+  </w:p>
+</w:hdr>
+</file>
+
+<file path=word/header3.xml><?xml version="1.0" encoding="utf-8"?>
+<w:hdr xmlns:wpc="http://schemas.microsoft.com/office/word/2010/wordprocessingCanvas" xmlns:cx="http://schemas.microsoft.com/office/drawing/2014/chartex" xmlns:cx1="http://schemas.microsoft.com/office/drawing/2015/9/8/chartex" xmlns:cx2="http://schemas.microsoft.com/office/drawing/2015/10/21/chartex" xmlns:cx3="http://schemas.microsoft.com/office/drawing/2016/5/9/chartex" xmlns:cx4="http://schemas.microsoft.com/office/drawing/2016/5/10/chartex" xmlns:cx5="http://schemas.microsoft.com/office/drawing/2016/5/11/chartex" xmlns:cx6="http://schemas.microsoft.com/office/drawing/2016/5/12/chartex" xmlns:cx7="http://schemas.microsoft.com/office/drawing/2016/5/13/chartex" xmlns:cx8="http://schemas.microsoft.com/office/drawing/2016/5/14/chartex" xmlns:mc="http://schemas.openxmlformats.org/markup-compatibility/2006" xmlns:aink="http://schemas.microsoft.com/office/drawing/2016/ink" xmlns:am3d="http://schemas.microsoft.com/office/drawing/2017/model3d" xmlns:o="urn:schemas-microsoft-com:office:office" xmlns:oel="http://schemas.microsoft.com/office/2019/extlst" xmlns:r="http://schemas.openxmlformats.org/officeDocument/2006/relationships" xmlns:m="http://schemas.openxmlformats.org/officeDocument/2006/math" xmlns:v="urn:schemas-microsoft-com:vml" xmlns:wp14="http://schemas.microsoft.com/office/word/2010/wordprocessingDrawing" xmlns:wp="http://schemas.openxmlformats.org/drawingml/2006/wordprocessingDrawing" xmlns:w10="urn:schemas-microsoft-com:office:word" xmlns:w="http://schemas.openxmlformats.org/wordprocessingml/2006/main" xmlns:w14="http://schemas.microsoft.com/office/word/2010/wordml" xmlns:w15="http://schemas.microsoft.com/office/word/2012/wordml" xmlns:w16cex="http://schemas.microsoft.com/office/word/2018/wordml/cex" xmlns:w16cid="http://schemas.microsoft.com/office/word/2016/wordml/cid" xmlns:w16="http://schemas.microsoft.com/office/word/2018/wordml" xmlns:w16du="http://schemas.microsoft.com/office/word/2023/wordml/word16du" xmlns:w16sdtdh="http://schemas.microsoft.com/office/word/2020/wordml/sdtdatahash" xmlns:w16sdtfl="http://schemas.microsoft.com/office/word/2024/wordml/sdtformatlock" xmlns:w16se="http://schemas.microsoft.com/office/word/2015/wordml/symex" xmlns:wpg="http://schemas.microsoft.com/office/word/2010/wordprocessingGroup" xmlns:wpi="http://schemas.microsoft.com/office/word/2010/wordprocessingInk" xmlns:wne="http://schemas.microsoft.com/office/word/2006/wordml" xmlns:wps="http://schemas.microsoft.com/office/word/2010/wordprocessingShape" mc:Ignorable="w14 w15 w16se w16cid w16 w16cex w16sdtdh w16sdtfl w16du wp14">
+  <w:p>
+    <w:pPr>
+      <w:pStyle w:val="Header"/>
+    </w:pPr>
+  </w:p>
+</w:hdr>
+</file>
+
 <file path=word/numbering.xml><?xml version="1.0" encoding="utf-8"?>
-<w:numbering xmlns:wpc="http://schemas.microsoft.com/office/word/2010/wordprocessingCanvas" xmlns:mc="http://schemas.openxmlformats.org/markup-compatibility/2006" xmlns:o="urn:schemas-microsoft-com:office:office" xmlns:r="http://schemas.openxmlformats.org/officeDocument/2006/relationships" xmlns:m="http://schemas.openxmlformats.org/officeDocument/2006/math" xmlns:v="urn:schemas-microsoft-com:vml" xmlns:wp14="http://schemas.microsoft.com/office/word/2010/wordprocessingDrawing" xmlns:wp="http://schemas.openxmlformats.org/drawingml/2006/wordprocessingDrawing" xmlns:w10="urn:schemas-microsoft-com:office:word" xmlns:w="http://schemas.openxmlformats.org/wordprocessingml/2006/main" xmlns:w14="http://schemas.microsoft.com/office/word/2010/wordml" xmlns:wpg="http://schemas.microsoft.com/office/word/2010/wordprocessingGroup" xmlns:wpi="http://schemas.microsoft.com/office/word/2010/wordprocessingInk" xmlns:wne="http://schemas.microsoft.com/office/word/2006/wordml" xmlns:wps="http://schemas.microsoft.com/office/word/2010/wordprocessingShape" mc:Ignorable="w14 wp14">
-  <w:abstractNum w:abstractNumId="0">
+<w:numbering xmlns:wpc="http://schemas.microsoft.com/office/word/2010/wordprocessingCanvas" xmlns:cx="http://schemas.microsoft.com/office/drawing/2014/chartex" xmlns:cx1="http://schemas.microsoft.com/office/drawing/2015/9/8/chartex" xmlns:cx2="http://schemas.microsoft.com/office/drawing/2015/10/21/chartex" xmlns:cx3="http://schemas.microsoft.com/office/drawing/2016/5/9/chartex" xmlns:cx4="http://schemas.microsoft.com/office/drawing/2016/5/10/chartex" xmlns:cx5="http://schemas.microsoft.com/office/drawing/2016/5/11/chartex" xmlns:cx6="http://schemas.microsoft.com/office/drawing/2016/5/12/chartex" xmlns:cx7="http://schemas.microsoft.com/office/drawing/2016/5/13/chartex" xmlns:cx8="http://schemas.microsoft.com/office/drawing/2016/5/14/chartex" xmlns:mc="http://schemas.openxmlformats.org/markup-compatibility/2006" xmlns:aink="http://schemas.microsoft.com/office/drawing/2016/ink" xmlns:am3d="http://schemas.microsoft.com/office/drawing/2017/model3d" xmlns:o="urn:schemas-microsoft-com:office:office" xmlns:oel="http://schemas.microsoft.com/office/2019/extlst" xmlns:r="http://schemas.openxmlformats.org/officeDocument/2006/relationships" xmlns:m="http://schemas.openxmlformats.org/officeDocument/2006/math" xmlns:v="urn:schemas-microsoft-com:vml" xmlns:wp14="http://schemas.microsoft.com/office/word/2010/wordprocessingDrawing" xmlns:wp="http://schemas.openxmlformats.org/drawingml/2006/wordprocessingDrawing" xmlns:w10="urn:schemas-microsoft-com:office:word" xmlns:w="http://schemas.openxmlformats.org/wordprocessingml/2006/main" xmlns:w14="http://schemas.microsoft.com/office/word/2010/wordml" xmlns:w15="http://schemas.microsoft.com/office/word/2012/wordml" xmlns:w16cex="http://schemas.microsoft.com/office/word/2018/wordml/cex" xmlns:w16cid="http://schemas.microsoft.com/office/word/2016/wordml/cid" xmlns:w16="http://schemas.microsoft.com/office/word/2018/wordml" xmlns:w16du="http://schemas.microsoft.com/office/word/2023/wordml/word16du" xmlns:w16sdtdh="http://schemas.microsoft.com/office/word/2020/wordml/sdtdatahash" xmlns:w16sdtfl="http://schemas.microsoft.com/office/word/2024/wordml/sdtformatlock" xmlns:w16se="http://schemas.microsoft.com/office/word/2015/wordml/symex" xmlns:wpg="http://schemas.microsoft.com/office/word/2010/wordprocessingGroup" xmlns:wpi="http://schemas.microsoft.com/office/word/2010/wordprocessingInk" xmlns:wne="http://schemas.microsoft.com/office/word/2006/wordml" xmlns:wps="http://schemas.microsoft.com/office/word/2010/wordprocessingShape" mc:Ignorable="w14 w15 w16se w16cid w16 w16cex w16sdtdh w16sdtfl w16du wp14">
+  <w:abstractNum w:abstractNumId="0" w15:restartNumberingAfterBreak="0">
     <w:nsid w:val="0FA97372"/>
     <w:multiLevelType w:val="multilevel"/>
     <w:tmpl w:val="7C181842"/>
@@ -11774,7 +11380,7 @@
       </w:rPr>
     </w:lvl>
   </w:abstractNum>
-  <w:abstractNum w:abstractNumId="1">
+  <w:abstractNum w:abstractNumId="1" w15:restartNumberingAfterBreak="0">
     <w:nsid w:val="11080D9D"/>
     <w:multiLevelType w:val="multilevel"/>
     <w:tmpl w:val="DB1C7804"/>
@@ -11923,7 +11529,7 @@
       </w:rPr>
     </w:lvl>
   </w:abstractNum>
-  <w:abstractNum w:abstractNumId="2">
+  <w:abstractNum w:abstractNumId="2" w15:restartNumberingAfterBreak="0">
     <w:nsid w:val="1F5B20BF"/>
     <w:multiLevelType w:val="hybridMultilevel"/>
     <w:tmpl w:val="0B148300"/>
@@ -12009,7 +11615,7 @@
       </w:pPr>
     </w:lvl>
   </w:abstractNum>
-  <w:abstractNum w:abstractNumId="3">
+  <w:abstractNum w:abstractNumId="3" w15:restartNumberingAfterBreak="0">
     <w:nsid w:val="28D53AAE"/>
     <w:multiLevelType w:val="multilevel"/>
     <w:tmpl w:val="E0D85A56"/>
@@ -12130,7 +11736,7 @@
       </w:rPr>
     </w:lvl>
   </w:abstractNum>
-  <w:abstractNum w:abstractNumId="4">
+  <w:abstractNum w:abstractNumId="4" w15:restartNumberingAfterBreak="0">
     <w:nsid w:val="304450E7"/>
     <w:multiLevelType w:val="hybridMultilevel"/>
     <w:tmpl w:val="179C1F3A"/>
@@ -12219,7 +11825,7 @@
       </w:pPr>
     </w:lvl>
   </w:abstractNum>
-  <w:abstractNum w:abstractNumId="5">
+  <w:abstractNum w:abstractNumId="5" w15:restartNumberingAfterBreak="0">
     <w:nsid w:val="354143F8"/>
     <w:multiLevelType w:val="hybridMultilevel"/>
     <w:tmpl w:val="80A26312"/>
@@ -12332,7 +11938,7 @@
       </w:rPr>
     </w:lvl>
   </w:abstractNum>
-  <w:abstractNum w:abstractNumId="6">
+  <w:abstractNum w:abstractNumId="6" w15:restartNumberingAfterBreak="0">
     <w:nsid w:val="37B976D2"/>
     <w:multiLevelType w:val="hybridMultilevel"/>
     <w:tmpl w:val="C686B4C6"/>
@@ -12421,7 +12027,7 @@
       </w:pPr>
     </w:lvl>
   </w:abstractNum>
-  <w:abstractNum w:abstractNumId="7">
+  <w:abstractNum w:abstractNumId="7" w15:restartNumberingAfterBreak="0">
     <w:nsid w:val="3A103230"/>
     <w:multiLevelType w:val="hybridMultilevel"/>
     <w:tmpl w:val="420E5E74"/>
@@ -12510,7 +12116,7 @@
       </w:pPr>
     </w:lvl>
   </w:abstractNum>
-  <w:abstractNum w:abstractNumId="8">
+  <w:abstractNum w:abstractNumId="8" w15:restartNumberingAfterBreak="0">
     <w:nsid w:val="3D85501A"/>
     <w:multiLevelType w:val="hybridMultilevel"/>
     <w:tmpl w:val="7ED8929C"/>
@@ -12596,7 +12202,7 @@
       </w:pPr>
     </w:lvl>
   </w:abstractNum>
-  <w:abstractNum w:abstractNumId="9">
+  <w:abstractNum w:abstractNumId="9" w15:restartNumberingAfterBreak="0">
     <w:nsid w:val="40EC6F4B"/>
     <w:multiLevelType w:val="hybridMultilevel"/>
     <w:tmpl w:val="CCFC8B78"/>
@@ -12709,7 +12315,7 @@
       </w:rPr>
     </w:lvl>
   </w:abstractNum>
-  <w:abstractNum w:abstractNumId="10">
+  <w:abstractNum w:abstractNumId="10" w15:restartNumberingAfterBreak="0">
     <w:nsid w:val="510C12AC"/>
     <w:multiLevelType w:val="hybridMultilevel"/>
     <w:tmpl w:val="1EECA868"/>
@@ -12822,7 +12428,7 @@
       </w:rPr>
     </w:lvl>
   </w:abstractNum>
-  <w:abstractNum w:abstractNumId="11">
+  <w:abstractNum w:abstractNumId="11" w15:restartNumberingAfterBreak="0">
     <w:nsid w:val="5CFE4A2C"/>
     <w:multiLevelType w:val="hybridMultilevel"/>
     <w:tmpl w:val="07B62302"/>
@@ -12911,7 +12517,7 @@
       </w:pPr>
     </w:lvl>
   </w:abstractNum>
-  <w:abstractNum w:abstractNumId="12">
+  <w:abstractNum w:abstractNumId="12" w15:restartNumberingAfterBreak="0">
     <w:nsid w:val="60975DAC"/>
     <w:multiLevelType w:val="hybridMultilevel"/>
     <w:tmpl w:val="BC9058BE"/>
@@ -13001,7 +12607,7 @@
       </w:pPr>
     </w:lvl>
   </w:abstractNum>
-  <w:abstractNum w:abstractNumId="13">
+  <w:abstractNum w:abstractNumId="13" w15:restartNumberingAfterBreak="0">
     <w:nsid w:val="60B12A81"/>
     <w:multiLevelType w:val="multilevel"/>
     <w:tmpl w:val="BBE6D7CC"/>
@@ -13150,7 +12756,7 @@
       </w:rPr>
     </w:lvl>
   </w:abstractNum>
-  <w:abstractNum w:abstractNumId="14">
+  <w:abstractNum w:abstractNumId="14" w15:restartNumberingAfterBreak="0">
     <w:nsid w:val="69CA3B02"/>
     <w:multiLevelType w:val="hybridMultilevel"/>
     <w:tmpl w:val="F642E598"/>
@@ -13263,7 +12869,7 @@
       </w:rPr>
     </w:lvl>
   </w:abstractNum>
-  <w:abstractNum w:abstractNumId="15">
+  <w:abstractNum w:abstractNumId="15" w15:restartNumberingAfterBreak="0">
     <w:nsid w:val="72BA1947"/>
     <w:multiLevelType w:val="hybridMultilevel"/>
     <w:tmpl w:val="CCE4C876"/>
@@ -13376,7 +12982,7 @@
       </w:rPr>
     </w:lvl>
   </w:abstractNum>
-  <w:abstractNum w:abstractNumId="16">
+  <w:abstractNum w:abstractNumId="16" w15:restartNumberingAfterBreak="0">
     <w:nsid w:val="7A3B0902"/>
     <w:multiLevelType w:val="hybridMultilevel"/>
     <w:tmpl w:val="8F7AAA36"/>
@@ -13489,62 +13095,62 @@
       </w:rPr>
     </w:lvl>
   </w:abstractNum>
-  <w:num w:numId="1">
+  <w:num w:numId="1" w16cid:durableId="1572424820">
     <w:abstractNumId w:val="4"/>
   </w:num>
-  <w:num w:numId="2">
+  <w:num w:numId="2" w16cid:durableId="273564089">
     <w:abstractNumId w:val="12"/>
   </w:num>
-  <w:num w:numId="3">
+  <w:num w:numId="3" w16cid:durableId="55931572">
     <w:abstractNumId w:val="5"/>
   </w:num>
-  <w:num w:numId="4">
+  <w:num w:numId="4" w16cid:durableId="2126657140">
     <w:abstractNumId w:val="10"/>
   </w:num>
-  <w:num w:numId="5">
+  <w:num w:numId="5" w16cid:durableId="113409846">
     <w:abstractNumId w:val="13"/>
   </w:num>
-  <w:num w:numId="6">
+  <w:num w:numId="6" w16cid:durableId="1283607070">
     <w:abstractNumId w:val="14"/>
   </w:num>
-  <w:num w:numId="7">
+  <w:num w:numId="7" w16cid:durableId="2010210873">
     <w:abstractNumId w:val="6"/>
   </w:num>
-  <w:num w:numId="8">
+  <w:num w:numId="8" w16cid:durableId="1397240825">
     <w:abstractNumId w:val="2"/>
   </w:num>
-  <w:num w:numId="9">
+  <w:num w:numId="9" w16cid:durableId="1086148396">
     <w:abstractNumId w:val="9"/>
   </w:num>
-  <w:num w:numId="10">
+  <w:num w:numId="10" w16cid:durableId="688261492">
     <w:abstractNumId w:val="0"/>
   </w:num>
-  <w:num w:numId="11">
+  <w:num w:numId="11" w16cid:durableId="1288197777">
     <w:abstractNumId w:val="7"/>
   </w:num>
-  <w:num w:numId="12">
+  <w:num w:numId="12" w16cid:durableId="1765493050">
     <w:abstractNumId w:val="11"/>
   </w:num>
-  <w:num w:numId="13">
+  <w:num w:numId="13" w16cid:durableId="1742799083">
     <w:abstractNumId w:val="8"/>
   </w:num>
-  <w:num w:numId="14">
+  <w:num w:numId="14" w16cid:durableId="68432105">
     <w:abstractNumId w:val="3"/>
   </w:num>
-  <w:num w:numId="15">
+  <w:num w:numId="15" w16cid:durableId="1096710375">
     <w:abstractNumId w:val="16"/>
   </w:num>
-  <w:num w:numId="16">
+  <w:num w:numId="16" w16cid:durableId="323629972">
     <w:abstractNumId w:val="1"/>
   </w:num>
-  <w:num w:numId="17">
+  <w:num w:numId="17" w16cid:durableId="130946410">
     <w:abstractNumId w:val="15"/>
   </w:num>
 </w:numbering>
 </file>
 
 <file path=word/styles.xml><?xml version="1.0" encoding="utf-8"?>
-<w:styles xmlns:mc="http://schemas.openxmlformats.org/markup-compatibility/2006" xmlns:r="http://schemas.openxmlformats.org/officeDocument/2006/relationships" xmlns:w="http://schemas.openxmlformats.org/wordprocessingml/2006/main" xmlns:w14="http://schemas.microsoft.com/office/word/2010/wordml" mc:Ignorable="w14">
+<w:styles xmlns:mc="http://schemas.openxmlformats.org/markup-compatibility/2006" xmlns:r="http://schemas.openxmlformats.org/officeDocument/2006/relationships" xmlns:w="http://schemas.openxmlformats.org/wordprocessingml/2006/main" xmlns:w14="http://schemas.microsoft.com/office/word/2010/wordml" xmlns:w15="http://schemas.microsoft.com/office/word/2012/wordml" xmlns:w16cex="http://schemas.microsoft.com/office/word/2018/wordml/cex" xmlns:w16cid="http://schemas.microsoft.com/office/word/2016/wordml/cid" xmlns:w16="http://schemas.microsoft.com/office/word/2018/wordml" xmlns:w16du="http://schemas.microsoft.com/office/word/2023/wordml/word16du" xmlns:w16sdtdh="http://schemas.microsoft.com/office/word/2020/wordml/sdtdatahash" xmlns:w16sdtfl="http://schemas.microsoft.com/office/word/2024/wordml/sdtformatlock" xmlns:w16se="http://schemas.microsoft.com/office/word/2015/wordml/symex" mc:Ignorable="w14 w15 w16se w16cid w16 w16cex w16sdtdh w16sdtfl w16du">
   <w:docDefaults>
     <w:rPrDefault>
       <w:rPr>
@@ -13560,144 +13166,383 @@
       </w:pPr>
     </w:pPrDefault>
   </w:docDefaults>
-  <w:latentStyles w:defLockedState="0" w:defUIPriority="99" w:defSemiHidden="1" w:defUnhideWhenUsed="1" w:defQFormat="0" w:count="267">
-    <w:lsdException w:name="Normal" w:semiHidden="0" w:uiPriority="0" w:unhideWhenUsed="0" w:qFormat="1"/>
-    <w:lsdException w:name="heading 1" w:semiHidden="0" w:uiPriority="9" w:unhideWhenUsed="0" w:qFormat="1"/>
-    <w:lsdException w:name="heading 2" w:uiPriority="9" w:qFormat="1"/>
-    <w:lsdException w:name="heading 3" w:uiPriority="9" w:qFormat="1"/>
-    <w:lsdException w:name="heading 4" w:uiPriority="9" w:qFormat="1"/>
-    <w:lsdException w:name="heading 5" w:uiPriority="9" w:qFormat="1"/>
-    <w:lsdException w:name="heading 6" w:uiPriority="9" w:qFormat="1"/>
-    <w:lsdException w:name="heading 7" w:uiPriority="9" w:qFormat="1"/>
-    <w:lsdException w:name="heading 8" w:uiPriority="9" w:qFormat="1"/>
-    <w:lsdException w:name="heading 9" w:uiPriority="9" w:qFormat="1"/>
-    <w:lsdException w:name="toc 1" w:uiPriority="39"/>
-    <w:lsdException w:name="toc 2" w:uiPriority="39"/>
-    <w:lsdException w:name="toc 3" w:uiPriority="39"/>
-    <w:lsdException w:name="toc 4" w:uiPriority="39"/>
-    <w:lsdException w:name="toc 5" w:uiPriority="39"/>
-    <w:lsdException w:name="toc 6" w:uiPriority="39"/>
-    <w:lsdException w:name="toc 7" w:uiPriority="39"/>
-    <w:lsdException w:name="toc 8" w:uiPriority="39"/>
-    <w:lsdException w:name="toc 9" w:uiPriority="39"/>
-    <w:lsdException w:name="caption" w:uiPriority="35" w:qFormat="1"/>
-    <w:lsdException w:name="Title" w:semiHidden="0" w:uiPriority="10" w:unhideWhenUsed="0" w:qFormat="1"/>
-    <w:lsdException w:name="Default Paragraph Font" w:uiPriority="1"/>
-    <w:lsdException w:name="Subtitle" w:semiHidden="0" w:uiPriority="11" w:unhideWhenUsed="0" w:qFormat="1"/>
-    <w:lsdException w:name="Strong" w:semiHidden="0" w:uiPriority="22" w:unhideWhenUsed="0" w:qFormat="1"/>
-    <w:lsdException w:name="Emphasis" w:semiHidden="0" w:uiPriority="20" w:unhideWhenUsed="0" w:qFormat="1"/>
-    <w:lsdException w:name="Table Grid" w:semiHidden="0" w:uiPriority="39" w:unhideWhenUsed="0"/>
-    <w:lsdException w:name="Placeholder Text" w:unhideWhenUsed="0"/>
-    <w:lsdException w:name="No Spacing" w:semiHidden="0" w:uiPriority="1" w:unhideWhenUsed="0" w:qFormat="1"/>
-    <w:lsdException w:name="Light Shading" w:semiHidden="0" w:uiPriority="60" w:unhideWhenUsed="0"/>
-    <w:lsdException w:name="Light List" w:semiHidden="0" w:uiPriority="61" w:unhideWhenUsed="0"/>
-    <w:lsdException w:name="Light Grid" w:semiHidden="0" w:uiPriority="62" w:unhideWhenUsed="0"/>
-    <w:lsdException w:name="Medium Shading 1" w:semiHidden="0" w:uiPriority="63" w:unhideWhenUsed="0"/>
-    <w:lsdException w:name="Medium Shading 2" w:semiHidden="0" w:uiPriority="64" w:unhideWhenUsed="0"/>
-    <w:lsdException w:name="Medium List 1" w:semiHidden="0" w:uiPriority="65" w:unhideWhenUsed="0"/>
-    <w:lsdException w:name="Medium List 2" w:semiHidden="0" w:uiPriority="66" w:unhideWhenUsed="0"/>
-    <w:lsdException w:name="Medium Grid 1" w:semiHidden="0" w:uiPriority="67" w:unhideWhenUsed="0"/>
-    <w:lsdException w:name="Medium Grid 2" w:semiHidden="0" w:uiPriority="68" w:unhideWhenUsed="0"/>
-    <w:lsdException w:name="Medium Grid 3" w:semiHidden="0" w:uiPriority="69" w:unhideWhenUsed="0"/>
-    <w:lsdException w:name="Dark List" w:semiHidden="0" w:uiPriority="70" w:unhideWhenUsed="0"/>
-    <w:lsdException w:name="Colorful Shading" w:semiHidden="0" w:uiPriority="71" w:unhideWhenUsed="0"/>
-    <w:lsdException w:name="Colorful List" w:semiHidden="0" w:uiPriority="72" w:unhideWhenUsed="0"/>
-    <w:lsdException w:name="Colorful Grid" w:semiHidden="0" w:uiPriority="73" w:unhideWhenUsed="0"/>
-    <w:lsdException w:name="Light Shading Accent 1" w:semiHidden="0" w:uiPriority="60" w:unhideWhenUsed="0"/>
-    <w:lsdException w:name="Light List Accent 1" w:semiHidden="0" w:uiPriority="61" w:unhideWhenUsed="0"/>
-    <w:lsdException w:name="Light Grid Accent 1" w:semiHidden="0" w:uiPriority="62" w:unhideWhenUsed="0"/>
-    <w:lsdException w:name="Medium Shading 1 Accent 1" w:semiHidden="0" w:uiPriority="63" w:unhideWhenUsed="0"/>
-    <w:lsdException w:name="Medium Shading 2 Accent 1" w:semiHidden="0" w:uiPriority="64" w:unhideWhenUsed="0"/>
-    <w:lsdException w:name="Medium List 1 Accent 1" w:semiHidden="0" w:uiPriority="65" w:unhideWhenUsed="0"/>
-    <w:lsdException w:name="Revision" w:unhideWhenUsed="0"/>
-    <w:lsdException w:name="List Paragraph" w:semiHidden="0" w:uiPriority="34" w:unhideWhenUsed="0" w:qFormat="1"/>
-    <w:lsdException w:name="Quote" w:semiHidden="0" w:uiPriority="29" w:unhideWhenUsed="0" w:qFormat="1"/>
-    <w:lsdException w:name="Intense Quote" w:semiHidden="0" w:uiPriority="30" w:unhideWhenUsed="0" w:qFormat="1"/>
-    <w:lsdException w:name="Medium List 2 Accent 1" w:semiHidden="0" w:uiPriority="66" w:unhideWhenUsed="0"/>
-    <w:lsdException w:name="Medium Grid 1 Accent 1" w:semiHidden="0" w:uiPriority="67" w:unhideWhenUsed="0"/>
-    <w:lsdException w:name="Medium Grid 2 Accent 1" w:semiHidden="0" w:uiPriority="68" w:unhideWhenUsed="0"/>
-    <w:lsdException w:name="Medium Grid 3 Accent 1" w:semiHidden="0" w:uiPriority="69" w:unhideWhenUsed="0"/>
-    <w:lsdException w:name="Dark List Accent 1" w:semiHidden="0" w:uiPriority="70" w:unhideWhenUsed="0"/>
-    <w:lsdException w:name="Colorful Shading Accent 1" w:semiHidden="0" w:uiPriority="71" w:unhideWhenUsed="0"/>
-    <w:lsdException w:name="Colorful List Accent 1" w:semiHidden="0" w:uiPriority="72" w:unhideWhenUsed="0"/>
-    <w:lsdException w:name="Colorful Grid Accent 1" w:semiHidden="0" w:uiPriority="73" w:unhideWhenUsed="0"/>
-    <w:lsdException w:name="Light Shading Accent 2" w:semiHidden="0" w:uiPriority="60" w:unhideWhenUsed="0"/>
-    <w:lsdException w:name="Light List Accent 2" w:semiHidden="0" w:uiPriority="61" w:unhideWhenUsed="0"/>
-    <w:lsdException w:name="Light Grid Accent 2" w:semiHidden="0" w:uiPriority="62" w:unhideWhenUsed="0"/>
-    <w:lsdException w:name="Medium Shading 1 Accent 2" w:semiHidden="0" w:uiPriority="63" w:unhideWhenUsed="0"/>
-    <w:lsdException w:name="Medium Shading 2 Accent 2" w:semiHidden="0" w:uiPriority="64" w:unhideWhenUsed="0"/>
-    <w:lsdException w:name="Medium List 1 Accent 2" w:semiHidden="0" w:uiPriority="65" w:unhideWhenUsed="0"/>
-    <w:lsdException w:name="Medium List 2 Accent 2" w:semiHidden="0" w:uiPriority="66" w:unhideWhenUsed="0"/>
-    <w:lsdException w:name="Medium Grid 1 Accent 2" w:semiHidden="0" w:uiPriority="67" w:unhideWhenUsed="0"/>
-    <w:lsdException w:name="Medium Grid 2 Accent 2" w:semiHidden="0" w:uiPriority="68" w:unhideWhenUsed="0"/>
-    <w:lsdException w:name="Medium Grid 3 Accent 2" w:semiHidden="0" w:uiPriority="69" w:unhideWhenUsed="0"/>
-    <w:lsdException w:name="Dark List Accent 2" w:semiHidden="0" w:uiPriority="70" w:unhideWhenUsed="0"/>
-    <w:lsdException w:name="Colorful Shading Accent 2" w:semiHidden="0" w:uiPriority="71" w:unhideWhenUsed="0"/>
-    <w:lsdException w:name="Colorful List Accent 2" w:semiHidden="0" w:uiPriority="72" w:unhideWhenUsed="0"/>
-    <w:lsdException w:name="Colorful Grid Accent 2" w:semiHidden="0" w:uiPriority="73" w:unhideWhenUsed="0"/>
-    <w:lsdException w:name="Light Shading Accent 3" w:semiHidden="0" w:uiPriority="60" w:unhideWhenUsed="0"/>
-    <w:lsdException w:name="Light List Accent 3" w:semiHidden="0" w:uiPriority="61" w:unhideWhenUsed="0"/>
-    <w:lsdException w:name="Light Grid Accent 3" w:semiHidden="0" w:uiPriority="62" w:unhideWhenUsed="0"/>
-    <w:lsdException w:name="Medium Shading 1 Accent 3" w:semiHidden="0" w:uiPriority="63" w:unhideWhenUsed="0"/>
-    <w:lsdException w:name="Medium Shading 2 Accent 3" w:semiHidden="0" w:uiPriority="64" w:unhideWhenUsed="0"/>
-    <w:lsdException w:name="Medium List 1 Accent 3" w:semiHidden="0" w:uiPriority="65" w:unhideWhenUsed="0"/>
-    <w:lsdException w:name="Medium List 2 Accent 3" w:semiHidden="0" w:uiPriority="66" w:unhideWhenUsed="0"/>
-    <w:lsdException w:name="Medium Grid 1 Accent 3" w:semiHidden="0" w:uiPriority="67" w:unhideWhenUsed="0"/>
-    <w:lsdException w:name="Medium Grid 2 Accent 3" w:semiHidden="0" w:uiPriority="68" w:unhideWhenUsed="0"/>
-    <w:lsdException w:name="Medium Grid 3 Accent 3" w:semiHidden="0" w:uiPriority="69" w:unhideWhenUsed="0"/>
-    <w:lsdException w:name="Dark List Accent 3" w:semiHidden="0" w:uiPriority="70" w:unhideWhenUsed="0"/>
-    <w:lsdException w:name="Colorful Shading Accent 3" w:semiHidden="0" w:uiPriority="71" w:unhideWhenUsed="0"/>
-    <w:lsdException w:name="Colorful List Accent 3" w:semiHidden="0" w:uiPriority="72" w:unhideWhenUsed="0"/>
-    <w:lsdException w:name="Colorful Grid Accent 3" w:semiHidden="0" w:uiPriority="73" w:unhideWhenUsed="0"/>
-    <w:lsdException w:name="Light Shading Accent 4" w:semiHidden="0" w:uiPriority="60" w:unhideWhenUsed="0"/>
-    <w:lsdException w:name="Light List Accent 4" w:semiHidden="0" w:uiPriority="61" w:unhideWhenUsed="0"/>
-    <w:lsdException w:name="Light Grid Accent 4" w:semiHidden="0" w:uiPriority="62" w:unhideWhenUsed="0"/>
-    <w:lsdException w:name="Medium Shading 1 Accent 4" w:semiHidden="0" w:uiPriority="63" w:unhideWhenUsed="0"/>
-    <w:lsdException w:name="Medium Shading 2 Accent 4" w:semiHidden="0" w:uiPriority="64" w:unhideWhenUsed="0"/>
-    <w:lsdException w:name="Medium List 1 Accent 4" w:semiHidden="0" w:uiPriority="65" w:unhideWhenUsed="0"/>
-    <w:lsdException w:name="Medium List 2 Accent 4" w:semiHidden="0" w:uiPriority="66" w:unhideWhenUsed="0"/>
-    <w:lsdException w:name="Medium Grid 1 Accent 4" w:semiHidden="0" w:uiPriority="67" w:unhideWhenUsed="0"/>
-    <w:lsdException w:name="Medium Grid 2 Accent 4" w:semiHidden="0" w:uiPriority="68" w:unhideWhenUsed="0"/>
-    <w:lsdException w:name="Medium Grid 3 Accent 4" w:semiHidden="0" w:uiPriority="69" w:unhideWhenUsed="0"/>
-    <w:lsdException w:name="Dark List Accent 4" w:semiHidden="0" w:uiPriority="70" w:unhideWhenUsed="0"/>
-    <w:lsdException w:name="Colorful Shading Accent 4" w:semiHidden="0" w:uiPriority="71" w:unhideWhenUsed="0"/>
-    <w:lsdException w:name="Colorful List Accent 4" w:semiHidden="0" w:uiPriority="72" w:unhideWhenUsed="0"/>
-    <w:lsdException w:name="Colorful Grid Accent 4" w:semiHidden="0" w:uiPriority="73" w:unhideWhenUsed="0"/>
-    <w:lsdException w:name="Light Shading Accent 5" w:semiHidden="0" w:uiPriority="60" w:unhideWhenUsed="0"/>
-    <w:lsdException w:name="Light List Accent 5" w:semiHidden="0" w:uiPriority="61" w:unhideWhenUsed="0"/>
-    <w:lsdException w:name="Light Grid Accent 5" w:semiHidden="0" w:uiPriority="62" w:unhideWhenUsed="0"/>
-    <w:lsdException w:name="Medium Shading 1 Accent 5" w:semiHidden="0" w:uiPriority="63" w:unhideWhenUsed="0"/>
-    <w:lsdException w:name="Medium Shading 2 Accent 5" w:semiHidden="0" w:uiPriority="64" w:unhideWhenUsed="0"/>
-    <w:lsdException w:name="Medium List 1 Accent 5" w:semiHidden="0" w:uiPriority="65" w:unhideWhenUsed="0"/>
-    <w:lsdException w:name="Medium List 2 Accent 5" w:semiHidden="0" w:uiPriority="66" w:unhideWhenUsed="0"/>
-    <w:lsdException w:name="Medium Grid 1 Accent 5" w:semiHidden="0" w:uiPriority="67" w:unhideWhenUsed="0"/>
-    <w:lsdException w:name="Medium Grid 2 Accent 5" w:semiHidden="0" w:uiPriority="68" w:unhideWhenUsed="0"/>
-    <w:lsdException w:name="Medium Grid 3 Accent 5" w:semiHidden="0" w:uiPriority="69" w:unhideWhenUsed="0"/>
-    <w:lsdException w:name="Dark List Accent 5" w:semiHidden="0" w:uiPriority="70" w:unhideWhenUsed="0"/>
-    <w:lsdException w:name="Colorful Shading Accent 5" w:semiHidden="0" w:uiPriority="71" w:unhideWhenUsed="0"/>
-    <w:lsdException w:name="Colorful List Accent 5" w:semiHidden="0" w:uiPriority="72" w:unhideWhenUsed="0"/>
-    <w:lsdException w:name="Colorful Grid Accent 5" w:semiHidden="0" w:uiPriority="73" w:unhideWhenUsed="0"/>
-    <w:lsdException w:name="Light Shading Accent 6" w:semiHidden="0" w:uiPriority="60" w:unhideWhenUsed="0"/>
-    <w:lsdException w:name="Light List Accent 6" w:semiHidden="0" w:uiPriority="61" w:unhideWhenUsed="0"/>
-    <w:lsdException w:name="Light Grid Accent 6" w:semiHidden="0" w:uiPriority="62" w:unhideWhenUsed="0"/>
-    <w:lsdException w:name="Medium Shading 1 Accent 6" w:semiHidden="0" w:uiPriority="63" w:unhideWhenUsed="0"/>
-    <w:lsdException w:name="Medium Shading 2 Accent 6" w:semiHidden="0" w:uiPriority="64" w:unhideWhenUsed="0"/>
-    <w:lsdException w:name="Medium List 1 Accent 6" w:semiHidden="0" w:uiPriority="65" w:unhideWhenUsed="0"/>
-    <w:lsdException w:name="Medium List 2 Accent 6" w:semiHidden="0" w:uiPriority="66" w:unhideWhenUsed="0"/>
-    <w:lsdException w:name="Medium Grid 1 Accent 6" w:semiHidden="0" w:uiPriority="67" w:unhideWhenUsed="0"/>
-    <w:lsdException w:name="Medium Grid 2 Accent 6" w:semiHidden="0" w:uiPriority="68" w:unhideWhenUsed="0"/>
-    <w:lsdException w:name="Medium Grid 3 Accent 6" w:semiHidden="0" w:uiPriority="69" w:unhideWhenUsed="0"/>
-    <w:lsdException w:name="Dark List Accent 6" w:semiHidden="0" w:uiPriority="70" w:unhideWhenUsed="0"/>
-    <w:lsdException w:name="Colorful Shading Accent 6" w:semiHidden="0" w:uiPriority="71" w:unhideWhenUsed="0"/>
-    <w:lsdException w:name="Colorful List Accent 6" w:semiHidden="0" w:uiPriority="72" w:unhideWhenUsed="0"/>
-    <w:lsdException w:name="Colorful Grid Accent 6" w:semiHidden="0" w:uiPriority="73" w:unhideWhenUsed="0"/>
-    <w:lsdException w:name="Subtle Emphasis" w:semiHidden="0" w:uiPriority="19" w:unhideWhenUsed="0" w:qFormat="1"/>
-    <w:lsdException w:name="Intense Emphasis" w:semiHidden="0" w:uiPriority="21" w:unhideWhenUsed="0" w:qFormat="1"/>
-    <w:lsdException w:name="Subtle Reference" w:semiHidden="0" w:uiPriority="31" w:unhideWhenUsed="0" w:qFormat="1"/>
-    <w:lsdException w:name="Intense Reference" w:semiHidden="0" w:uiPriority="32" w:unhideWhenUsed="0" w:qFormat="1"/>
-    <w:lsdException w:name="Book Title" w:semiHidden="0" w:uiPriority="33" w:unhideWhenUsed="0" w:qFormat="1"/>
-    <w:lsdException w:name="Bibliography" w:uiPriority="37"/>
-    <w:lsdException w:name="TOC Heading" w:uiPriority="39" w:qFormat="1"/>
+  <w:latentStyles w:defLockedState="0" w:defUIPriority="99" w:defSemiHidden="0" w:defUnhideWhenUsed="0" w:defQFormat="0" w:count="376">
+    <w:lsdException w:name="Normal" w:uiPriority="0" w:qFormat="1"/>
+    <w:lsdException w:name="heading 1" w:uiPriority="9" w:qFormat="1"/>
+    <w:lsdException w:name="heading 2" w:semiHidden="1" w:uiPriority="9" w:unhideWhenUsed="1" w:qFormat="1"/>
+    <w:lsdException w:name="heading 3" w:semiHidden="1" w:uiPriority="9" w:unhideWhenUsed="1" w:qFormat="1"/>
+    <w:lsdException w:name="heading 4" w:semiHidden="1" w:uiPriority="9" w:unhideWhenUsed="1" w:qFormat="1"/>
+    <w:lsdException w:name="heading 5" w:semiHidden="1" w:uiPriority="9" w:unhideWhenUsed="1" w:qFormat="1"/>
+    <w:lsdException w:name="heading 6" w:semiHidden="1" w:uiPriority="9" w:unhideWhenUsed="1" w:qFormat="1"/>
+    <w:lsdException w:name="heading 7" w:semiHidden="1" w:uiPriority="9" w:unhideWhenUsed="1" w:qFormat="1"/>
+    <w:lsdException w:name="heading 8" w:semiHidden="1" w:uiPriority="9" w:unhideWhenUsed="1" w:qFormat="1"/>
+    <w:lsdException w:name="heading 9" w:semiHidden="1" w:uiPriority="9" w:unhideWhenUsed="1" w:qFormat="1"/>
+    <w:lsdException w:name="index 1" w:semiHidden="1" w:unhideWhenUsed="1"/>
+    <w:lsdException w:name="index 2" w:semiHidden="1" w:unhideWhenUsed="1"/>
+    <w:lsdException w:name="index 3" w:semiHidden="1" w:unhideWhenUsed="1"/>
+    <w:lsdException w:name="index 4" w:semiHidden="1" w:unhideWhenUsed="1"/>
+    <w:lsdException w:name="index 5" w:semiHidden="1" w:unhideWhenUsed="1"/>
+    <w:lsdException w:name="index 6" w:semiHidden="1" w:unhideWhenUsed="1"/>
+    <w:lsdException w:name="index 7" w:semiHidden="1" w:unhideWhenUsed="1"/>
+    <w:lsdException w:name="index 8" w:semiHidden="1" w:unhideWhenUsed="1"/>
+    <w:lsdException w:name="index 9" w:semiHidden="1" w:unhideWhenUsed="1"/>
+    <w:lsdException w:name="toc 1" w:semiHidden="1" w:uiPriority="39" w:unhideWhenUsed="1"/>
+    <w:lsdException w:name="toc 2" w:semiHidden="1" w:uiPriority="39" w:unhideWhenUsed="1"/>
+    <w:lsdException w:name="toc 3" w:semiHidden="1" w:uiPriority="39" w:unhideWhenUsed="1"/>
+    <w:lsdException w:name="toc 4" w:semiHidden="1" w:uiPriority="39" w:unhideWhenUsed="1"/>
+    <w:lsdException w:name="toc 5" w:semiHidden="1" w:uiPriority="39" w:unhideWhenUsed="1"/>
+    <w:lsdException w:name="toc 6" w:semiHidden="1" w:uiPriority="39" w:unhideWhenUsed="1"/>
+    <w:lsdException w:name="toc 7" w:semiHidden="1" w:uiPriority="39" w:unhideWhenUsed="1"/>
+    <w:lsdException w:name="toc 8" w:semiHidden="1" w:uiPriority="39" w:unhideWhenUsed="1"/>
+    <w:lsdException w:name="toc 9" w:semiHidden="1" w:uiPriority="39" w:unhideWhenUsed="1"/>
+    <w:lsdException w:name="Normal Indent" w:semiHidden="1" w:unhideWhenUsed="1"/>
+    <w:lsdException w:name="footnote text" w:semiHidden="1" w:unhideWhenUsed="1"/>
+    <w:lsdException w:name="annotation text" w:semiHidden="1" w:unhideWhenUsed="1"/>
+    <w:lsdException w:name="header" w:semiHidden="1" w:unhideWhenUsed="1"/>
+    <w:lsdException w:name="footer" w:semiHidden="1" w:unhideWhenUsed="1"/>
+    <w:lsdException w:name="index heading" w:semiHidden="1" w:unhideWhenUsed="1"/>
+    <w:lsdException w:name="caption" w:semiHidden="1" w:uiPriority="35" w:unhideWhenUsed="1" w:qFormat="1"/>
+    <w:lsdException w:name="table of figures" w:semiHidden="1" w:unhideWhenUsed="1"/>
+    <w:lsdException w:name="envelope address" w:semiHidden="1" w:unhideWhenUsed="1"/>
+    <w:lsdException w:name="envelope return" w:semiHidden="1" w:unhideWhenUsed="1"/>
+    <w:lsdException w:name="footnote reference" w:semiHidden="1" w:unhideWhenUsed="1"/>
+    <w:lsdException w:name="annotation reference" w:semiHidden="1" w:unhideWhenUsed="1"/>
+    <w:lsdException w:name="line number" w:semiHidden="1" w:unhideWhenUsed="1"/>
+    <w:lsdException w:name="page number" w:semiHidden="1" w:unhideWhenUsed="1"/>
+    <w:lsdException w:name="endnote reference" w:semiHidden="1" w:unhideWhenUsed="1"/>
+    <w:lsdException w:name="endnote text" w:semiHidden="1" w:unhideWhenUsed="1"/>
+    <w:lsdException w:name="table of authorities" w:semiHidden="1" w:unhideWhenUsed="1"/>
+    <w:lsdException w:name="macro" w:semiHidden="1" w:unhideWhenUsed="1"/>
+    <w:lsdException w:name="toa heading" w:semiHidden="1" w:unhideWhenUsed="1"/>
+    <w:lsdException w:name="List" w:semiHidden="1" w:unhideWhenUsed="1"/>
+    <w:lsdException w:name="List Bullet" w:semiHidden="1" w:unhideWhenUsed="1"/>
+    <w:lsdException w:name="List Number" w:semiHidden="1" w:unhideWhenUsed="1"/>
+    <w:lsdException w:name="List 2" w:semiHidden="1" w:unhideWhenUsed="1"/>
+    <w:lsdException w:name="List 3" w:semiHidden="1" w:unhideWhenUsed="1"/>
+    <w:lsdException w:name="List 4" w:semiHidden="1" w:unhideWhenUsed="1"/>
+    <w:lsdException w:name="List 5" w:semiHidden="1" w:unhideWhenUsed="1"/>
+    <w:lsdException w:name="List Bullet 2" w:semiHidden="1" w:unhideWhenUsed="1"/>
+    <w:lsdException w:name="List Bullet 3" w:semiHidden="1" w:unhideWhenUsed="1"/>
+    <w:lsdException w:name="List Bullet 4" w:semiHidden="1" w:unhideWhenUsed="1"/>
+    <w:lsdException w:name="List Bullet 5" w:semiHidden="1" w:unhideWhenUsed="1"/>
+    <w:lsdException w:name="List Number 2" w:semiHidden="1" w:unhideWhenUsed="1"/>
+    <w:lsdException w:name="List Number 3" w:semiHidden="1" w:unhideWhenUsed="1"/>
+    <w:lsdException w:name="List Number 4" w:semiHidden="1" w:unhideWhenUsed="1"/>
+    <w:lsdException w:name="List Number 5" w:semiHidden="1" w:unhideWhenUsed="1"/>
+    <w:lsdException w:name="Title" w:uiPriority="10" w:qFormat="1"/>
+    <w:lsdException w:name="Closing" w:semiHidden="1" w:unhideWhenUsed="1"/>
+    <w:lsdException w:name="Signature" w:semiHidden="1" w:unhideWhenUsed="1"/>
+    <w:lsdException w:name="Default Paragraph Font" w:semiHidden="1" w:uiPriority="1" w:unhideWhenUsed="1"/>
+    <w:lsdException w:name="Body Text" w:semiHidden="1" w:unhideWhenUsed="1"/>
+    <w:lsdException w:name="Body Text Indent" w:semiHidden="1" w:unhideWhenUsed="1"/>
+    <w:lsdException w:name="List Continue" w:semiHidden="1" w:unhideWhenUsed="1"/>
+    <w:lsdException w:name="List Continue 2" w:semiHidden="1" w:unhideWhenUsed="1"/>
+    <w:lsdException w:name="List Continue 3" w:semiHidden="1" w:unhideWhenUsed="1"/>
+    <w:lsdException w:name="List Continue 4" w:semiHidden="1" w:unhideWhenUsed="1"/>
+    <w:lsdException w:name="List Continue 5" w:semiHidden="1" w:unhideWhenUsed="1"/>
+    <w:lsdException w:name="Message Header" w:semiHidden="1" w:unhideWhenUsed="1"/>
+    <w:lsdException w:name="Subtitle" w:uiPriority="11" w:qFormat="1"/>
+    <w:lsdException w:name="Salutation" w:semiHidden="1" w:unhideWhenUsed="1"/>
+    <w:lsdException w:name="Date" w:semiHidden="1" w:unhideWhenUsed="1"/>
+    <w:lsdException w:name="Body Text First Indent" w:semiHidden="1" w:unhideWhenUsed="1"/>
+    <w:lsdException w:name="Body Text First Indent 2" w:semiHidden="1" w:unhideWhenUsed="1"/>
+    <w:lsdException w:name="Note Heading" w:semiHidden="1" w:unhideWhenUsed="1"/>
+    <w:lsdException w:name="Body Text 2" w:semiHidden="1" w:unhideWhenUsed="1"/>
+    <w:lsdException w:name="Body Text 3" w:semiHidden="1" w:unhideWhenUsed="1"/>
+    <w:lsdException w:name="Body Text Indent 2" w:semiHidden="1" w:unhideWhenUsed="1"/>
+    <w:lsdException w:name="Body Text Indent 3" w:semiHidden="1" w:unhideWhenUsed="1"/>
+    <w:lsdException w:name="Block Text" w:semiHidden="1" w:unhideWhenUsed="1"/>
+    <w:lsdException w:name="Hyperlink" w:semiHidden="1" w:unhideWhenUsed="1"/>
+    <w:lsdException w:name="FollowedHyperlink" w:semiHidden="1" w:unhideWhenUsed="1"/>
+    <w:lsdException w:name="Strong" w:uiPriority="22" w:qFormat="1"/>
+    <w:lsdException w:name="Emphasis" w:uiPriority="20" w:qFormat="1"/>
+    <w:lsdException w:name="Document Map" w:semiHidden="1" w:unhideWhenUsed="1"/>
+    <w:lsdException w:name="Plain Text" w:semiHidden="1" w:unhideWhenUsed="1"/>
+    <w:lsdException w:name="E-mail Signature" w:semiHidden="1" w:unhideWhenUsed="1"/>
+    <w:lsdException w:name="HTML Top of Form" w:semiHidden="1" w:unhideWhenUsed="1"/>
+    <w:lsdException w:name="HTML Bottom of Form" w:semiHidden="1" w:unhideWhenUsed="1"/>
+    <w:lsdException w:name="Normal (Web)" w:semiHidden="1" w:unhideWhenUsed="1"/>
+    <w:lsdException w:name="HTML Acronym" w:semiHidden="1" w:unhideWhenUsed="1"/>
+    <w:lsdException w:name="HTML Address" w:semiHidden="1" w:unhideWhenUsed="1"/>
+    <w:lsdException w:name="HTML Cite" w:semiHidden="1" w:unhideWhenUsed="1"/>
+    <w:lsdException w:name="HTML Code" w:semiHidden="1" w:unhideWhenUsed="1"/>
+    <w:lsdException w:name="HTML Definition" w:semiHidden="1" w:unhideWhenUsed="1"/>
+    <w:lsdException w:name="HTML Keyboard" w:semiHidden="1" w:unhideWhenUsed="1"/>
+    <w:lsdException w:name="HTML Preformatted" w:semiHidden="1" w:unhideWhenUsed="1"/>
+    <w:lsdException w:name="HTML Sample" w:semiHidden="1" w:unhideWhenUsed="1"/>
+    <w:lsdException w:name="HTML Typewriter" w:semiHidden="1" w:unhideWhenUsed="1"/>
+    <w:lsdException w:name="HTML Variable" w:semiHidden="1" w:unhideWhenUsed="1"/>
+    <w:lsdException w:name="Normal Table" w:semiHidden="1" w:unhideWhenUsed="1"/>
+    <w:lsdException w:name="annotation subject" w:semiHidden="1" w:unhideWhenUsed="1"/>
+    <w:lsdException w:name="No List" w:semiHidden="1" w:unhideWhenUsed="1"/>
+    <w:lsdException w:name="Outline List 1" w:semiHidden="1" w:unhideWhenUsed="1"/>
+    <w:lsdException w:name="Outline List 2" w:semiHidden="1" w:unhideWhenUsed="1"/>
+    <w:lsdException w:name="Outline List 3" w:semiHidden="1" w:unhideWhenUsed="1"/>
+    <w:lsdException w:name="Table Simple 1" w:semiHidden="1" w:unhideWhenUsed="1"/>
+    <w:lsdException w:name="Table Simple 2" w:semiHidden="1" w:unhideWhenUsed="1"/>
+    <w:lsdException w:name="Table Simple 3" w:semiHidden="1" w:unhideWhenUsed="1"/>
+    <w:lsdException w:name="Table Classic 1" w:semiHidden="1" w:unhideWhenUsed="1"/>
+    <w:lsdException w:name="Table Classic 2" w:semiHidden="1" w:unhideWhenUsed="1"/>
+    <w:lsdException w:name="Table Classic 3" w:semiHidden="1" w:unhideWhenUsed="1"/>
+    <w:lsdException w:name="Table Classic 4" w:semiHidden="1" w:unhideWhenUsed="1"/>
+    <w:lsdException w:name="Table Colorful 1" w:semiHidden="1" w:unhideWhenUsed="1"/>
+    <w:lsdException w:name="Table Colorful 2" w:semiHidden="1" w:unhideWhenUsed="1"/>
+    <w:lsdException w:name="Table Colorful 3" w:semiHidden="1" w:unhideWhenUsed="1"/>
+    <w:lsdException w:name="Table Columns 1" w:semiHidden="1" w:unhideWhenUsed="1"/>
+    <w:lsdException w:name="Table Columns 2" w:semiHidden="1" w:unhideWhenUsed="1"/>
+    <w:lsdException w:name="Table Columns 3" w:semiHidden="1" w:unhideWhenUsed="1"/>
+    <w:lsdException w:name="Table Columns 4" w:semiHidden="1" w:unhideWhenUsed="1"/>
+    <w:lsdException w:name="Table Columns 5" w:semiHidden="1" w:unhideWhenUsed="1"/>
+    <w:lsdException w:name="Table Grid 1" w:semiHidden="1" w:unhideWhenUsed="1"/>
+    <w:lsdException w:name="Table Grid 2" w:semiHidden="1" w:unhideWhenUsed="1"/>
+    <w:lsdException w:name="Table Grid 3" w:semiHidden="1" w:unhideWhenUsed="1"/>
+    <w:lsdException w:name="Table Grid 4" w:semiHidden="1" w:unhideWhenUsed="1"/>
+    <w:lsdException w:name="Table Grid 5" w:semiHidden="1" w:unhideWhenUsed="1"/>
+    <w:lsdException w:name="Table Grid 6" w:semiHidden="1" w:unhideWhenUsed="1"/>
+    <w:lsdException w:name="Table Grid 7" w:semiHidden="1" w:unhideWhenUsed="1"/>
+    <w:lsdException w:name="Table Grid 8" w:semiHidden="1" w:unhideWhenUsed="1"/>
+    <w:lsdException w:name="Table List 1" w:semiHidden="1" w:unhideWhenUsed="1"/>
+    <w:lsdException w:name="Table List 2" w:semiHidden="1" w:unhideWhenUsed="1"/>
+    <w:lsdException w:name="Table List 3" w:semiHidden="1" w:unhideWhenUsed="1"/>
+    <w:lsdException w:name="Table List 4" w:semiHidden="1" w:unhideWhenUsed="1"/>
+    <w:lsdException w:name="Table List 5" w:semiHidden="1" w:unhideWhenUsed="1"/>
+    <w:lsdException w:name="Table List 6" w:semiHidden="1" w:unhideWhenUsed="1"/>
+    <w:lsdException w:name="Table List 7" w:semiHidden="1" w:unhideWhenUsed="1"/>
+    <w:lsdException w:name="Table List 8" w:semiHidden="1" w:unhideWhenUsed="1"/>
+    <w:lsdException w:name="Table 3D effects 1" w:semiHidden="1" w:unhideWhenUsed="1"/>
+    <w:lsdException w:name="Table 3D effects 2" w:semiHidden="1" w:unhideWhenUsed="1"/>
+    <w:lsdException w:name="Table 3D effects 3" w:semiHidden="1" w:unhideWhenUsed="1"/>
+    <w:lsdException w:name="Table Contemporary" w:semiHidden="1" w:unhideWhenUsed="1"/>
+    <w:lsdException w:name="Table Elegant" w:semiHidden="1" w:unhideWhenUsed="1"/>
+    <w:lsdException w:name="Table Professional" w:semiHidden="1" w:unhideWhenUsed="1"/>
+    <w:lsdException w:name="Table Subtle 1" w:semiHidden="1" w:unhideWhenUsed="1"/>
+    <w:lsdException w:name="Table Subtle 2" w:semiHidden="1" w:unhideWhenUsed="1"/>
+    <w:lsdException w:name="Table Web 1" w:semiHidden="1" w:unhideWhenUsed="1"/>
+    <w:lsdException w:name="Table Web 2" w:semiHidden="1" w:unhideWhenUsed="1"/>
+    <w:lsdException w:name="Table Web 3" w:semiHidden="1" w:unhideWhenUsed="1"/>
+    <w:lsdException w:name="Balloon Text" w:semiHidden="1" w:unhideWhenUsed="1"/>
+    <w:lsdException w:name="Table Grid" w:uiPriority="39"/>
+    <w:lsdException w:name="Table Theme" w:semiHidden="1" w:unhideWhenUsed="1"/>
+    <w:lsdException w:name="Placeholder Text" w:semiHidden="1"/>
+    <w:lsdException w:name="No Spacing" w:uiPriority="1" w:qFormat="1"/>
+    <w:lsdException w:name="Light Shading" w:uiPriority="60"/>
+    <w:lsdException w:name="Light List" w:uiPriority="61"/>
+    <w:lsdException w:name="Light Grid" w:uiPriority="62"/>
+    <w:lsdException w:name="Medium Shading 1" w:uiPriority="63"/>
+    <w:lsdException w:name="Medium Shading 2" w:uiPriority="64"/>
+    <w:lsdException w:name="Medium List 1" w:uiPriority="65"/>
+    <w:lsdException w:name="Medium List 2" w:uiPriority="66"/>
+    <w:lsdException w:name="Medium Grid 1" w:uiPriority="67"/>
+    <w:lsdException w:name="Medium Grid 2" w:uiPriority="68"/>
+    <w:lsdException w:name="Medium Grid 3" w:uiPriority="69"/>
+    <w:lsdException w:name="Dark List" w:uiPriority="70"/>
+    <w:lsdException w:name="Colorful Shading" w:uiPriority="71"/>
+    <w:lsdException w:name="Colorful List" w:uiPriority="72"/>
+    <w:lsdException w:name="Colorful Grid" w:uiPriority="73"/>
+    <w:lsdException w:name="Light Shading Accent 1" w:uiPriority="60"/>
+    <w:lsdException w:name="Light List Accent 1" w:uiPriority="61"/>
+    <w:lsdException w:name="Light Grid Accent 1" w:uiPriority="62"/>
+    <w:lsdException w:name="Medium Shading 1 Accent 1" w:uiPriority="63"/>
+    <w:lsdException w:name="Medium Shading 2 Accent 1" w:uiPriority="64"/>
+    <w:lsdException w:name="Medium List 1 Accent 1" w:uiPriority="65"/>
+    <w:lsdException w:name="Revision" w:semiHidden="1"/>
+    <w:lsdException w:name="List Paragraph" w:uiPriority="34" w:qFormat="1"/>
+    <w:lsdException w:name="Quote" w:uiPriority="29" w:qFormat="1"/>
+    <w:lsdException w:name="Intense Quote" w:uiPriority="30" w:qFormat="1"/>
+    <w:lsdException w:name="Medium List 2 Accent 1" w:uiPriority="66"/>
+    <w:lsdException w:name="Medium Grid 1 Accent 1" w:uiPriority="67"/>
+    <w:lsdException w:name="Medium Grid 2 Accent 1" w:uiPriority="68"/>
+    <w:lsdException w:name="Medium Grid 3 Accent 1" w:uiPriority="69"/>
+    <w:lsdException w:name="Dark List Accent 1" w:uiPriority="70"/>
+    <w:lsdException w:name="Colorful Shading Accent 1" w:uiPriority="71"/>
+    <w:lsdException w:name="Colorful List Accent 1" w:uiPriority="72"/>
+    <w:lsdException w:name="Colorful Grid Accent 1" w:uiPriority="73"/>
+    <w:lsdException w:name="Light Shading Accent 2" w:uiPriority="60"/>
+    <w:lsdException w:name="Light List Accent 2" w:uiPriority="61"/>
+    <w:lsdException w:name="Light Grid Accent 2" w:uiPriority="62"/>
+    <w:lsdException w:name="Medium Shading 1 Accent 2" w:uiPriority="63"/>
+    <w:lsdException w:name="Medium Shading 2 Accent 2" w:uiPriority="64"/>
+    <w:lsdException w:name="Medium List 1 Accent 2" w:uiPriority="65"/>
+    <w:lsdException w:name="Medium List 2 Accent 2" w:uiPriority="66"/>
+    <w:lsdException w:name="Medium Grid 1 Accent 2" w:uiPriority="67"/>
+    <w:lsdException w:name="Medium Grid 2 Accent 2" w:uiPriority="68"/>
+    <w:lsdException w:name="Medium Grid 3 Accent 2" w:uiPriority="69"/>
+    <w:lsdException w:name="Dark List Accent 2" w:uiPriority="70"/>
+    <w:lsdException w:name="Colorful Shading Accent 2" w:uiPriority="71"/>
+    <w:lsdException w:name="Colorful List Accent 2" w:uiPriority="72"/>
+    <w:lsdException w:name="Colorful Grid Accent 2" w:uiPriority="73"/>
+    <w:lsdException w:name="Light Shading Accent 3" w:uiPriority="60"/>
+    <w:lsdException w:name="Light List Accent 3" w:uiPriority="61"/>
+    <w:lsdException w:name="Light Grid Accent 3" w:uiPriority="62"/>
+    <w:lsdException w:name="Medium Shading 1 Accent 3" w:uiPriority="63"/>
+    <w:lsdException w:name="Medium Shading 2 Accent 3" w:uiPriority="64"/>
+    <w:lsdException w:name="Medium List 1 Accent 3" w:uiPriority="65"/>
+    <w:lsdException w:name="Medium List 2 Accent 3" w:uiPriority="66"/>
+    <w:lsdException w:name="Medium Grid 1 Accent 3" w:uiPriority="67"/>
+    <w:lsdException w:name="Medium Grid 2 Accent 3" w:uiPriority="68"/>
+    <w:lsdException w:name="Medium Grid 3 Accent 3" w:uiPriority="69"/>
+    <w:lsdException w:name="Dark List Accent 3" w:uiPriority="70"/>
+    <w:lsdException w:name="Colorful Shading Accent 3" w:uiPriority="71"/>
+    <w:lsdException w:name="Colorful List Accent 3" w:uiPriority="72"/>
+    <w:lsdException w:name="Colorful Grid Accent 3" w:uiPriority="73"/>
+    <w:lsdException w:name="Light Shading Accent 4" w:uiPriority="60"/>
+    <w:lsdException w:name="Light List Accent 4" w:uiPriority="61"/>
+    <w:lsdException w:name="Light Grid Accent 4" w:uiPriority="62"/>
+    <w:lsdException w:name="Medium Shading 1 Accent 4" w:uiPriority="63"/>
+    <w:lsdException w:name="Medium Shading 2 Accent 4" w:uiPriority="64"/>
+    <w:lsdException w:name="Medium List 1 Accent 4" w:uiPriority="65"/>
+    <w:lsdException w:name="Medium List 2 Accent 4" w:uiPriority="66"/>
+    <w:lsdException w:name="Medium Grid 1 Accent 4" w:uiPriority="67"/>
+    <w:lsdException w:name="Medium Grid 2 Accent 4" w:uiPriority="68"/>
+    <w:lsdException w:name="Medium Grid 3 Accent 4" w:uiPriority="69"/>
+    <w:lsdException w:name="Dark List Accent 4" w:uiPriority="70"/>
+    <w:lsdException w:name="Colorful Shading Accent 4" w:uiPriority="71"/>
+    <w:lsdException w:name="Colorful List Accent 4" w:uiPriority="72"/>
+    <w:lsdException w:name="Colorful Grid Accent 4" w:uiPriority="73"/>
+    <w:lsdException w:name="Light Shading Accent 5" w:uiPriority="60"/>
+    <w:lsdException w:name="Light List Accent 5" w:uiPriority="61"/>
+    <w:lsdException w:name="Light Grid Accent 5" w:uiPriority="62"/>
+    <w:lsdException w:name="Medium Shading 1 Accent 5" w:uiPriority="63"/>
+    <w:lsdException w:name="Medium Shading 2 Accent 5" w:uiPriority="64"/>
+    <w:lsdException w:name="Medium List 1 Accent 5" w:uiPriority="65"/>
+    <w:lsdException w:name="Medium List 2 Accent 5" w:uiPriority="66"/>
+    <w:lsdException w:name="Medium Grid 1 Accent 5" w:uiPriority="67"/>
+    <w:lsdException w:name="Medium Grid 2 Accent 5" w:uiPriority="68"/>
+    <w:lsdException w:name="Medium Grid 3 Accent 5" w:uiPriority="69"/>
+    <w:lsdException w:name="Dark List Accent 5" w:uiPriority="70"/>
+    <w:lsdException w:name="Colorful Shading Accent 5" w:uiPriority="71"/>
+    <w:lsdException w:name="Colorful List Accent 5" w:uiPriority="72"/>
+    <w:lsdException w:name="Colorful Grid Accent 5" w:uiPriority="73"/>
+    <w:lsdException w:name="Light Shading Accent 6" w:uiPriority="60"/>
+    <w:lsdException w:name="Light List Accent 6" w:uiPriority="61"/>
+    <w:lsdException w:name="Light Grid Accent 6" w:uiPriority="62"/>
+    <w:lsdException w:name="Medium Shading 1 Accent 6" w:uiPriority="63"/>
+    <w:lsdException w:name="Medium Shading 2 Accent 6" w:uiPriority="64"/>
+    <w:lsdException w:name="Medium List 1 Accent 6" w:uiPriority="65"/>
+    <w:lsdException w:name="Medium List 2 Accent 6" w:uiPriority="66"/>
+    <w:lsdException w:name="Medium Grid 1 Accent 6" w:uiPriority="67"/>
+    <w:lsdException w:name="Medium Grid 2 Accent 6" w:uiPriority="68"/>
+    <w:lsdException w:name="Medium Grid 3 Accent 6" w:uiPriority="69"/>
+    <w:lsdException w:name="Dark List Accent 6" w:uiPriority="70"/>
+    <w:lsdException w:name="Colorful Shading Accent 6" w:uiPriority="71"/>
+    <w:lsdException w:name="Colorful List Accent 6" w:uiPriority="72"/>
+    <w:lsdException w:name="Colorful Grid Accent 6" w:uiPriority="73"/>
+    <w:lsdException w:name="Subtle Emphasis" w:uiPriority="19" w:qFormat="1"/>
+    <w:lsdException w:name="Intense Emphasis" w:uiPriority="21" w:qFormat="1"/>
+    <w:lsdException w:name="Subtle Reference" w:uiPriority="31" w:qFormat="1"/>
+    <w:lsdException w:name="Intense Reference" w:uiPriority="32" w:qFormat="1"/>
+    <w:lsdException w:name="Book Title" w:uiPriority="33" w:qFormat="1"/>
+    <w:lsdException w:name="Bibliography" w:semiHidden="1" w:uiPriority="37" w:unhideWhenUsed="1"/>
+    <w:lsdException w:name="TOC Heading" w:semiHidden="1" w:uiPriority="39" w:unhideWhenUsed="1" w:qFormat="1"/>
+    <w:lsdException w:name="Plain Table 1" w:uiPriority="41"/>
+    <w:lsdException w:name="Plain Table 2" w:uiPriority="42"/>
+    <w:lsdException w:name="Plain Table 3" w:uiPriority="43"/>
+    <w:lsdException w:name="Plain Table 4" w:uiPriority="44"/>
+    <w:lsdException w:name="Plain Table 5" w:uiPriority="45"/>
+    <w:lsdException w:name="Grid Table Light" w:uiPriority="40"/>
+    <w:lsdException w:name="Grid Table 1 Light" w:uiPriority="46"/>
+    <w:lsdException w:name="Grid Table 2" w:uiPriority="47"/>
+    <w:lsdException w:name="Grid Table 3" w:uiPriority="48"/>
+    <w:lsdException w:name="Grid Table 4" w:uiPriority="49"/>
+    <w:lsdException w:name="Grid Table 5 Dark" w:uiPriority="50"/>
+    <w:lsdException w:name="Grid Table 6 Colorful" w:uiPriority="51"/>
+    <w:lsdException w:name="Grid Table 7 Colorful" w:uiPriority="52"/>
+    <w:lsdException w:name="Grid Table 1 Light Accent 1" w:uiPriority="46"/>
+    <w:lsdException w:name="Grid Table 2 Accent 1" w:uiPriority="47"/>
+    <w:lsdException w:name="Grid Table 3 Accent 1" w:uiPriority="48"/>
+    <w:lsdException w:name="Grid Table 4 Accent 1" w:uiPriority="49"/>
+    <w:lsdException w:name="Grid Table 5 Dark Accent 1" w:uiPriority="50"/>
+    <w:lsdException w:name="Grid Table 6 Colorful Accent 1" w:uiPriority="51"/>
+    <w:lsdException w:name="Grid Table 7 Colorful Accent 1" w:uiPriority="52"/>
+    <w:lsdException w:name="Grid Table 1 Light Accent 2" w:uiPriority="46"/>
+    <w:lsdException w:name="Grid Table 2 Accent 2" w:uiPriority="47"/>
+    <w:lsdException w:name="Grid Table 3 Accent 2" w:uiPriority="48"/>
+    <w:lsdException w:name="Grid Table 4 Accent 2" w:uiPriority="49"/>
+    <w:lsdException w:name="Grid Table 5 Dark Accent 2" w:uiPriority="50"/>
+    <w:lsdException w:name="Grid Table 6 Colorful Accent 2" w:uiPriority="51"/>
+    <w:lsdException w:name="Grid Table 7 Colorful Accent 2" w:uiPriority="52"/>
+    <w:lsdException w:name="Grid Table 1 Light Accent 3" w:uiPriority="46"/>
+    <w:lsdException w:name="Grid Table 2 Accent 3" w:uiPriority="47"/>
+    <w:lsdException w:name="Grid Table 3 Accent 3" w:uiPriority="48"/>
+    <w:lsdException w:name="Grid Table 4 Accent 3" w:uiPriority="49"/>
+    <w:lsdException w:name="Grid Table 5 Dark Accent 3" w:uiPriority="50"/>
+    <w:lsdException w:name="Grid Table 6 Colorful Accent 3" w:uiPriority="51"/>
+    <w:lsdException w:name="Grid Table 7 Colorful Accent 3" w:uiPriority="52"/>
+    <w:lsdException w:name="Grid Table 1 Light Accent 4" w:uiPriority="46"/>
+    <w:lsdException w:name="Grid Table 2 Accent 4" w:uiPriority="47"/>
+    <w:lsdException w:name="Grid Table 3 Accent 4" w:uiPriority="48"/>
+    <w:lsdException w:name="Grid Table 4 Accent 4" w:uiPriority="49"/>
+    <w:lsdException w:name="Grid Table 5 Dark Accent 4" w:uiPriority="50"/>
+    <w:lsdException w:name="Grid Table 6 Colorful Accent 4" w:uiPriority="51"/>
+    <w:lsdException w:name="Grid Table 7 Colorful Accent 4" w:uiPriority="52"/>
+    <w:lsdException w:name="Grid Table 1 Light Accent 5" w:uiPriority="46"/>
+    <w:lsdException w:name="Grid Table 2 Accent 5" w:uiPriority="47"/>
+    <w:lsdException w:name="Grid Table 3 Accent 5" w:uiPriority="48"/>
+    <w:lsdException w:name="Grid Table 4 Accent 5" w:uiPriority="49"/>
+    <w:lsdException w:name="Grid Table 5 Dark Accent 5" w:uiPriority="50"/>
+    <w:lsdException w:name="Grid Table 6 Colorful Accent 5" w:uiPriority="51"/>
+    <w:lsdException w:name="Grid Table 7 Colorful Accent 5" w:uiPriority="52"/>
+    <w:lsdException w:name="Grid Table 1 Light Accent 6" w:uiPriority="46"/>
+    <w:lsdException w:name="Grid Table 2 Accent 6" w:uiPriority="47"/>
+    <w:lsdException w:name="Grid Table 3 Accent 6" w:uiPriority="48"/>
+    <w:lsdException w:name="Grid Table 4 Accent 6" w:uiPriority="49"/>
+    <w:lsdException w:name="Grid Table 5 Dark Accent 6" w:uiPriority="50"/>
+    <w:lsdException w:name="Grid Table 6 Colorful Accent 6" w:uiPriority="51"/>
+    <w:lsdException w:name="Grid Table 7 Colorful Accent 6" w:uiPriority="52"/>
+    <w:lsdException w:name="List Table 1 Light" w:uiPriority="46"/>
+    <w:lsdException w:name="List Table 2" w:uiPriority="47"/>
+    <w:lsdException w:name="List Table 3" w:uiPriority="48"/>
+    <w:lsdException w:name="List Table 4" w:uiPriority="49"/>
+    <w:lsdException w:name="List Table 5 Dark" w:uiPriority="50"/>
+    <w:lsdException w:name="List Table 6 Colorful" w:uiPriority="51"/>
+    <w:lsdException w:name="List Table 7 Colorful" w:uiPriority="52"/>
+    <w:lsdException w:name="List Table 1 Light Accent 1" w:uiPriority="46"/>
+    <w:lsdException w:name="List Table 2 Accent 1" w:uiPriority="47"/>
+    <w:lsdException w:name="List Table 3 Accent 1" w:uiPriority="48"/>
+    <w:lsdException w:name="List Table 4 Accent 1" w:uiPriority="49"/>
+    <w:lsdException w:name="List Table 5 Dark Accent 1" w:uiPriority="50"/>
+    <w:lsdException w:name="List Table 6 Colorful Accent 1" w:uiPriority="51"/>
+    <w:lsdException w:name="List Table 7 Colorful Accent 1" w:uiPriority="52"/>
+    <w:lsdException w:name="List Table 1 Light Accent 2" w:uiPriority="46"/>
+    <w:lsdException w:name="List Table 2 Accent 2" w:uiPriority="47"/>
+    <w:lsdException w:name="List Table 3 Accent 2" w:uiPriority="48"/>
+    <w:lsdException w:name="List Table 4 Accent 2" w:uiPriority="49"/>
+    <w:lsdException w:name="List Table 5 Dark Accent 2" w:uiPriority="50"/>
+    <w:lsdException w:name="List Table 6 Colorful Accent 2" w:uiPriority="51"/>
+    <w:lsdException w:name="List Table 7 Colorful Accent 2" w:uiPriority="52"/>
+    <w:lsdException w:name="List Table 1 Light Accent 3" w:uiPriority="46"/>
+    <w:lsdException w:name="List Table 2 Accent 3" w:uiPriority="47"/>
+    <w:lsdException w:name="List Table 3 Accent 3" w:uiPriority="48"/>
+    <w:lsdException w:name="List Table 4 Accent 3" w:uiPriority="49"/>
+    <w:lsdException w:name="List Table 5 Dark Accent 3" w:uiPriority="50"/>
+    <w:lsdException w:name="List Table 6 Colorful Accent 3" w:uiPriority="51"/>
+    <w:lsdException w:name="List Table 7 Colorful Accent 3" w:uiPriority="52"/>
+    <w:lsdException w:name="List Table 1 Light Accent 4" w:uiPriority="46"/>
+    <w:lsdException w:name="List Table 2 Accent 4" w:uiPriority="47"/>
+    <w:lsdException w:name="List Table 3 Accent 4" w:uiPriority="48"/>
+    <w:lsdException w:name="List Table 4 Accent 4" w:uiPriority="49"/>
+    <w:lsdException w:name="List Table 5 Dark Accent 4" w:uiPriority="50"/>
+    <w:lsdException w:name="List Table 6 Colorful Accent 4" w:uiPriority="51"/>
+    <w:lsdException w:name="List Table 7 Colorful Accent 4" w:uiPriority="52"/>
+    <w:lsdException w:name="List Table 1 Light Accent 5" w:uiPriority="46"/>
+    <w:lsdException w:name="List Table 2 Accent 5" w:uiPriority="47"/>
+    <w:lsdException w:name="List Table 3 Accent 5" w:uiPriority="48"/>
+    <w:lsdException w:name="List Table 4 Accent 5" w:uiPriority="49"/>
+    <w:lsdException w:name="List Table 5 Dark Accent 5" w:uiPriority="50"/>
+    <w:lsdException w:name="List Table 6 Colorful Accent 5" w:uiPriority="51"/>
+    <w:lsdException w:name="List Table 7 Colorful Accent 5" w:uiPriority="52"/>
+    <w:lsdException w:name="List Table 1 Light Accent 6" w:uiPriority="46"/>
+    <w:lsdException w:name="List Table 2 Accent 6" w:uiPriority="47"/>
+    <w:lsdException w:name="List Table 3 Accent 6" w:uiPriority="48"/>
+    <w:lsdException w:name="List Table 4 Accent 6" w:uiPriority="49"/>
+    <w:lsdException w:name="List Table 5 Dark Accent 6" w:uiPriority="50"/>
+    <w:lsdException w:name="List Table 6 Colorful Accent 6" w:uiPriority="51"/>
+    <w:lsdException w:name="List Table 7 Colorful Accent 6" w:uiPriority="52"/>
+    <w:lsdException w:name="Mention" w:semiHidden="1" w:unhideWhenUsed="1"/>
+    <w:lsdException w:name="Smart Hyperlink" w:semiHidden="1" w:unhideWhenUsed="1"/>
+    <w:lsdException w:name="Hashtag" w:semiHidden="1" w:unhideWhenUsed="1"/>
+    <w:lsdException w:name="Unresolved Mention" w:semiHidden="1" w:unhideWhenUsed="1"/>
+    <w:lsdException w:name="Smart Link" w:semiHidden="1" w:unhideWhenUsed="1"/>
   </w:latentStyles>
   <w:style w:type="paragraph" w:default="1" w:styleId="Normal">
     <w:name w:val="Normal"/>
@@ -13973,8 +13818,8 @@
       <w:lang w:val="en-GB"/>
     </w:rPr>
   </w:style>
-  <w:style w:type="table" w:customStyle="1" w:styleId="ListTable3">
-    <w:name w:val="List Table 3"/>
+  <w:style w:type="table" w:customStyle="1" w:styleId="ListTable31">
+    <w:name w:val="List Table 31"/>
     <w:basedOn w:val="TableNormal"/>
     <w:uiPriority w:val="48"/>
     <w:rsid w:val="0026435A"/>
@@ -14097,664 +13942,8 @@
       </w:tcPr>
     </w:tblStylePr>
   </w:style>
-  <w:style w:type="table" w:customStyle="1" w:styleId="GridTable1Light">
-    <w:name w:val="Grid Table 1 Light"/>
-    <w:basedOn w:val="TableNormal"/>
-    <w:uiPriority w:val="46"/>
-    <w:rsid w:val="0026435A"/>
-    <w:pPr>
-      <w:spacing w:after="0" w:line="240" w:lineRule="auto"/>
-    </w:pPr>
-    <w:tblPr>
-      <w:tblStyleRowBandSize w:val="1"/>
-      <w:tblStyleColBandSize w:val="1"/>
-      <w:tblBorders>
-        <w:top w:val="single" w:sz="4" w:space="0" w:color="999999" w:themeColor="text1" w:themeTint="66"/>
-        <w:left w:val="single" w:sz="4" w:space="0" w:color="999999" w:themeColor="text1" w:themeTint="66"/>
-        <w:bottom w:val="single" w:sz="4" w:space="0" w:color="999999" w:themeColor="text1" w:themeTint="66"/>
-        <w:right w:val="single" w:sz="4" w:space="0" w:color="999999" w:themeColor="text1" w:themeTint="66"/>
-        <w:insideH w:val="single" w:sz="4" w:space="0" w:color="999999" w:themeColor="text1" w:themeTint="66"/>
-        <w:insideV w:val="single" w:sz="4" w:space="0" w:color="999999" w:themeColor="text1" w:themeTint="66"/>
-      </w:tblBorders>
-    </w:tblPr>
-    <w:tblStylePr w:type="firstRow">
-      <w:rPr>
-        <w:b/>
-        <w:bCs/>
-      </w:rPr>
-      <w:tblPr/>
-      <w:tcPr>
-        <w:tcBorders>
-          <w:bottom w:val="single" w:sz="12" w:space="0" w:color="666666" w:themeColor="text1" w:themeTint="99"/>
-        </w:tcBorders>
-      </w:tcPr>
-    </w:tblStylePr>
-    <w:tblStylePr w:type="lastRow">
-      <w:rPr>
-        <w:b/>
-        <w:bCs/>
-      </w:rPr>
-      <w:tblPr/>
-      <w:tcPr>
-        <w:tcBorders>
-          <w:top w:val="double" w:sz="2" w:space="0" w:color="666666" w:themeColor="text1" w:themeTint="99"/>
-        </w:tcBorders>
-      </w:tcPr>
-    </w:tblStylePr>
-    <w:tblStylePr w:type="firstCol">
-      <w:rPr>
-        <w:b/>
-        <w:bCs/>
-      </w:rPr>
-    </w:tblStylePr>
-    <w:tblStylePr w:type="lastCol">
-      <w:rPr>
-        <w:b/>
-        <w:bCs/>
-      </w:rPr>
-    </w:tblStylePr>
-  </w:style>
-  <w:style w:type="character" w:styleId="Emphasis">
-    <w:name w:val="Emphasis"/>
-    <w:basedOn w:val="DefaultParagraphFont"/>
-    <w:uiPriority w:val="20"/>
-    <w:qFormat/>
-    <w:rsid w:val="002461A0"/>
-    <w:rPr>
-      <w:i/>
-      <w:iCs/>
-    </w:rPr>
-  </w:style>
-  <w:style w:type="paragraph" w:styleId="BalloonText">
-    <w:name w:val="Balloon Text"/>
-    <w:basedOn w:val="Normal"/>
-    <w:link w:val="BalloonTextChar"/>
-    <w:uiPriority w:val="99"/>
-    <w:semiHidden/>
-    <w:unhideWhenUsed/>
-    <w:rsid w:val="00B87AE3"/>
-    <w:pPr>
-      <w:spacing w:after="0" w:line="240" w:lineRule="auto"/>
-    </w:pPr>
-    <w:rPr>
-      <w:rFonts w:ascii="Tahoma" w:hAnsi="Tahoma" w:cs="Tahoma"/>
-      <w:sz w:val="16"/>
-      <w:szCs w:val="16"/>
-    </w:rPr>
-  </w:style>
-  <w:style w:type="character" w:customStyle="1" w:styleId="BalloonTextChar">
-    <w:name w:val="Balloon Text Char"/>
-    <w:basedOn w:val="DefaultParagraphFont"/>
-    <w:link w:val="BalloonText"/>
-    <w:uiPriority w:val="99"/>
-    <w:semiHidden/>
-    <w:rsid w:val="00B87AE3"/>
-    <w:rPr>
-      <w:rFonts w:ascii="Tahoma" w:hAnsi="Tahoma" w:cs="Tahoma"/>
-      <w:sz w:val="16"/>
-      <w:szCs w:val="16"/>
-      <w:lang w:val="en-GB"/>
-    </w:rPr>
-  </w:style>
-</w:styles>
-</file>
-
-<file path=word/stylesWithEffects.xml><?xml version="1.0" encoding="utf-8"?>
-<w:styles xmlns:wpc="http://schemas.microsoft.com/office/word/2010/wordprocessingCanvas" xmlns:mc="http://schemas.openxmlformats.org/markup-compatibility/2006" xmlns:o="urn:schemas-microsoft-com:office:office" xmlns:r="http://schemas.openxmlformats.org/officeDocument/2006/relationships" xmlns:m="http://schemas.openxmlformats.org/officeDocument/2006/math" xmlns:v="urn:schemas-microsoft-com:vml" xmlns:wp14="http://schemas.microsoft.com/office/word/2010/wordprocessingDrawing" xmlns:wp="http://schemas.openxmlformats.org/drawingml/2006/wordprocessingDrawing" xmlns:w10="urn:schemas-microsoft-com:office:word" xmlns:w="http://schemas.openxmlformats.org/wordprocessingml/2006/main" xmlns:w14="http://schemas.microsoft.com/office/word/2010/wordml" xmlns:wpg="http://schemas.microsoft.com/office/word/2010/wordprocessingGroup" xmlns:wpi="http://schemas.microsoft.com/office/word/2010/wordprocessingInk" xmlns:wne="http://schemas.microsoft.com/office/word/2006/wordml" xmlns:wps="http://schemas.microsoft.com/office/word/2010/wordprocessingShape" mc:Ignorable="w14 wp14">
-  <w:docDefaults>
-    <w:rPrDefault>
-      <w:rPr>
-        <w:rFonts w:asciiTheme="minorHAnsi" w:eastAsiaTheme="minorHAnsi" w:hAnsiTheme="minorHAnsi" w:cstheme="minorBidi"/>
-        <w:sz w:val="22"/>
-        <w:szCs w:val="22"/>
-        <w:lang w:val="en-US" w:eastAsia="en-US" w:bidi="ar-SA"/>
-      </w:rPr>
-    </w:rPrDefault>
-    <w:pPrDefault>
-      <w:pPr>
-        <w:spacing w:after="160" w:line="259" w:lineRule="auto"/>
-      </w:pPr>
-    </w:pPrDefault>
-  </w:docDefaults>
-  <w:latentStyles w:defLockedState="0" w:defUIPriority="99" w:defSemiHidden="1" w:defUnhideWhenUsed="1" w:defQFormat="0" w:count="267">
-    <w:lsdException w:name="Normal" w:semiHidden="0" w:uiPriority="0" w:unhideWhenUsed="0" w:qFormat="1"/>
-    <w:lsdException w:name="heading 1" w:semiHidden="0" w:uiPriority="9" w:unhideWhenUsed="0" w:qFormat="1"/>
-    <w:lsdException w:name="heading 2" w:uiPriority="9" w:qFormat="1"/>
-    <w:lsdException w:name="heading 3" w:uiPriority="9" w:qFormat="1"/>
-    <w:lsdException w:name="heading 4" w:uiPriority="9" w:qFormat="1"/>
-    <w:lsdException w:name="heading 5" w:uiPriority="9" w:qFormat="1"/>
-    <w:lsdException w:name="heading 6" w:uiPriority="9" w:qFormat="1"/>
-    <w:lsdException w:name="heading 7" w:uiPriority="9" w:qFormat="1"/>
-    <w:lsdException w:name="heading 8" w:uiPriority="9" w:qFormat="1"/>
-    <w:lsdException w:name="heading 9" w:uiPriority="9" w:qFormat="1"/>
-    <w:lsdException w:name="toc 1" w:uiPriority="39"/>
-    <w:lsdException w:name="toc 2" w:uiPriority="39"/>
-    <w:lsdException w:name="toc 3" w:uiPriority="39"/>
-    <w:lsdException w:name="toc 4" w:uiPriority="39"/>
-    <w:lsdException w:name="toc 5" w:uiPriority="39"/>
-    <w:lsdException w:name="toc 6" w:uiPriority="39"/>
-    <w:lsdException w:name="toc 7" w:uiPriority="39"/>
-    <w:lsdException w:name="toc 8" w:uiPriority="39"/>
-    <w:lsdException w:name="toc 9" w:uiPriority="39"/>
-    <w:lsdException w:name="caption" w:uiPriority="35" w:qFormat="1"/>
-    <w:lsdException w:name="Title" w:semiHidden="0" w:uiPriority="10" w:unhideWhenUsed="0" w:qFormat="1"/>
-    <w:lsdException w:name="Default Paragraph Font" w:uiPriority="1"/>
-    <w:lsdException w:name="Subtitle" w:semiHidden="0" w:uiPriority="11" w:unhideWhenUsed="0" w:qFormat="1"/>
-    <w:lsdException w:name="Strong" w:semiHidden="0" w:uiPriority="22" w:unhideWhenUsed="0" w:qFormat="1"/>
-    <w:lsdException w:name="Emphasis" w:semiHidden="0" w:uiPriority="20" w:unhideWhenUsed="0" w:qFormat="1"/>
-    <w:lsdException w:name="Table Grid" w:semiHidden="0" w:uiPriority="39" w:unhideWhenUsed="0"/>
-    <w:lsdException w:name="Placeholder Text" w:unhideWhenUsed="0"/>
-    <w:lsdException w:name="No Spacing" w:semiHidden="0" w:uiPriority="1" w:unhideWhenUsed="0" w:qFormat="1"/>
-    <w:lsdException w:name="Light Shading" w:semiHidden="0" w:uiPriority="60" w:unhideWhenUsed="0"/>
-    <w:lsdException w:name="Light List" w:semiHidden="0" w:uiPriority="61" w:unhideWhenUsed="0"/>
-    <w:lsdException w:name="Light Grid" w:semiHidden="0" w:uiPriority="62" w:unhideWhenUsed="0"/>
-    <w:lsdException w:name="Medium Shading 1" w:semiHidden="0" w:uiPriority="63" w:unhideWhenUsed="0"/>
-    <w:lsdException w:name="Medium Shading 2" w:semiHidden="0" w:uiPriority="64" w:unhideWhenUsed="0"/>
-    <w:lsdException w:name="Medium List 1" w:semiHidden="0" w:uiPriority="65" w:unhideWhenUsed="0"/>
-    <w:lsdException w:name="Medium List 2" w:semiHidden="0" w:uiPriority="66" w:unhideWhenUsed="0"/>
-    <w:lsdException w:name="Medium Grid 1" w:semiHidden="0" w:uiPriority="67" w:unhideWhenUsed="0"/>
-    <w:lsdException w:name="Medium Grid 2" w:semiHidden="0" w:uiPriority="68" w:unhideWhenUsed="0"/>
-    <w:lsdException w:name="Medium Grid 3" w:semiHidden="0" w:uiPriority="69" w:unhideWhenUsed="0"/>
-    <w:lsdException w:name="Dark List" w:semiHidden="0" w:uiPriority="70" w:unhideWhenUsed="0"/>
-    <w:lsdException w:name="Colorful Shading" w:semiHidden="0" w:uiPriority="71" w:unhideWhenUsed="0"/>
-    <w:lsdException w:name="Colorful List" w:semiHidden="0" w:uiPriority="72" w:unhideWhenUsed="0"/>
-    <w:lsdException w:name="Colorful Grid" w:semiHidden="0" w:uiPriority="73" w:unhideWhenUsed="0"/>
-    <w:lsdException w:name="Light Shading Accent 1" w:semiHidden="0" w:uiPriority="60" w:unhideWhenUsed="0"/>
-    <w:lsdException w:name="Light List Accent 1" w:semiHidden="0" w:uiPriority="61" w:unhideWhenUsed="0"/>
-    <w:lsdException w:name="Light Grid Accent 1" w:semiHidden="0" w:uiPriority="62" w:unhideWhenUsed="0"/>
-    <w:lsdException w:name="Medium Shading 1 Accent 1" w:semiHidden="0" w:uiPriority="63" w:unhideWhenUsed="0"/>
-    <w:lsdException w:name="Medium Shading 2 Accent 1" w:semiHidden="0" w:uiPriority="64" w:unhideWhenUsed="0"/>
-    <w:lsdException w:name="Medium List 1 Accent 1" w:semiHidden="0" w:uiPriority="65" w:unhideWhenUsed="0"/>
-    <w:lsdException w:name="Revision" w:unhideWhenUsed="0"/>
-    <w:lsdException w:name="List Paragraph" w:semiHidden="0" w:uiPriority="34" w:unhideWhenUsed="0" w:qFormat="1"/>
-    <w:lsdException w:name="Quote" w:semiHidden="0" w:uiPriority="29" w:unhideWhenUsed="0" w:qFormat="1"/>
-    <w:lsdException w:name="Intense Quote" w:semiHidden="0" w:uiPriority="30" w:unhideWhenUsed="0" w:qFormat="1"/>
-    <w:lsdException w:name="Medium List 2 Accent 1" w:semiHidden="0" w:uiPriority="66" w:unhideWhenUsed="0"/>
-    <w:lsdException w:name="Medium Grid 1 Accent 1" w:semiHidden="0" w:uiPriority="67" w:unhideWhenUsed="0"/>
-    <w:lsdException w:name="Medium Grid 2 Accent 1" w:semiHidden="0" w:uiPriority="68" w:unhideWhenUsed="0"/>
-    <w:lsdException w:name="Medium Grid 3 Accent 1" w:semiHidden="0" w:uiPriority="69" w:unhideWhenUsed="0"/>
-    <w:lsdException w:name="Dark List Accent 1" w:semiHidden="0" w:uiPriority="70" w:unhideWhenUsed="0"/>
-    <w:lsdException w:name="Colorful Shading Accent 1" w:semiHidden="0" w:uiPriority="71" w:unhideWhenUsed="0"/>
-    <w:lsdException w:name="Colorful List Accent 1" w:semiHidden="0" w:uiPriority="72" w:unhideWhenUsed="0"/>
-    <w:lsdException w:name="Colorful Grid Accent 1" w:semiHidden="0" w:uiPriority="73" w:unhideWhenUsed="0"/>
-    <w:lsdException w:name="Light Shading Accent 2" w:semiHidden="0" w:uiPriority="60" w:unhideWhenUsed="0"/>
-    <w:lsdException w:name="Light List Accent 2" w:semiHidden="0" w:uiPriority="61" w:unhideWhenUsed="0"/>
-    <w:lsdException w:name="Light Grid Accent 2" w:semiHidden="0" w:uiPriority="62" w:unhideWhenUsed="0"/>
-    <w:lsdException w:name="Medium Shading 1 Accent 2" w:semiHidden="0" w:uiPriority="63" w:unhideWhenUsed="0"/>
-    <w:lsdException w:name="Medium Shading 2 Accent 2" w:semiHidden="0" w:uiPriority="64" w:unhideWhenUsed="0"/>
-    <w:lsdException w:name="Medium List 1 Accent 2" w:semiHidden="0" w:uiPriority="65" w:unhideWhenUsed="0"/>
-    <w:lsdException w:name="Medium List 2 Accent 2" w:semiHidden="0" w:uiPriority="66" w:unhideWhenUsed="0"/>
-    <w:lsdException w:name="Medium Grid 1 Accent 2" w:semiHidden="0" w:uiPriority="67" w:unhideWhenUsed="0"/>
-    <w:lsdException w:name="Medium Grid 2 Accent 2" w:semiHidden="0" w:uiPriority="68" w:unhideWhenUsed="0"/>
-    <w:lsdException w:name="Medium Grid 3 Accent 2" w:semiHidden="0" w:uiPriority="69" w:unhideWhenUsed="0"/>
-    <w:lsdException w:name="Dark List Accent 2" w:semiHidden="0" w:uiPriority="70" w:unhideWhenUsed="0"/>
-    <w:lsdException w:name="Colorful Shading Accent 2" w:semiHidden="0" w:uiPriority="71" w:unhideWhenUsed="0"/>
-    <w:lsdException w:name="Colorful List Accent 2" w:semiHidden="0" w:uiPriority="72" w:unhideWhenUsed="0"/>
-    <w:lsdException w:name="Colorful Grid Accent 2" w:semiHidden="0" w:uiPriority="73" w:unhideWhenUsed="0"/>
-    <w:lsdException w:name="Light Shading Accent 3" w:semiHidden="0" w:uiPriority="60" w:unhideWhenUsed="0"/>
-    <w:lsdException w:name="Light List Accent 3" w:semiHidden="0" w:uiPriority="61" w:unhideWhenUsed="0"/>
-    <w:lsdException w:name="Light Grid Accent 3" w:semiHidden="0" w:uiPriority="62" w:unhideWhenUsed="0"/>
-    <w:lsdException w:name="Medium Shading 1 Accent 3" w:semiHidden="0" w:uiPriority="63" w:unhideWhenUsed="0"/>
-    <w:lsdException w:name="Medium Shading 2 Accent 3" w:semiHidden="0" w:uiPriority="64" w:unhideWhenUsed="0"/>
-    <w:lsdException w:name="Medium List 1 Accent 3" w:semiHidden="0" w:uiPriority="65" w:unhideWhenUsed="0"/>
-    <w:lsdException w:name="Medium List 2 Accent 3" w:semiHidden="0" w:uiPriority="66" w:unhideWhenUsed="0"/>
-    <w:lsdException w:name="Medium Grid 1 Accent 3" w:semiHidden="0" w:uiPriority="67" w:unhideWhenUsed="0"/>
-    <w:lsdException w:name="Medium Grid 2 Accent 3" w:semiHidden="0" w:uiPriority="68" w:unhideWhenUsed="0"/>
-    <w:lsdException w:name="Medium Grid 3 Accent 3" w:semiHidden="0" w:uiPriority="69" w:unhideWhenUsed="0"/>
-    <w:lsdException w:name="Dark List Accent 3" w:semiHidden="0" w:uiPriority="70" w:unhideWhenUsed="0"/>
-    <w:lsdException w:name="Colorful Shading Accent 3" w:semiHidden="0" w:uiPriority="71" w:unhideWhenUsed="0"/>
-    <w:lsdException w:name="Colorful List Accent 3" w:semiHidden="0" w:uiPriority="72" w:unhideWhenUsed="0"/>
-    <w:lsdException w:name="Colorful Grid Accent 3" w:semiHidden="0" w:uiPriority="73" w:unhideWhenUsed="0"/>
-    <w:lsdException w:name="Light Shading Accent 4" w:semiHidden="0" w:uiPriority="60" w:unhideWhenUsed="0"/>
-    <w:lsdException w:name="Light List Accent 4" w:semiHidden="0" w:uiPriority="61" w:unhideWhenUsed="0"/>
-    <w:lsdException w:name="Light Grid Accent 4" w:semiHidden="0" w:uiPriority="62" w:unhideWhenUsed="0"/>
-    <w:lsdException w:name="Medium Shading 1 Accent 4" w:semiHidden="0" w:uiPriority="63" w:unhideWhenUsed="0"/>
-    <w:lsdException w:name="Medium Shading 2 Accent 4" w:semiHidden="0" w:uiPriority="64" w:unhideWhenUsed="0"/>
-    <w:lsdException w:name="Medium List 1 Accent 4" w:semiHidden="0" w:uiPriority="65" w:unhideWhenUsed="0"/>
-    <w:lsdException w:name="Medium List 2 Accent 4" w:semiHidden="0" w:uiPriority="66" w:unhideWhenUsed="0"/>
-    <w:lsdException w:name="Medium Grid 1 Accent 4" w:semiHidden="0" w:uiPriority="67" w:unhideWhenUsed="0"/>
-    <w:lsdException w:name="Medium Grid 2 Accent 4" w:semiHidden="0" w:uiPriority="68" w:unhideWhenUsed="0"/>
-    <w:lsdException w:name="Medium Grid 3 Accent 4" w:semiHidden="0" w:uiPriority="69" w:unhideWhenUsed="0"/>
-    <w:lsdException w:name="Dark List Accent 4" w:semiHidden="0" w:uiPriority="70" w:unhideWhenUsed="0"/>
-    <w:lsdException w:name="Colorful Shading Accent 4" w:semiHidden="0" w:uiPriority="71" w:unhideWhenUsed="0"/>
-    <w:lsdException w:name="Colorful List Accent 4" w:semiHidden="0" w:uiPriority="72" w:unhideWhenUsed="0"/>
-    <w:lsdException w:name="Colorful Grid Accent 4" w:semiHidden="0" w:uiPriority="73" w:unhideWhenUsed="0"/>
-    <w:lsdException w:name="Light Shading Accent 5" w:semiHidden="0" w:uiPriority="60" w:unhideWhenUsed="0"/>
-    <w:lsdException w:name="Light List Accent 5" w:semiHidden="0" w:uiPriority="61" w:unhideWhenUsed="0"/>
-    <w:lsdException w:name="Light Grid Accent 5" w:semiHidden="0" w:uiPriority="62" w:unhideWhenUsed="0"/>
-    <w:lsdException w:name="Medium Shading 1 Accent 5" w:semiHidden="0" w:uiPriority="63" w:unhideWhenUsed="0"/>
-    <w:lsdException w:name="Medium Shading 2 Accent 5" w:semiHidden="0" w:uiPriority="64" w:unhideWhenUsed="0"/>
-    <w:lsdException w:name="Medium List 1 Accent 5" w:semiHidden="0" w:uiPriority="65" w:unhideWhenUsed="0"/>
-    <w:lsdException w:name="Medium List 2 Accent 5" w:semiHidden="0" w:uiPriority="66" w:unhideWhenUsed="0"/>
-    <w:lsdException w:name="Medium Grid 1 Accent 5" w:semiHidden="0" w:uiPriority="67" w:unhideWhenUsed="0"/>
-    <w:lsdException w:name="Medium Grid 2 Accent 5" w:semiHidden="0" w:uiPriority="68" w:unhideWhenUsed="0"/>
-    <w:lsdException w:name="Medium Grid 3 Accent 5" w:semiHidden="0" w:uiPriority="69" w:unhideWhenUsed="0"/>
-    <w:lsdException w:name="Dark List Accent 5" w:semiHidden="0" w:uiPriority="70" w:unhideWhenUsed="0"/>
-    <w:lsdException w:name="Colorful Shading Accent 5" w:semiHidden="0" w:uiPriority="71" w:unhideWhenUsed="0"/>
-    <w:lsdException w:name="Colorful List Accent 5" w:semiHidden="0" w:uiPriority="72" w:unhideWhenUsed="0"/>
-    <w:lsdException w:name="Colorful Grid Accent 5" w:semiHidden="0" w:uiPriority="73" w:unhideWhenUsed="0"/>
-    <w:lsdException w:name="Light Shading Accent 6" w:semiHidden="0" w:uiPriority="60" w:unhideWhenUsed="0"/>
-    <w:lsdException w:name="Light List Accent 6" w:semiHidden="0" w:uiPriority="61" w:unhideWhenUsed="0"/>
-    <w:lsdException w:name="Light Grid Accent 6" w:semiHidden="0" w:uiPriority="62" w:unhideWhenUsed="0"/>
-    <w:lsdException w:name="Medium Shading 1 Accent 6" w:semiHidden="0" w:uiPriority="63" w:unhideWhenUsed="0"/>
-    <w:lsdException w:name="Medium Shading 2 Accent 6" w:semiHidden="0" w:uiPriority="64" w:unhideWhenUsed="0"/>
-    <w:lsdException w:name="Medium List 1 Accent 6" w:semiHidden="0" w:uiPriority="65" w:unhideWhenUsed="0"/>
-    <w:lsdException w:name="Medium List 2 Accent 6" w:semiHidden="0" w:uiPriority="66" w:unhideWhenUsed="0"/>
-    <w:lsdException w:name="Medium Grid 1 Accent 6" w:semiHidden="0" w:uiPriority="67" w:unhideWhenUsed="0"/>
-    <w:lsdException w:name="Medium Grid 2 Accent 6" w:semiHidden="0" w:uiPriority="68" w:unhideWhenUsed="0"/>
-    <w:lsdException w:name="Medium Grid 3 Accent 6" w:semiHidden="0" w:uiPriority="69" w:unhideWhenUsed="0"/>
-    <w:lsdException w:name="Dark List Accent 6" w:semiHidden="0" w:uiPriority="70" w:unhideWhenUsed="0"/>
-    <w:lsdException w:name="Colorful Shading Accent 6" w:semiHidden="0" w:uiPriority="71" w:unhideWhenUsed="0"/>
-    <w:lsdException w:name="Colorful List Accent 6" w:semiHidden="0" w:uiPriority="72" w:unhideWhenUsed="0"/>
-    <w:lsdException w:name="Colorful Grid Accent 6" w:semiHidden="0" w:uiPriority="73" w:unhideWhenUsed="0"/>
-    <w:lsdException w:name="Subtle Emphasis" w:semiHidden="0" w:uiPriority="19" w:unhideWhenUsed="0" w:qFormat="1"/>
-    <w:lsdException w:name="Intense Emphasis" w:semiHidden="0" w:uiPriority="21" w:unhideWhenUsed="0" w:qFormat="1"/>
-    <w:lsdException w:name="Subtle Reference" w:semiHidden="0" w:uiPriority="31" w:unhideWhenUsed="0" w:qFormat="1"/>
-    <w:lsdException w:name="Intense Reference" w:semiHidden="0" w:uiPriority="32" w:unhideWhenUsed="0" w:qFormat="1"/>
-    <w:lsdException w:name="Book Title" w:semiHidden="0" w:uiPriority="33" w:unhideWhenUsed="0" w:qFormat="1"/>
-    <w:lsdException w:name="Bibliography" w:uiPriority="37"/>
-    <w:lsdException w:name="TOC Heading" w:uiPriority="39" w:qFormat="1"/>
-  </w:latentStyles>
-  <w:style w:type="paragraph" w:default="1" w:styleId="Normal">
-    <w:name w:val="Normal"/>
-    <w:aliases w:val="Normal Text"/>
-    <w:qFormat/>
-    <w:rsid w:val="00F31CE3"/>
-    <w:rPr>
-      <w:rFonts w:ascii="Times New Roman" w:hAnsi="Times New Roman"/>
-      <w:sz w:val="24"/>
-      <w:lang w:val="en-GB"/>
-    </w:rPr>
-  </w:style>
-  <w:style w:type="paragraph" w:styleId="Heading1">
-    <w:name w:val="heading 1"/>
-    <w:basedOn w:val="Normal"/>
-    <w:next w:val="Normal"/>
-    <w:link w:val="Heading1Char"/>
-    <w:uiPriority w:val="9"/>
-    <w:qFormat/>
-    <w:rsid w:val="002E2869"/>
-    <w:pPr>
-      <w:keepNext/>
-      <w:keepLines/>
-      <w:spacing w:before="120" w:after="120"/>
-      <w:outlineLvl w:val="0"/>
-    </w:pPr>
-    <w:rPr>
-      <w:rFonts w:eastAsiaTheme="majorEastAsia" w:cstheme="majorBidi"/>
-      <w:b/>
-      <w:sz w:val="28"/>
-      <w:szCs w:val="32"/>
-    </w:rPr>
-  </w:style>
-  <w:style w:type="paragraph" w:styleId="Heading2">
-    <w:name w:val="heading 2"/>
-    <w:basedOn w:val="Normal"/>
-    <w:next w:val="Normal"/>
-    <w:link w:val="Heading2Char"/>
-    <w:uiPriority w:val="9"/>
-    <w:unhideWhenUsed/>
-    <w:qFormat/>
-    <w:rsid w:val="006549AC"/>
-    <w:pPr>
-      <w:keepNext/>
-      <w:keepLines/>
-      <w:spacing w:before="240" w:after="240"/>
-      <w:outlineLvl w:val="1"/>
-    </w:pPr>
-    <w:rPr>
-      <w:rFonts w:eastAsiaTheme="majorEastAsia" w:cstheme="majorBidi"/>
-      <w:b/>
-      <w:szCs w:val="26"/>
-    </w:rPr>
-  </w:style>
-  <w:style w:type="character" w:default="1" w:styleId="DefaultParagraphFont">
-    <w:name w:val="Default Paragraph Font"/>
-    <w:uiPriority w:val="1"/>
-    <w:semiHidden/>
-    <w:unhideWhenUsed/>
-  </w:style>
-  <w:style w:type="table" w:default="1" w:styleId="TableNormal">
-    <w:name w:val="Normal Table"/>
-    <w:uiPriority w:val="99"/>
-    <w:semiHidden/>
-    <w:unhideWhenUsed/>
-    <w:tblPr>
-      <w:tblInd w:w="0" w:type="dxa"/>
-      <w:tblCellMar>
-        <w:top w:w="0" w:type="dxa"/>
-        <w:left w:w="108" w:type="dxa"/>
-        <w:bottom w:w="0" w:type="dxa"/>
-        <w:right w:w="108" w:type="dxa"/>
-      </w:tblCellMar>
-    </w:tblPr>
-  </w:style>
-  <w:style w:type="numbering" w:default="1" w:styleId="NoList">
-    <w:name w:val="No List"/>
-    <w:uiPriority w:val="99"/>
-    <w:semiHidden/>
-    <w:unhideWhenUsed/>
-  </w:style>
-  <w:style w:type="table" w:styleId="TableGrid">
-    <w:name w:val="Table Grid"/>
-    <w:basedOn w:val="TableNormal"/>
-    <w:uiPriority w:val="39"/>
-    <w:rsid w:val="00F31CE3"/>
-    <w:pPr>
-      <w:spacing w:after="0" w:line="240" w:lineRule="auto"/>
-    </w:pPr>
-    <w:tblPr>
-      <w:tblBorders>
-        <w:top w:val="single" w:sz="4" w:space="0" w:color="auto"/>
-        <w:left w:val="single" w:sz="4" w:space="0" w:color="auto"/>
-        <w:bottom w:val="single" w:sz="4" w:space="0" w:color="auto"/>
-        <w:right w:val="single" w:sz="4" w:space="0" w:color="auto"/>
-        <w:insideH w:val="single" w:sz="4" w:space="0" w:color="auto"/>
-        <w:insideV w:val="single" w:sz="4" w:space="0" w:color="auto"/>
-      </w:tblBorders>
-    </w:tblPr>
-  </w:style>
-  <w:style w:type="character" w:styleId="PlaceholderText">
-    <w:name w:val="Placeholder Text"/>
-    <w:basedOn w:val="DefaultParagraphFont"/>
-    <w:uiPriority w:val="99"/>
-    <w:semiHidden/>
-    <w:rsid w:val="00F31CE3"/>
-    <w:rPr>
-      <w:color w:val="808080"/>
-    </w:rPr>
-  </w:style>
-  <w:style w:type="paragraph" w:styleId="TOC1">
-    <w:name w:val="toc 1"/>
-    <w:basedOn w:val="Normal"/>
-    <w:next w:val="Normal"/>
-    <w:autoRedefine/>
-    <w:uiPriority w:val="39"/>
-    <w:unhideWhenUsed/>
-    <w:rsid w:val="000C7DFA"/>
-    <w:pPr>
-      <w:tabs>
-        <w:tab w:val="left" w:pos="270"/>
-        <w:tab w:val="right" w:leader="dot" w:pos="8296"/>
-      </w:tabs>
-      <w:spacing w:after="100"/>
-    </w:pPr>
-  </w:style>
-  <w:style w:type="character" w:styleId="Hyperlink">
-    <w:name w:val="Hyperlink"/>
-    <w:basedOn w:val="DefaultParagraphFont"/>
-    <w:uiPriority w:val="99"/>
-    <w:unhideWhenUsed/>
-    <w:rsid w:val="000C7DFA"/>
-    <w:rPr>
-      <w:color w:val="0563C1" w:themeColor="hyperlink"/>
-      <w:u w:val="single"/>
-    </w:rPr>
-  </w:style>
-  <w:style w:type="paragraph" w:styleId="ListParagraph">
-    <w:name w:val="List Paragraph"/>
-    <w:basedOn w:val="Normal"/>
-    <w:uiPriority w:val="34"/>
-    <w:qFormat/>
-    <w:rsid w:val="002E2869"/>
-    <w:pPr>
-      <w:ind w:left="720"/>
-      <w:contextualSpacing/>
-    </w:pPr>
-  </w:style>
-  <w:style w:type="character" w:customStyle="1" w:styleId="Heading1Char">
-    <w:name w:val="Heading 1 Char"/>
-    <w:basedOn w:val="DefaultParagraphFont"/>
-    <w:link w:val="Heading1"/>
-    <w:uiPriority w:val="9"/>
-    <w:rsid w:val="002E2869"/>
-    <w:rPr>
-      <w:rFonts w:ascii="Times New Roman" w:eastAsiaTheme="majorEastAsia" w:hAnsi="Times New Roman" w:cstheme="majorBidi"/>
-      <w:b/>
-      <w:sz w:val="28"/>
-      <w:szCs w:val="32"/>
-      <w:lang w:val="en-GB"/>
-    </w:rPr>
-  </w:style>
-  <w:style w:type="paragraph" w:styleId="Caption">
-    <w:name w:val="caption"/>
-    <w:basedOn w:val="Normal"/>
-    <w:next w:val="Normal"/>
-    <w:uiPriority w:val="35"/>
-    <w:unhideWhenUsed/>
-    <w:qFormat/>
-    <w:rsid w:val="00FF49F4"/>
-    <w:pPr>
-      <w:spacing w:after="200" w:line="240" w:lineRule="auto"/>
-    </w:pPr>
-    <w:rPr>
-      <w:i/>
-      <w:iCs/>
-      <w:color w:val="44546A" w:themeColor="text2"/>
-      <w:sz w:val="18"/>
-      <w:szCs w:val="18"/>
-    </w:rPr>
-  </w:style>
-  <w:style w:type="paragraph" w:styleId="NormalWeb">
-    <w:name w:val="Normal (Web)"/>
-    <w:basedOn w:val="Normal"/>
-    <w:uiPriority w:val="99"/>
-    <w:unhideWhenUsed/>
-    <w:rsid w:val="00766399"/>
-    <w:pPr>
-      <w:spacing w:before="100" w:beforeAutospacing="1" w:after="100" w:afterAutospacing="1" w:line="240" w:lineRule="auto"/>
-    </w:pPr>
-    <w:rPr>
-      <w:rFonts w:eastAsia="Times New Roman" w:cs="Times New Roman"/>
-      <w:szCs w:val="24"/>
-      <w:lang w:val="en-US"/>
-    </w:rPr>
-  </w:style>
-  <w:style w:type="character" w:styleId="Strong">
-    <w:name w:val="Strong"/>
-    <w:basedOn w:val="DefaultParagraphFont"/>
-    <w:uiPriority w:val="22"/>
-    <w:qFormat/>
-    <w:rsid w:val="00766399"/>
-    <w:rPr>
-      <w:b/>
-      <w:bCs/>
-    </w:rPr>
-  </w:style>
-  <w:style w:type="character" w:customStyle="1" w:styleId="Heading2Char">
-    <w:name w:val="Heading 2 Char"/>
-    <w:basedOn w:val="DefaultParagraphFont"/>
-    <w:link w:val="Heading2"/>
-    <w:uiPriority w:val="9"/>
-    <w:rsid w:val="006549AC"/>
-    <w:rPr>
-      <w:rFonts w:ascii="Times New Roman" w:eastAsiaTheme="majorEastAsia" w:hAnsi="Times New Roman" w:cstheme="majorBidi"/>
-      <w:b/>
-      <w:sz w:val="24"/>
-      <w:szCs w:val="26"/>
-      <w:lang w:val="en-GB"/>
-    </w:rPr>
-  </w:style>
-  <w:style w:type="paragraph" w:styleId="Header">
-    <w:name w:val="header"/>
-    <w:basedOn w:val="Normal"/>
-    <w:link w:val="HeaderChar"/>
-    <w:uiPriority w:val="99"/>
-    <w:unhideWhenUsed/>
-    <w:rsid w:val="006549AC"/>
-    <w:pPr>
-      <w:tabs>
-        <w:tab w:val="center" w:pos="4680"/>
-        <w:tab w:val="right" w:pos="9360"/>
-      </w:tabs>
-      <w:spacing w:after="0" w:line="240" w:lineRule="auto"/>
-    </w:pPr>
-  </w:style>
-  <w:style w:type="character" w:customStyle="1" w:styleId="HeaderChar">
-    <w:name w:val="Header Char"/>
-    <w:basedOn w:val="DefaultParagraphFont"/>
-    <w:link w:val="Header"/>
-    <w:uiPriority w:val="99"/>
-    <w:rsid w:val="006549AC"/>
-    <w:rPr>
-      <w:rFonts w:ascii="Times New Roman" w:hAnsi="Times New Roman"/>
-      <w:sz w:val="24"/>
-      <w:lang w:val="en-GB"/>
-    </w:rPr>
-  </w:style>
-  <w:style w:type="paragraph" w:styleId="Footer">
-    <w:name w:val="footer"/>
-    <w:basedOn w:val="Normal"/>
-    <w:link w:val="FooterChar"/>
-    <w:uiPriority w:val="99"/>
-    <w:unhideWhenUsed/>
-    <w:rsid w:val="006549AC"/>
-    <w:pPr>
-      <w:tabs>
-        <w:tab w:val="center" w:pos="4680"/>
-        <w:tab w:val="right" w:pos="9360"/>
-      </w:tabs>
-      <w:spacing w:after="0" w:line="240" w:lineRule="auto"/>
-    </w:pPr>
-  </w:style>
-  <w:style w:type="character" w:customStyle="1" w:styleId="FooterChar">
-    <w:name w:val="Footer Char"/>
-    <w:basedOn w:val="DefaultParagraphFont"/>
-    <w:link w:val="Footer"/>
-    <w:uiPriority w:val="99"/>
-    <w:rsid w:val="006549AC"/>
-    <w:rPr>
-      <w:rFonts w:ascii="Times New Roman" w:hAnsi="Times New Roman"/>
-      <w:sz w:val="24"/>
-      <w:lang w:val="en-GB"/>
-    </w:rPr>
-  </w:style>
-  <w:style w:type="table" w:customStyle="1" w:styleId="ListTable3">
-    <w:name w:val="List Table 3"/>
-    <w:basedOn w:val="TableNormal"/>
-    <w:uiPriority w:val="48"/>
-    <w:rsid w:val="0026435A"/>
-    <w:pPr>
-      <w:spacing w:after="0" w:line="240" w:lineRule="auto"/>
-    </w:pPr>
-    <w:tblPr>
-      <w:tblStyleRowBandSize w:val="1"/>
-      <w:tblStyleColBandSize w:val="1"/>
-      <w:tblBorders>
-        <w:top w:val="single" w:sz="4" w:space="0" w:color="000000" w:themeColor="text1"/>
-        <w:left w:val="single" w:sz="4" w:space="0" w:color="000000" w:themeColor="text1"/>
-        <w:bottom w:val="single" w:sz="4" w:space="0" w:color="000000" w:themeColor="text1"/>
-        <w:right w:val="single" w:sz="4" w:space="0" w:color="000000" w:themeColor="text1"/>
-      </w:tblBorders>
-    </w:tblPr>
-    <w:tblStylePr w:type="firstRow">
-      <w:rPr>
-        <w:b/>
-        <w:bCs/>
-        <w:color w:val="FFFFFF" w:themeColor="background1"/>
-      </w:rPr>
-      <w:tblPr/>
-      <w:tcPr>
-        <w:shd w:val="clear" w:color="auto" w:fill="000000" w:themeFill="text1"/>
-      </w:tcPr>
-    </w:tblStylePr>
-    <w:tblStylePr w:type="lastRow">
-      <w:rPr>
-        <w:b/>
-        <w:bCs/>
-      </w:rPr>
-      <w:tblPr/>
-      <w:tcPr>
-        <w:tcBorders>
-          <w:top w:val="double" w:sz="4" w:space="0" w:color="000000" w:themeColor="text1"/>
-        </w:tcBorders>
-        <w:shd w:val="clear" w:color="auto" w:fill="FFFFFF" w:themeFill="background1"/>
-      </w:tcPr>
-    </w:tblStylePr>
-    <w:tblStylePr w:type="firstCol">
-      <w:rPr>
-        <w:b/>
-        <w:bCs/>
-      </w:rPr>
-      <w:tblPr/>
-      <w:tcPr>
-        <w:tcBorders>
-          <w:right w:val="nil"/>
-        </w:tcBorders>
-        <w:shd w:val="clear" w:color="auto" w:fill="FFFFFF" w:themeFill="background1"/>
-      </w:tcPr>
-    </w:tblStylePr>
-    <w:tblStylePr w:type="lastCol">
-      <w:rPr>
-        <w:b/>
-        <w:bCs/>
-      </w:rPr>
-      <w:tblPr/>
-      <w:tcPr>
-        <w:tcBorders>
-          <w:left w:val="nil"/>
-        </w:tcBorders>
-        <w:shd w:val="clear" w:color="auto" w:fill="FFFFFF" w:themeFill="background1"/>
-      </w:tcPr>
-    </w:tblStylePr>
-    <w:tblStylePr w:type="band1Vert">
-      <w:tblPr/>
-      <w:tcPr>
-        <w:tcBorders>
-          <w:left w:val="single" w:sz="4" w:space="0" w:color="000000" w:themeColor="text1"/>
-          <w:right w:val="single" w:sz="4" w:space="0" w:color="000000" w:themeColor="text1"/>
-        </w:tcBorders>
-      </w:tcPr>
-    </w:tblStylePr>
-    <w:tblStylePr w:type="band1Horz">
-      <w:tblPr/>
-      <w:tcPr>
-        <w:tcBorders>
-          <w:top w:val="single" w:sz="4" w:space="0" w:color="000000" w:themeColor="text1"/>
-          <w:bottom w:val="single" w:sz="4" w:space="0" w:color="000000" w:themeColor="text1"/>
-          <w:insideH w:val="nil"/>
-        </w:tcBorders>
-      </w:tcPr>
-    </w:tblStylePr>
-    <w:tblStylePr w:type="neCell">
-      <w:tblPr/>
-      <w:tcPr>
-        <w:tcBorders>
-          <w:left w:val="nil"/>
-          <w:bottom w:val="nil"/>
-        </w:tcBorders>
-      </w:tcPr>
-    </w:tblStylePr>
-    <w:tblStylePr w:type="nwCell">
-      <w:tblPr/>
-      <w:tcPr>
-        <w:tcBorders>
-          <w:bottom w:val="nil"/>
-          <w:right w:val="nil"/>
-        </w:tcBorders>
-      </w:tcPr>
-    </w:tblStylePr>
-    <w:tblStylePr w:type="seCell">
-      <w:tblPr/>
-      <w:tcPr>
-        <w:tcBorders>
-          <w:top w:val="double" w:sz="4" w:space="0" w:color="000000" w:themeColor="text1"/>
-          <w:left w:val="nil"/>
-        </w:tcBorders>
-      </w:tcPr>
-    </w:tblStylePr>
-    <w:tblStylePr w:type="swCell">
-      <w:tblPr/>
-      <w:tcPr>
-        <w:tcBorders>
-          <w:top w:val="double" w:sz="4" w:space="0" w:color="000000" w:themeColor="text1"/>
-          <w:right w:val="nil"/>
-        </w:tcBorders>
-      </w:tcPr>
-    </w:tblStylePr>
-  </w:style>
-  <w:style w:type="table" w:customStyle="1" w:styleId="GridTable1Light">
-    <w:name w:val="Grid Table 1 Light"/>
+  <w:style w:type="table" w:customStyle="1" w:styleId="GridTable1Light1">
+    <w:name w:val="Grid Table 1 Light1"/>
     <w:basedOn w:val="TableNormal"/>
     <w:uiPriority w:val="46"/>
     <w:rsid w:val="0026435A"/>
@@ -14856,7 +14045,7 @@
 </file>
 
 <file path=word/glossary/document.xml><?xml version="1.0" encoding="utf-8"?>
-<w:glossaryDocument xmlns:wpc="http://schemas.microsoft.com/office/word/2010/wordprocessingCanvas" xmlns:mc="http://schemas.openxmlformats.org/markup-compatibility/2006" xmlns:o="urn:schemas-microsoft-com:office:office" xmlns:r="http://schemas.openxmlformats.org/officeDocument/2006/relationships" xmlns:m="http://schemas.openxmlformats.org/officeDocument/2006/math" xmlns:v="urn:schemas-microsoft-com:vml" xmlns:wp14="http://schemas.microsoft.com/office/word/2010/wordprocessingDrawing" xmlns:wp="http://schemas.openxmlformats.org/drawingml/2006/wordprocessingDrawing" xmlns:w10="urn:schemas-microsoft-com:office:word" xmlns:w="http://schemas.openxmlformats.org/wordprocessingml/2006/main" xmlns:w14="http://schemas.microsoft.com/office/word/2010/wordml" xmlns:wpg="http://schemas.microsoft.com/office/word/2010/wordprocessingGroup" xmlns:wpi="http://schemas.microsoft.com/office/word/2010/wordprocessingInk" xmlns:wne="http://schemas.microsoft.com/office/word/2006/wordml" xmlns:wps="http://schemas.microsoft.com/office/word/2010/wordprocessingShape" mc:Ignorable="w14 wp14">
+<w:glossaryDocument xmlns:wpc="http://schemas.microsoft.com/office/word/2010/wordprocessingCanvas" xmlns:cx="http://schemas.microsoft.com/office/drawing/2014/chartex" xmlns:cx1="http://schemas.microsoft.com/office/drawing/2015/9/8/chartex" xmlns:cx2="http://schemas.microsoft.com/office/drawing/2015/10/21/chartex" xmlns:cx3="http://schemas.microsoft.com/office/drawing/2016/5/9/chartex" xmlns:cx4="http://schemas.microsoft.com/office/drawing/2016/5/10/chartex" xmlns:cx5="http://schemas.microsoft.com/office/drawing/2016/5/11/chartex" xmlns:cx6="http://schemas.microsoft.com/office/drawing/2016/5/12/chartex" xmlns:cx7="http://schemas.microsoft.com/office/drawing/2016/5/13/chartex" xmlns:cx8="http://schemas.microsoft.com/office/drawing/2016/5/14/chartex" xmlns:mc="http://schemas.openxmlformats.org/markup-compatibility/2006" xmlns:aink="http://schemas.microsoft.com/office/drawing/2016/ink" xmlns:am3d="http://schemas.microsoft.com/office/drawing/2017/model3d" xmlns:o="urn:schemas-microsoft-com:office:office" xmlns:oel="http://schemas.microsoft.com/office/2019/extlst" xmlns:r="http://schemas.openxmlformats.org/officeDocument/2006/relationships" xmlns:m="http://schemas.openxmlformats.org/officeDocument/2006/math" xmlns:v="urn:schemas-microsoft-com:vml" xmlns:wp14="http://schemas.microsoft.com/office/word/2010/wordprocessingDrawing" xmlns:wp="http://schemas.openxmlformats.org/drawingml/2006/wordprocessingDrawing" xmlns:w10="urn:schemas-microsoft-com:office:word" xmlns:w="http://schemas.openxmlformats.org/wordprocessingml/2006/main" xmlns:w14="http://schemas.microsoft.com/office/word/2010/wordml" xmlns:w15="http://schemas.microsoft.com/office/word/2012/wordml" xmlns:w16cex="http://schemas.microsoft.com/office/word/2018/wordml/cex" xmlns:w16cid="http://schemas.microsoft.com/office/word/2016/wordml/cid" xmlns:w16="http://schemas.microsoft.com/office/word/2018/wordml" xmlns:w16du="http://schemas.microsoft.com/office/word/2023/wordml/word16du" xmlns:w16sdtdh="http://schemas.microsoft.com/office/word/2020/wordml/sdtdatahash" xmlns:w16sdtfl="http://schemas.microsoft.com/office/word/2024/wordml/sdtformatlock" xmlns:w16se="http://schemas.microsoft.com/office/word/2015/wordml/symex" xmlns:wpg="http://schemas.microsoft.com/office/word/2010/wordprocessingGroup" xmlns:wpi="http://schemas.microsoft.com/office/word/2010/wordprocessingInk" xmlns:wne="http://schemas.microsoft.com/office/word/2006/wordml" xmlns:wps="http://schemas.microsoft.com/office/word/2010/wordprocessingShape" mc:Ignorable="w14 w15 w16se w16cid w16 w16cex w16sdtdh w16sdtfl w16du wp14">
   <w:docParts>
     <w:docPart>
       <w:docPartPr>
@@ -14921,7 +14110,7 @@
 </file>
 
 <file path=word/glossary/fontTable.xml><?xml version="1.0" encoding="utf-8"?>
-<w:fonts xmlns:mc="http://schemas.openxmlformats.org/markup-compatibility/2006" xmlns:r="http://schemas.openxmlformats.org/officeDocument/2006/relationships" xmlns:w="http://schemas.openxmlformats.org/wordprocessingml/2006/main" xmlns:w14="http://schemas.microsoft.com/office/word/2010/wordml" mc:Ignorable="w14">
+<w:fonts xmlns:mc="http://schemas.openxmlformats.org/markup-compatibility/2006" xmlns:r="http://schemas.openxmlformats.org/officeDocument/2006/relationships" xmlns:w="http://schemas.openxmlformats.org/wordprocessingml/2006/main" xmlns:w14="http://schemas.microsoft.com/office/word/2010/wordml" xmlns:w15="http://schemas.microsoft.com/office/word/2012/wordml" xmlns:w16cex="http://schemas.microsoft.com/office/word/2018/wordml/cex" xmlns:w16cid="http://schemas.microsoft.com/office/word/2016/wordml/cid" xmlns:w16="http://schemas.microsoft.com/office/word/2018/wordml" xmlns:w16du="http://schemas.microsoft.com/office/word/2023/wordml/word16du" xmlns:w16sdtdh="http://schemas.microsoft.com/office/word/2020/wordml/sdtdatahash" xmlns:w16sdtfl="http://schemas.microsoft.com/office/word/2024/wordml/sdtformatlock" xmlns:w16se="http://schemas.microsoft.com/office/word/2015/wordml/symex" mc:Ignorable="w14 w15 w16se w16cid w16 w16cex w16sdtdh w16sdtfl w16du">
   <w:font w:name="Times New Roman">
     <w:panose1 w:val="02020603050405020304"/>
     <w:charset w:val="00"/>
@@ -14955,7 +14144,7 @@
     <w:charset w:val="00"/>
     <w:family w:val="swiss"/>
     <w:pitch w:val="variable"/>
-    <w:sig w:usb0="E4002EFF" w:usb1="C000247B" w:usb2="00000009" w:usb3="00000000" w:csb0="000001FF" w:csb1="00000000"/>
+    <w:sig w:usb0="E4002EFF" w:usb1="C200247B" w:usb2="00000009" w:usb3="00000000" w:csb0="000001FF" w:csb1="00000000"/>
   </w:font>
   <w:font w:name="Tahoma">
     <w:panose1 w:val="020B0604030504040204"/>
@@ -14969,20 +14158,25 @@
     <w:charset w:val="00"/>
     <w:family w:val="swiss"/>
     <w:pitch w:val="variable"/>
-    <w:sig w:usb0="E4002EFF" w:usb1="C000247B" w:usb2="00000009" w:usb3="00000000" w:csb0="000001FF" w:csb1="00000000"/>
+    <w:sig w:usb0="E4002EFF" w:usb1="C200247B" w:usb2="00000009" w:usb3="00000000" w:csb0="000001FF" w:csb1="00000000"/>
   </w:font>
-  <w:font w:name="Cambria">
-    <w:panose1 w:val="02040503050406030204"/>
+  <w:font w:name="Aptos">
     <w:charset w:val="00"/>
-    <w:family w:val="roman"/>
+    <w:family w:val="swiss"/>
     <w:pitch w:val="variable"/>
-    <w:sig w:usb0="E00006FF" w:usb1="420024FF" w:usb2="02000000" w:usb3="00000000" w:csb0="0000019F" w:csb1="00000000"/>
+    <w:sig w:usb0="20000287" w:usb1="00000003" w:usb2="00000000" w:usb3="00000000" w:csb0="0000019F" w:csb1="00000000"/>
+  </w:font>
+  <w:font w:name="Aptos Display">
+    <w:charset w:val="00"/>
+    <w:family w:val="swiss"/>
+    <w:pitch w:val="variable"/>
+    <w:sig w:usb0="20000287" w:usb1="00000003" w:usb2="00000000" w:usb3="00000000" w:csb0="0000019F" w:csb1="00000000"/>
   </w:font>
 </w:fonts>
 </file>
 
 <file path=word/glossary/settings.xml><?xml version="1.0" encoding="utf-8"?>
-<w:settings xmlns:mc="http://schemas.openxmlformats.org/markup-compatibility/2006" xmlns:o="urn:schemas-microsoft-com:office:office" xmlns:r="http://schemas.openxmlformats.org/officeDocument/2006/relationships" xmlns:m="http://schemas.openxmlformats.org/officeDocument/2006/math" xmlns:v="urn:schemas-microsoft-com:vml" xmlns:w10="urn:schemas-microsoft-com:office:word" xmlns:w="http://schemas.openxmlformats.org/wordprocessingml/2006/main" xmlns:w14="http://schemas.microsoft.com/office/word/2010/wordml" xmlns:sl="http://schemas.openxmlformats.org/schemaLibrary/2006/main" mc:Ignorable="w14">
+<w:settings xmlns:mc="http://schemas.openxmlformats.org/markup-compatibility/2006" xmlns:o="urn:schemas-microsoft-com:office:office" xmlns:r="http://schemas.openxmlformats.org/officeDocument/2006/relationships" xmlns:m="http://schemas.openxmlformats.org/officeDocument/2006/math" xmlns:v="urn:schemas-microsoft-com:vml" xmlns:w10="urn:schemas-microsoft-com:office:word" xmlns:w="http://schemas.openxmlformats.org/wordprocessingml/2006/main" xmlns:w14="http://schemas.microsoft.com/office/word/2010/wordml" xmlns:w15="http://schemas.microsoft.com/office/word/2012/wordml" xmlns:w16cex="http://schemas.microsoft.com/office/word/2018/wordml/cex" xmlns:w16cid="http://schemas.microsoft.com/office/word/2016/wordml/cid" xmlns:w16="http://schemas.microsoft.com/office/word/2018/wordml" xmlns:w16du="http://schemas.microsoft.com/office/word/2023/wordml/word16du" xmlns:w16sdtdh="http://schemas.microsoft.com/office/word/2020/wordml/sdtdatahash" xmlns:w16sdtfl="http://schemas.microsoft.com/office/word/2024/wordml/sdtformatlock" xmlns:w16se="http://schemas.microsoft.com/office/word/2015/wordml/symex" xmlns:sl="http://schemas.openxmlformats.org/schemaLibrary/2006/main" mc:Ignorable="w14 w15 w16se w16cid w16 w16cex w16sdtdh w16sdtfl w16du">
   <w:view w:val="normal"/>
   <w:defaultTabStop w:val="720"/>
   <w:characterSpacingControl w:val="doNotCompress"/>
@@ -14992,6 +14186,7 @@
     <w:compatSetting w:name="overrideTableStyleFontSizeAndJustification" w:uri="http://schemas.microsoft.com/office/word" w:val="1"/>
     <w:compatSetting w:name="enableOpenTypeFeatures" w:uri="http://schemas.microsoft.com/office/word" w:val="1"/>
     <w:compatSetting w:name="doNotFlipMirrorIndents" w:uri="http://schemas.microsoft.com/office/word" w:val="1"/>
+    <w:compatSetting w:name="useWord2013TrackBottomHyphenation" w:uri="http://schemas.microsoft.com/office/word" w:val="1"/>
   </w:compat>
   <w:rsids>
     <w:rsidRoot w:val="001B1BB0"/>
@@ -15001,6 +14196,8 @@
     <w:rsid w:val="0035202E"/>
     <w:rsid w:val="005047B6"/>
     <w:rsid w:val="00586AAF"/>
+    <w:rsid w:val="005A53D4"/>
+    <w:rsid w:val="00743365"/>
     <w:rsid w:val="00C4473B"/>
     <w:rsid w:val="00C86294"/>
     <w:rsid w:val="00DF390D"/>
@@ -15028,7 +14225,7 @@
 </file>
 
 <file path=word/glossary/styles.xml><?xml version="1.0" encoding="utf-8"?>
-<w:styles xmlns:mc="http://schemas.openxmlformats.org/markup-compatibility/2006" xmlns:r="http://schemas.openxmlformats.org/officeDocument/2006/relationships" xmlns:w="http://schemas.openxmlformats.org/wordprocessingml/2006/main" xmlns:w14="http://schemas.microsoft.com/office/word/2010/wordml" mc:Ignorable="w14">
+<w:styles xmlns:mc="http://schemas.openxmlformats.org/markup-compatibility/2006" xmlns:r="http://schemas.openxmlformats.org/officeDocument/2006/relationships" xmlns:w="http://schemas.openxmlformats.org/wordprocessingml/2006/main" xmlns:w14="http://schemas.microsoft.com/office/word/2010/wordml" xmlns:w15="http://schemas.microsoft.com/office/word/2012/wordml" xmlns:w16cex="http://schemas.microsoft.com/office/word/2018/wordml/cex" xmlns:w16cid="http://schemas.microsoft.com/office/word/2016/wordml/cid" xmlns:w16="http://schemas.microsoft.com/office/word/2018/wordml" xmlns:w16du="http://schemas.microsoft.com/office/word/2023/wordml/word16du" xmlns:w16sdtdh="http://schemas.microsoft.com/office/word/2020/wordml/sdtdatahash" xmlns:w16sdtfl="http://schemas.microsoft.com/office/word/2024/wordml/sdtformatlock" xmlns:w16se="http://schemas.microsoft.com/office/word/2015/wordml/symex" mc:Ignorable="w14 w15 w16se w16cid w16 w16cex w16sdtdh w16sdtfl w16du">
   <w:docDefaults>
     <w:rPrDefault>
       <w:rPr>
@@ -15044,352 +14241,383 @@
       </w:pPr>
     </w:pPrDefault>
   </w:docDefaults>
-  <w:latentStyles w:defLockedState="0" w:defUIPriority="99" w:defSemiHidden="1" w:defUnhideWhenUsed="1" w:defQFormat="0" w:count="267">
-    <w:lsdException w:name="Normal" w:semiHidden="0" w:uiPriority="0" w:unhideWhenUsed="0" w:qFormat="1"/>
-    <w:lsdException w:name="heading 1" w:semiHidden="0" w:uiPriority="9" w:unhideWhenUsed="0" w:qFormat="1"/>
-    <w:lsdException w:name="heading 2" w:uiPriority="9" w:qFormat="1"/>
-    <w:lsdException w:name="heading 3" w:uiPriority="9" w:qFormat="1"/>
-    <w:lsdException w:name="heading 4" w:uiPriority="9" w:qFormat="1"/>
-    <w:lsdException w:name="heading 5" w:uiPriority="9" w:qFormat="1"/>
-    <w:lsdException w:name="heading 6" w:uiPriority="9" w:qFormat="1"/>
-    <w:lsdException w:name="heading 7" w:uiPriority="9" w:qFormat="1"/>
-    <w:lsdException w:name="heading 8" w:uiPriority="9" w:qFormat="1"/>
-    <w:lsdException w:name="heading 9" w:uiPriority="9" w:qFormat="1"/>
-    <w:lsdException w:name="toc 1" w:uiPriority="39"/>
-    <w:lsdException w:name="toc 2" w:uiPriority="39"/>
-    <w:lsdException w:name="toc 3" w:uiPriority="39"/>
-    <w:lsdException w:name="toc 4" w:uiPriority="39"/>
-    <w:lsdException w:name="toc 5" w:uiPriority="39"/>
-    <w:lsdException w:name="toc 6" w:uiPriority="39"/>
-    <w:lsdException w:name="toc 7" w:uiPriority="39"/>
-    <w:lsdException w:name="toc 8" w:uiPriority="39"/>
-    <w:lsdException w:name="toc 9" w:uiPriority="39"/>
-    <w:lsdException w:name="caption" w:uiPriority="35" w:qFormat="1"/>
-    <w:lsdException w:name="Title" w:semiHidden="0" w:uiPriority="10" w:unhideWhenUsed="0" w:qFormat="1"/>
-    <w:lsdException w:name="Default Paragraph Font" w:uiPriority="1"/>
-    <w:lsdException w:name="Subtitle" w:semiHidden="0" w:uiPriority="11" w:unhideWhenUsed="0" w:qFormat="1"/>
-    <w:lsdException w:name="Strong" w:semiHidden="0" w:uiPriority="22" w:unhideWhenUsed="0" w:qFormat="1"/>
-    <w:lsdException w:name="Emphasis" w:semiHidden="0" w:uiPriority="20" w:unhideWhenUsed="0" w:qFormat="1"/>
-    <w:lsdException w:name="Table Grid" w:semiHidden="0" w:uiPriority="39" w:unhideWhenUsed="0"/>
-    <w:lsdException w:name="Placeholder Text" w:unhideWhenUsed="0"/>
-    <w:lsdException w:name="No Spacing" w:semiHidden="0" w:uiPriority="1" w:unhideWhenUsed="0" w:qFormat="1"/>
-    <w:lsdException w:name="Light Shading" w:semiHidden="0" w:uiPriority="60" w:unhideWhenUsed="0"/>
-    <w:lsdException w:name="Light List" w:semiHidden="0" w:uiPriority="61" w:unhideWhenUsed="0"/>
-    <w:lsdException w:name="Light Grid" w:semiHidden="0" w:uiPriority="62" w:unhideWhenUsed="0"/>
-    <w:lsdException w:name="Medium Shading 1" w:semiHidden="0" w:uiPriority="63" w:unhideWhenUsed="0"/>
-    <w:lsdException w:name="Medium Shading 2" w:semiHidden="0" w:uiPriority="64" w:unhideWhenUsed="0"/>
-    <w:lsdException w:name="Medium List 1" w:semiHidden="0" w:uiPriority="65" w:unhideWhenUsed="0"/>
-    <w:lsdException w:name="Medium List 2" w:semiHidden="0" w:uiPriority="66" w:unhideWhenUsed="0"/>
-    <w:lsdException w:name="Medium Grid 1" w:semiHidden="0" w:uiPriority="67" w:unhideWhenUsed="0"/>
-    <w:lsdException w:name="Medium Grid 2" w:semiHidden="0" w:uiPriority="68" w:unhideWhenUsed="0"/>
-    <w:lsdException w:name="Medium Grid 3" w:semiHidden="0" w:uiPriority="69" w:unhideWhenUsed="0"/>
-    <w:lsdException w:name="Dark List" w:semiHidden="0" w:uiPriority="70" w:unhideWhenUsed="0"/>
-    <w:lsdException w:name="Colorful Shading" w:semiHidden="0" w:uiPriority="71" w:unhideWhenUsed="0"/>
-    <w:lsdException w:name="Colorful List" w:semiHidden="0" w:uiPriority="72" w:unhideWhenUsed="0"/>
-    <w:lsdException w:name="Colorful Grid" w:semiHidden="0" w:uiPriority="73" w:unhideWhenUsed="0"/>
-    <w:lsdException w:name="Light Shading Accent 1" w:semiHidden="0" w:uiPriority="60" w:unhideWhenUsed="0"/>
-    <w:lsdException w:name="Light List Accent 1" w:semiHidden="0" w:uiPriority="61" w:unhideWhenUsed="0"/>
-    <w:lsdException w:name="Light Grid Accent 1" w:semiHidden="0" w:uiPriority="62" w:unhideWhenUsed="0"/>
-    <w:lsdException w:name="Medium Shading 1 Accent 1" w:semiHidden="0" w:uiPriority="63" w:unhideWhenUsed="0"/>
-    <w:lsdException w:name="Medium Shading 2 Accent 1" w:semiHidden="0" w:uiPriority="64" w:unhideWhenUsed="0"/>
-    <w:lsdException w:name="Medium List 1 Accent 1" w:semiHidden="0" w:uiPriority="65" w:unhideWhenUsed="0"/>
-    <w:lsdException w:name="Revision" w:unhideWhenUsed="0"/>
-    <w:lsdException w:name="List Paragraph" w:semiHidden="0" w:uiPriority="34" w:unhideWhenUsed="0" w:qFormat="1"/>
-    <w:lsdException w:name="Quote" w:semiHidden="0" w:uiPriority="29" w:unhideWhenUsed="0" w:qFormat="1"/>
-    <w:lsdException w:name="Intense Quote" w:semiHidden="0" w:uiPriority="30" w:unhideWhenUsed="0" w:qFormat="1"/>
-    <w:lsdException w:name="Medium List 2 Accent 1" w:semiHidden="0" w:uiPriority="66" w:unhideWhenUsed="0"/>
-    <w:lsdException w:name="Medium Grid 1 Accent 1" w:semiHidden="0" w:uiPriority="67" w:unhideWhenUsed="0"/>
-    <w:lsdException w:name="Medium Grid 2 Accent 1" w:semiHidden="0" w:uiPriority="68" w:unhideWhenUsed="0"/>
-    <w:lsdException w:name="Medium Grid 3 Accent 1" w:semiHidden="0" w:uiPriority="69" w:unhideWhenUsed="0"/>
-    <w:lsdException w:name="Dark List Accent 1" w:semiHidden="0" w:uiPriority="70" w:unhideWhenUsed="0"/>
-    <w:lsdException w:name="Colorful Shading Accent 1" w:semiHidden="0" w:uiPriority="71" w:unhideWhenUsed="0"/>
-    <w:lsdException w:name="Colorful List Accent 1" w:semiHidden="0" w:uiPriority="72" w:unhideWhenUsed="0"/>
-    <w:lsdException w:name="Colorful Grid Accent 1" w:semiHidden="0" w:uiPriority="73" w:unhideWhenUsed="0"/>
-    <w:lsdException w:name="Light Shading Accent 2" w:semiHidden="0" w:uiPriority="60" w:unhideWhenUsed="0"/>
-    <w:lsdException w:name="Light List Accent 2" w:semiHidden="0" w:uiPriority="61" w:unhideWhenUsed="0"/>
-    <w:lsdException w:name="Light Grid Accent 2" w:semiHidden="0" w:uiPriority="62" w:unhideWhenUsed="0"/>
-    <w:lsdException w:name="Medium Shading 1 Accent 2" w:semiHidden="0" w:uiPriority="63" w:unhideWhenUsed="0"/>
-    <w:lsdException w:name="Medium Shading 2 Accent 2" w:semiHidden="0" w:uiPriority="64" w:unhideWhenUsed="0"/>
-    <w:lsdException w:name="Medium List 1 Accent 2" w:semiHidden="0" w:uiPriority="65" w:unhideWhenUsed="0"/>
-    <w:lsdException w:name="Medium List 2 Accent 2" w:semiHidden="0" w:uiPriority="66" w:unhideWhenUsed="0"/>
-    <w:lsdException w:name="Medium Grid 1 Accent 2" w:semiHidden="0" w:uiPriority="67" w:unhideWhenUsed="0"/>
-    <w:lsdException w:name="Medium Grid 2 Accent 2" w:semiHidden="0" w:uiPriority="68" w:unhideWhenUsed="0"/>
-    <w:lsdException w:name="Medium Grid 3 Accent 2" w:semiHidden="0" w:uiPriority="69" w:unhideWhenUsed="0"/>
-    <w:lsdException w:name="Dark List Accent 2" w:semiHidden="0" w:uiPriority="70" w:unhideWhenUsed="0"/>
-    <w:lsdException w:name="Colorful Shading Accent 2" w:semiHidden="0" w:uiPriority="71" w:unhideWhenUsed="0"/>
-    <w:lsdException w:name="Colorful List Accent 2" w:semiHidden="0" w:uiPriority="72" w:unhideWhenUsed="0"/>
-    <w:lsdException w:name="Colorful Grid Accent 2" w:semiHidden="0" w:uiPriority="73" w:unhideWhenUsed="0"/>
-    <w:lsdException w:name="Light Shading Accent 3" w:semiHidden="0" w:uiPriority="60" w:unhideWhenUsed="0"/>
-    <w:lsdException w:name="Light List Accent 3" w:semiHidden="0" w:uiPriority="61" w:unhideWhenUsed="0"/>
-    <w:lsdException w:name="Light Grid Accent 3" w:semiHidden="0" w:uiPriority="62" w:unhideWhenUsed="0"/>
-    <w:lsdException w:name="Medium Shading 1 Accent 3" w:semiHidden="0" w:uiPriority="63" w:unhideWhenUsed="0"/>
-    <w:lsdException w:name="Medium Shading 2 Accent 3" w:semiHidden="0" w:uiPriority="64" w:unhideWhenUsed="0"/>
-    <w:lsdException w:name="Medium List 1 Accent 3" w:semiHidden="0" w:uiPriority="65" w:unhideWhenUsed="0"/>
-    <w:lsdException w:name="Medium List 2 Accent 3" w:semiHidden="0" w:uiPriority="66" w:unhideWhenUsed="0"/>
-    <w:lsdException w:name="Medium Grid 1 Accent 3" w:semiHidden="0" w:uiPriority="67" w:unhideWhenUsed="0"/>
-    <w:lsdException w:name="Medium Grid 2 Accent 3" w:semiHidden="0" w:uiPriority="68" w:unhideWhenUsed="0"/>
-    <w:lsdException w:name="Medium Grid 3 Accent 3" w:semiHidden="0" w:uiPriority="69" w:unhideWhenUsed="0"/>
-    <w:lsdException w:name="Dark List Accent 3" w:semiHidden="0" w:uiPriority="70" w:unhideWhenUsed="0"/>
-    <w:lsdException w:name="Colorful Shading Accent 3" w:semiHidden="0" w:uiPriority="71" w:unhideWhenUsed="0"/>
-    <w:lsdException w:name="Colorful List Accent 3" w:semiHidden="0" w:uiPriority="72" w:unhideWhenUsed="0"/>
-    <w:lsdException w:name="Colorful Grid Accent 3" w:semiHidden="0" w:uiPriority="73" w:unhideWhenUsed="0"/>
-    <w:lsdException w:name="Light Shading Accent 4" w:semiHidden="0" w:uiPriority="60" w:unhideWhenUsed="0"/>
-    <w:lsdException w:name="Light List Accent 4" w:semiHidden="0" w:uiPriority="61" w:unhideWhenUsed="0"/>
-    <w:lsdException w:name="Light Grid Accent 4" w:semiHidden="0" w:uiPriority="62" w:unhideWhenUsed="0"/>
-    <w:lsdException w:name="Medium Shading 1 Accent 4" w:semiHidden="0" w:uiPriority="63" w:unhideWhenUsed="0"/>
-    <w:lsdException w:name="Medium Shading 2 Accent 4" w:semiHidden="0" w:uiPriority="64" w:unhideWhenUsed="0"/>
-    <w:lsdException w:name="Medium List 1 Accent 4" w:semiHidden="0" w:uiPriority="65" w:unhideWhenUsed="0"/>
-    <w:lsdException w:name="Medium List 2 Accent 4" w:semiHidden="0" w:uiPriority="66" w:unhideWhenUsed="0"/>
-    <w:lsdException w:name="Medium Grid 1 Accent 4" w:semiHidden="0" w:uiPriority="67" w:unhideWhenUsed="0"/>
-    <w:lsdException w:name="Medium Grid 2 Accent 4" w:semiHidden="0" w:uiPriority="68" w:unhideWhenUsed="0"/>
-    <w:lsdException w:name="Medium Grid 3 Accent 4" w:semiHidden="0" w:uiPriority="69" w:unhideWhenUsed="0"/>
-    <w:lsdException w:name="Dark List Accent 4" w:semiHidden="0" w:uiPriority="70" w:unhideWhenUsed="0"/>
-    <w:lsdException w:name="Colorful Shading Accent 4" w:semiHidden="0" w:uiPriority="71" w:unhideWhenUsed="0"/>
-    <w:lsdException w:name="Colorful List Accent 4" w:semiHidden="0" w:uiPriority="72" w:unhideWhenUsed="0"/>
-    <w:lsdException w:name="Colorful Grid Accent 4" w:semiHidden="0" w:uiPriority="73" w:unhideWhenUsed="0"/>
-    <w:lsdException w:name="Light Shading Accent 5" w:semiHidden="0" w:uiPriority="60" w:unhideWhenUsed="0"/>
-    <w:lsdException w:name="Light List Accent 5" w:semiHidden="0" w:uiPriority="61" w:unhideWhenUsed="0"/>
-    <w:lsdException w:name="Light Grid Accent 5" w:semiHidden="0" w:uiPriority="62" w:unhideWhenUsed="0"/>
-    <w:lsdException w:name="Medium Shading 1 Accent 5" w:semiHidden="0" w:uiPriority="63" w:unhideWhenUsed="0"/>
-    <w:lsdException w:name="Medium Shading 2 Accent 5" w:semiHidden="0" w:uiPriority="64" w:unhideWhenUsed="0"/>
-    <w:lsdException w:name="Medium List 1 Accent 5" w:semiHidden="0" w:uiPriority="65" w:unhideWhenUsed="0"/>
-    <w:lsdException w:name="Medium List 2 Accent 5" w:semiHidden="0" w:uiPriority="66" w:unhideWhenUsed="0"/>
-    <w:lsdException w:name="Medium Grid 1 Accent 5" w:semiHidden="0" w:uiPriority="67" w:unhideWhenUsed="0"/>
-    <w:lsdException w:name="Medium Grid 2 Accent 5" w:semiHidden="0" w:uiPriority="68" w:unhideWhenUsed="0"/>
-    <w:lsdException w:name="Medium Grid 3 Accent 5" w:semiHidden="0" w:uiPriority="69" w:unhideWhenUsed="0"/>
-    <w:lsdException w:name="Dark List Accent 5" w:semiHidden="0" w:uiPriority="70" w:unhideWhenUsed="0"/>
-    <w:lsdException w:name="Colorful Shading Accent 5" w:semiHidden="0" w:uiPriority="71" w:unhideWhenUsed="0"/>
-    <w:lsdException w:name="Colorful List Accent 5" w:semiHidden="0" w:uiPriority="72" w:unhideWhenUsed="0"/>
-    <w:lsdException w:name="Colorful Grid Accent 5" w:semiHidden="0" w:uiPriority="73" w:unhideWhenUsed="0"/>
-    <w:lsdException w:name="Light Shading Accent 6" w:semiHidden="0" w:uiPriority="60" w:unhideWhenUsed="0"/>
-    <w:lsdException w:name="Light List Accent 6" w:semiHidden="0" w:uiPriority="61" w:unhideWhenUsed="0"/>
-    <w:lsdException w:name="Light Grid Accent 6" w:semiHidden="0" w:uiPriority="62" w:unhideWhenUsed="0"/>
-    <w:lsdException w:name="Medium Shading 1 Accent 6" w:semiHidden="0" w:uiPriority="63" w:unhideWhenUsed="0"/>
-    <w:lsdException w:name="Medium Shading 2 Accent 6" w:semiHidden="0" w:uiPriority="64" w:unhideWhenUsed="0"/>
-    <w:lsdException w:name="Medium List 1 Accent 6" w:semiHidden="0" w:uiPriority="65" w:unhideWhenUsed="0"/>
-    <w:lsdException w:name="Medium List 2 Accent 6" w:semiHidden="0" w:uiPriority="66" w:unhideWhenUsed="0"/>
-    <w:lsdException w:name="Medium Grid 1 Accent 6" w:semiHidden="0" w:uiPriority="67" w:unhideWhenUsed="0"/>
-    <w:lsdException w:name="Medium Grid 2 Accent 6" w:semiHidden="0" w:uiPriority="68" w:unhideWhenUsed="0"/>
-    <w:lsdException w:name="Medium Grid 3 Accent 6" w:semiHidden="0" w:uiPriority="69" w:unhideWhenUsed="0"/>
-    <w:lsdException w:name="Dark List Accent 6" w:semiHidden="0" w:uiPriority="70" w:unhideWhenUsed="0"/>
-    <w:lsdException w:name="Colorful Shading Accent 6" w:semiHidden="0" w:uiPriority="71" w:unhideWhenUsed="0"/>
-    <w:lsdException w:name="Colorful List Accent 6" w:semiHidden="0" w:uiPriority="72" w:unhideWhenUsed="0"/>
-    <w:lsdException w:name="Colorful Grid Accent 6" w:semiHidden="0" w:uiPriority="73" w:unhideWhenUsed="0"/>
-    <w:lsdException w:name="Subtle Emphasis" w:semiHidden="0" w:uiPriority="19" w:unhideWhenUsed="0" w:qFormat="1"/>
-    <w:lsdException w:name="Intense Emphasis" w:semiHidden="0" w:uiPriority="21" w:unhideWhenUsed="0" w:qFormat="1"/>
-    <w:lsdException w:name="Subtle Reference" w:semiHidden="0" w:uiPriority="31" w:unhideWhenUsed="0" w:qFormat="1"/>
-    <w:lsdException w:name="Intense Reference" w:semiHidden="0" w:uiPriority="32" w:unhideWhenUsed="0" w:qFormat="1"/>
-    <w:lsdException w:name="Book Title" w:semiHidden="0" w:uiPriority="33" w:unhideWhenUsed="0" w:qFormat="1"/>
-    <w:lsdException w:name="Bibliography" w:uiPriority="37"/>
-    <w:lsdException w:name="TOC Heading" w:uiPriority="39" w:qFormat="1"/>
-  </w:latentStyles>
-  <w:style w:type="paragraph" w:default="1" w:styleId="Normal">
-    <w:name w:val="Normal"/>
-    <w:qFormat/>
-  </w:style>
-  <w:style w:type="character" w:default="1" w:styleId="DefaultParagraphFont">
-    <w:name w:val="Default Paragraph Font"/>
-    <w:uiPriority w:val="1"/>
-    <w:semiHidden/>
-    <w:unhideWhenUsed/>
-  </w:style>
-  <w:style w:type="table" w:default="1" w:styleId="TableNormal">
-    <w:name w:val="Normal Table"/>
-    <w:uiPriority w:val="99"/>
-    <w:semiHidden/>
-    <w:unhideWhenUsed/>
-    <w:tblPr>
-      <w:tblInd w:w="0" w:type="dxa"/>
-      <w:tblCellMar>
-        <w:top w:w="0" w:type="dxa"/>
-        <w:left w:w="108" w:type="dxa"/>
-        <w:bottom w:w="0" w:type="dxa"/>
-        <w:right w:w="108" w:type="dxa"/>
-      </w:tblCellMar>
-    </w:tblPr>
-  </w:style>
-  <w:style w:type="numbering" w:default="1" w:styleId="NoList">
-    <w:name w:val="No List"/>
-    <w:uiPriority w:val="99"/>
-    <w:semiHidden/>
-    <w:unhideWhenUsed/>
-  </w:style>
-  <w:style w:type="character" w:styleId="PlaceholderText">
-    <w:name w:val="Placeholder Text"/>
-    <w:basedOn w:val="DefaultParagraphFont"/>
-    <w:uiPriority w:val="99"/>
-    <w:semiHidden/>
-    <w:rsid w:val="001B1BB0"/>
-    <w:rPr>
-      <w:color w:val="808080"/>
-    </w:rPr>
-  </w:style>
-  <w:style w:type="paragraph" w:customStyle="1" w:styleId="272C1A22B7244BE3AEDB1C3778ACA723">
-    <w:name w:val="272C1A22B7244BE3AEDB1C3778ACA723"/>
-    <w:rsid w:val="001B1BB0"/>
-  </w:style>
-  <w:style w:type="paragraph" w:customStyle="1" w:styleId="B60308EA4A03407396F90736BAE58D5C">
-    <w:name w:val="B60308EA4A03407396F90736BAE58D5C"/>
-    <w:rsid w:val="001B1BB0"/>
-  </w:style>
-</w:styles>
-</file>
-
-<file path=word/glossary/stylesWithEffects.xml><?xml version="1.0" encoding="utf-8"?>
-<w:styles xmlns:wpc="http://schemas.microsoft.com/office/word/2010/wordprocessingCanvas" xmlns:mc="http://schemas.openxmlformats.org/markup-compatibility/2006" xmlns:o="urn:schemas-microsoft-com:office:office" xmlns:r="http://schemas.openxmlformats.org/officeDocument/2006/relationships" xmlns:m="http://schemas.openxmlformats.org/officeDocument/2006/math" xmlns:v="urn:schemas-microsoft-com:vml" xmlns:wp14="http://schemas.microsoft.com/office/word/2010/wordprocessingDrawing" xmlns:wp="http://schemas.openxmlformats.org/drawingml/2006/wordprocessingDrawing" xmlns:w10="urn:schemas-microsoft-com:office:word" xmlns:w="http://schemas.openxmlformats.org/wordprocessingml/2006/main" xmlns:w14="http://schemas.microsoft.com/office/word/2010/wordml" xmlns:wpg="http://schemas.microsoft.com/office/word/2010/wordprocessingGroup" xmlns:wpi="http://schemas.microsoft.com/office/word/2010/wordprocessingInk" xmlns:wne="http://schemas.microsoft.com/office/word/2006/wordml" xmlns:wps="http://schemas.microsoft.com/office/word/2010/wordprocessingShape" mc:Ignorable="w14 wp14">
-  <w:docDefaults>
-    <w:rPrDefault>
-      <w:rPr>
-        <w:rFonts w:asciiTheme="minorHAnsi" w:eastAsiaTheme="minorEastAsia" w:hAnsiTheme="minorHAnsi" w:cstheme="minorBidi"/>
-        <w:sz w:val="22"/>
-        <w:szCs w:val="22"/>
-        <w:lang w:val="en-US" w:eastAsia="en-US" w:bidi="ar-SA"/>
-      </w:rPr>
-    </w:rPrDefault>
-    <w:pPrDefault>
-      <w:pPr>
-        <w:spacing w:after="160" w:line="259" w:lineRule="auto"/>
-      </w:pPr>
-    </w:pPrDefault>
-  </w:docDefaults>
-  <w:latentStyles w:defLockedState="0" w:defUIPriority="99" w:defSemiHidden="1" w:defUnhideWhenUsed="1" w:defQFormat="0" w:count="267">
-    <w:lsdException w:name="Normal" w:semiHidden="0" w:uiPriority="0" w:unhideWhenUsed="0" w:qFormat="1"/>
-    <w:lsdException w:name="heading 1" w:semiHidden="0" w:uiPriority="9" w:unhideWhenUsed="0" w:qFormat="1"/>
-    <w:lsdException w:name="heading 2" w:uiPriority="9" w:qFormat="1"/>
-    <w:lsdException w:name="heading 3" w:uiPriority="9" w:qFormat="1"/>
-    <w:lsdException w:name="heading 4" w:uiPriority="9" w:qFormat="1"/>
-    <w:lsdException w:name="heading 5" w:uiPriority="9" w:qFormat="1"/>
-    <w:lsdException w:name="heading 6" w:uiPriority="9" w:qFormat="1"/>
-    <w:lsdException w:name="heading 7" w:uiPriority="9" w:qFormat="1"/>
-    <w:lsdException w:name="heading 8" w:uiPriority="9" w:qFormat="1"/>
-    <w:lsdException w:name="heading 9" w:uiPriority="9" w:qFormat="1"/>
-    <w:lsdException w:name="toc 1" w:uiPriority="39"/>
-    <w:lsdException w:name="toc 2" w:uiPriority="39"/>
-    <w:lsdException w:name="toc 3" w:uiPriority="39"/>
-    <w:lsdException w:name="toc 4" w:uiPriority="39"/>
-    <w:lsdException w:name="toc 5" w:uiPriority="39"/>
-    <w:lsdException w:name="toc 6" w:uiPriority="39"/>
-    <w:lsdException w:name="toc 7" w:uiPriority="39"/>
-    <w:lsdException w:name="toc 8" w:uiPriority="39"/>
-    <w:lsdException w:name="toc 9" w:uiPriority="39"/>
-    <w:lsdException w:name="caption" w:uiPriority="35" w:qFormat="1"/>
-    <w:lsdException w:name="Title" w:semiHidden="0" w:uiPriority="10" w:unhideWhenUsed="0" w:qFormat="1"/>
-    <w:lsdException w:name="Default Paragraph Font" w:uiPriority="1"/>
-    <w:lsdException w:name="Subtitle" w:semiHidden="0" w:uiPriority="11" w:unhideWhenUsed="0" w:qFormat="1"/>
-    <w:lsdException w:name="Strong" w:semiHidden="0" w:uiPriority="22" w:unhideWhenUsed="0" w:qFormat="1"/>
-    <w:lsdException w:name="Emphasis" w:semiHidden="0" w:uiPriority="20" w:unhideWhenUsed="0" w:qFormat="1"/>
-    <w:lsdException w:name="Table Grid" w:semiHidden="0" w:uiPriority="39" w:unhideWhenUsed="0"/>
-    <w:lsdException w:name="Placeholder Text" w:unhideWhenUsed="0"/>
-    <w:lsdException w:name="No Spacing" w:semiHidden="0" w:uiPriority="1" w:unhideWhenUsed="0" w:qFormat="1"/>
-    <w:lsdException w:name="Light Shading" w:semiHidden="0" w:uiPriority="60" w:unhideWhenUsed="0"/>
-    <w:lsdException w:name="Light List" w:semiHidden="0" w:uiPriority="61" w:unhideWhenUsed="0"/>
-    <w:lsdException w:name="Light Grid" w:semiHidden="0" w:uiPriority="62" w:unhideWhenUsed="0"/>
-    <w:lsdException w:name="Medium Shading 1" w:semiHidden="0" w:uiPriority="63" w:unhideWhenUsed="0"/>
-    <w:lsdException w:name="Medium Shading 2" w:semiHidden="0" w:uiPriority="64" w:unhideWhenUsed="0"/>
-    <w:lsdException w:name="Medium List 1" w:semiHidden="0" w:uiPriority="65" w:unhideWhenUsed="0"/>
-    <w:lsdException w:name="Medium List 2" w:semiHidden="0" w:uiPriority="66" w:unhideWhenUsed="0"/>
-    <w:lsdException w:name="Medium Grid 1" w:semiHidden="0" w:uiPriority="67" w:unhideWhenUsed="0"/>
-    <w:lsdException w:name="Medium Grid 2" w:semiHidden="0" w:uiPriority="68" w:unhideWhenUsed="0"/>
-    <w:lsdException w:name="Medium Grid 3" w:semiHidden="0" w:uiPriority="69" w:unhideWhenUsed="0"/>
-    <w:lsdException w:name="Dark List" w:semiHidden="0" w:uiPriority="70" w:unhideWhenUsed="0"/>
-    <w:lsdException w:name="Colorful Shading" w:semiHidden="0" w:uiPriority="71" w:unhideWhenUsed="0"/>
-    <w:lsdException w:name="Colorful List" w:semiHidden="0" w:uiPriority="72" w:unhideWhenUsed="0"/>
-    <w:lsdException w:name="Colorful Grid" w:semiHidden="0" w:uiPriority="73" w:unhideWhenUsed="0"/>
-    <w:lsdException w:name="Light Shading Accent 1" w:semiHidden="0" w:uiPriority="60" w:unhideWhenUsed="0"/>
-    <w:lsdException w:name="Light List Accent 1" w:semiHidden="0" w:uiPriority="61" w:unhideWhenUsed="0"/>
-    <w:lsdException w:name="Light Grid Accent 1" w:semiHidden="0" w:uiPriority="62" w:unhideWhenUsed="0"/>
-    <w:lsdException w:name="Medium Shading 1 Accent 1" w:semiHidden="0" w:uiPriority="63" w:unhideWhenUsed="0"/>
-    <w:lsdException w:name="Medium Shading 2 Accent 1" w:semiHidden="0" w:uiPriority="64" w:unhideWhenUsed="0"/>
-    <w:lsdException w:name="Medium List 1 Accent 1" w:semiHidden="0" w:uiPriority="65" w:unhideWhenUsed="0"/>
-    <w:lsdException w:name="Revision" w:unhideWhenUsed="0"/>
-    <w:lsdException w:name="List Paragraph" w:semiHidden="0" w:uiPriority="34" w:unhideWhenUsed="0" w:qFormat="1"/>
-    <w:lsdException w:name="Quote" w:semiHidden="0" w:uiPriority="29" w:unhideWhenUsed="0" w:qFormat="1"/>
-    <w:lsdException w:name="Intense Quote" w:semiHidden="0" w:uiPriority="30" w:unhideWhenUsed="0" w:qFormat="1"/>
-    <w:lsdException w:name="Medium List 2 Accent 1" w:semiHidden="0" w:uiPriority="66" w:unhideWhenUsed="0"/>
-    <w:lsdException w:name="Medium Grid 1 Accent 1" w:semiHidden="0" w:uiPriority="67" w:unhideWhenUsed="0"/>
-    <w:lsdException w:name="Medium Grid 2 Accent 1" w:semiHidden="0" w:uiPriority="68" w:unhideWhenUsed="0"/>
-    <w:lsdException w:name="Medium Grid 3 Accent 1" w:semiHidden="0" w:uiPriority="69" w:unhideWhenUsed="0"/>
-    <w:lsdException w:name="Dark List Accent 1" w:semiHidden="0" w:uiPriority="70" w:unhideWhenUsed="0"/>
-    <w:lsdException w:name="Colorful Shading Accent 1" w:semiHidden="0" w:uiPriority="71" w:unhideWhenUsed="0"/>
-    <w:lsdException w:name="Colorful List Accent 1" w:semiHidden="0" w:uiPriority="72" w:unhideWhenUsed="0"/>
-    <w:lsdException w:name="Colorful Grid Accent 1" w:semiHidden="0" w:uiPriority="73" w:unhideWhenUsed="0"/>
-    <w:lsdException w:name="Light Shading Accent 2" w:semiHidden="0" w:uiPriority="60" w:unhideWhenUsed="0"/>
-    <w:lsdException w:name="Light List Accent 2" w:semiHidden="0" w:uiPriority="61" w:unhideWhenUsed="0"/>
-    <w:lsdException w:name="Light Grid Accent 2" w:semiHidden="0" w:uiPriority="62" w:unhideWhenUsed="0"/>
-    <w:lsdException w:name="Medium Shading 1 Accent 2" w:semiHidden="0" w:uiPriority="63" w:unhideWhenUsed="0"/>
-    <w:lsdException w:name="Medium Shading 2 Accent 2" w:semiHidden="0" w:uiPriority="64" w:unhideWhenUsed="0"/>
-    <w:lsdException w:name="Medium List 1 Accent 2" w:semiHidden="0" w:uiPriority="65" w:unhideWhenUsed="0"/>
-    <w:lsdException w:name="Medium List 2 Accent 2" w:semiHidden="0" w:uiPriority="66" w:unhideWhenUsed="0"/>
-    <w:lsdException w:name="Medium Grid 1 Accent 2" w:semiHidden="0" w:uiPriority="67" w:unhideWhenUsed="0"/>
-    <w:lsdException w:name="Medium Grid 2 Accent 2" w:semiHidden="0" w:uiPriority="68" w:unhideWhenUsed="0"/>
-    <w:lsdException w:name="Medium Grid 3 Accent 2" w:semiHidden="0" w:uiPriority="69" w:unhideWhenUsed="0"/>
-    <w:lsdException w:name="Dark List Accent 2" w:semiHidden="0" w:uiPriority="70" w:unhideWhenUsed="0"/>
-    <w:lsdException w:name="Colorful Shading Accent 2" w:semiHidden="0" w:uiPriority="71" w:unhideWhenUsed="0"/>
-    <w:lsdException w:name="Colorful List Accent 2" w:semiHidden="0" w:uiPriority="72" w:unhideWhenUsed="0"/>
-    <w:lsdException w:name="Colorful Grid Accent 2" w:semiHidden="0" w:uiPriority="73" w:unhideWhenUsed="0"/>
-    <w:lsdException w:name="Light Shading Accent 3" w:semiHidden="0" w:uiPriority="60" w:unhideWhenUsed="0"/>
-    <w:lsdException w:name="Light List Accent 3" w:semiHidden="0" w:uiPriority="61" w:unhideWhenUsed="0"/>
-    <w:lsdException w:name="Light Grid Accent 3" w:semiHidden="0" w:uiPriority="62" w:unhideWhenUsed="0"/>
-    <w:lsdException w:name="Medium Shading 1 Accent 3" w:semiHidden="0" w:uiPriority="63" w:unhideWhenUsed="0"/>
-    <w:lsdException w:name="Medium Shading 2 Accent 3" w:semiHidden="0" w:uiPriority="64" w:unhideWhenUsed="0"/>
-    <w:lsdException w:name="Medium List 1 Accent 3" w:semiHidden="0" w:uiPriority="65" w:unhideWhenUsed="0"/>
-    <w:lsdException w:name="Medium List 2 Accent 3" w:semiHidden="0" w:uiPriority="66" w:unhideWhenUsed="0"/>
-    <w:lsdException w:name="Medium Grid 1 Accent 3" w:semiHidden="0" w:uiPriority="67" w:unhideWhenUsed="0"/>
-    <w:lsdException w:name="Medium Grid 2 Accent 3" w:semiHidden="0" w:uiPriority="68" w:unhideWhenUsed="0"/>
-    <w:lsdException w:name="Medium Grid 3 Accent 3" w:semiHidden="0" w:uiPriority="69" w:unhideWhenUsed="0"/>
-    <w:lsdException w:name="Dark List Accent 3" w:semiHidden="0" w:uiPriority="70" w:unhideWhenUsed="0"/>
-    <w:lsdException w:name="Colorful Shading Accent 3" w:semiHidden="0" w:uiPriority="71" w:unhideWhenUsed="0"/>
-    <w:lsdException w:name="Colorful List Accent 3" w:semiHidden="0" w:uiPriority="72" w:unhideWhenUsed="0"/>
-    <w:lsdException w:name="Colorful Grid Accent 3" w:semiHidden="0" w:uiPriority="73" w:unhideWhenUsed="0"/>
-    <w:lsdException w:name="Light Shading Accent 4" w:semiHidden="0" w:uiPriority="60" w:unhideWhenUsed="0"/>
-    <w:lsdException w:name="Light List Accent 4" w:semiHidden="0" w:uiPriority="61" w:unhideWhenUsed="0"/>
-    <w:lsdException w:name="Light Grid Accent 4" w:semiHidden="0" w:uiPriority="62" w:unhideWhenUsed="0"/>
-    <w:lsdException w:name="Medium Shading 1 Accent 4" w:semiHidden="0" w:uiPriority="63" w:unhideWhenUsed="0"/>
-    <w:lsdException w:name="Medium Shading 2 Accent 4" w:semiHidden="0" w:uiPriority="64" w:unhideWhenUsed="0"/>
-    <w:lsdException w:name="Medium List 1 Accent 4" w:semiHidden="0" w:uiPriority="65" w:unhideWhenUsed="0"/>
-    <w:lsdException w:name="Medium List 2 Accent 4" w:semiHidden="0" w:uiPriority="66" w:unhideWhenUsed="0"/>
-    <w:lsdException w:name="Medium Grid 1 Accent 4" w:semiHidden="0" w:uiPriority="67" w:unhideWhenUsed="0"/>
-    <w:lsdException w:name="Medium Grid 2 Accent 4" w:semiHidden="0" w:uiPriority="68" w:unhideWhenUsed="0"/>
-    <w:lsdException w:name="Medium Grid 3 Accent 4" w:semiHidden="0" w:uiPriority="69" w:unhideWhenUsed="0"/>
-    <w:lsdException w:name="Dark List Accent 4" w:semiHidden="0" w:uiPriority="70" w:unhideWhenUsed="0"/>
-    <w:lsdException w:name="Colorful Shading Accent 4" w:semiHidden="0" w:uiPriority="71" w:unhideWhenUsed="0"/>
-    <w:lsdException w:name="Colorful List Accent 4" w:semiHidden="0" w:uiPriority="72" w:unhideWhenUsed="0"/>
-    <w:lsdException w:name="Colorful Grid Accent 4" w:semiHidden="0" w:uiPriority="73" w:unhideWhenUsed="0"/>
-    <w:lsdException w:name="Light Shading Accent 5" w:semiHidden="0" w:uiPriority="60" w:unhideWhenUsed="0"/>
-    <w:lsdException w:name="Light List Accent 5" w:semiHidden="0" w:uiPriority="61" w:unhideWhenUsed="0"/>
-    <w:lsdException w:name="Light Grid Accent 5" w:semiHidden="0" w:uiPriority="62" w:unhideWhenUsed="0"/>
-    <w:lsdException w:name="Medium Shading 1 Accent 5" w:semiHidden="0" w:uiPriority="63" w:unhideWhenUsed="0"/>
-    <w:lsdException w:name="Medium Shading 2 Accent 5" w:semiHidden="0" w:uiPriority="64" w:unhideWhenUsed="0"/>
-    <w:lsdException w:name="Medium List 1 Accent 5" w:semiHidden="0" w:uiPriority="65" w:unhideWhenUsed="0"/>
-    <w:lsdException w:name="Medium List 2 Accent 5" w:semiHidden="0" w:uiPriority="66" w:unhideWhenUsed="0"/>
-    <w:lsdException w:name="Medium Grid 1 Accent 5" w:semiHidden="0" w:uiPriority="67" w:unhideWhenUsed="0"/>
-    <w:lsdException w:name="Medium Grid 2 Accent 5" w:semiHidden="0" w:uiPriority="68" w:unhideWhenUsed="0"/>
-    <w:lsdException w:name="Medium Grid 3 Accent 5" w:semiHidden="0" w:uiPriority="69" w:unhideWhenUsed="0"/>
-    <w:lsdException w:name="Dark List Accent 5" w:semiHidden="0" w:uiPriority="70" w:unhideWhenUsed="0"/>
-    <w:lsdException w:name="Colorful Shading Accent 5" w:semiHidden="0" w:uiPriority="71" w:unhideWhenUsed="0"/>
-    <w:lsdException w:name="Colorful List Accent 5" w:semiHidden="0" w:uiPriority="72" w:unhideWhenUsed="0"/>
-    <w:lsdException w:name="Colorful Grid Accent 5" w:semiHidden="0" w:uiPriority="73" w:unhideWhenUsed="0"/>
-    <w:lsdException w:name="Light Shading Accent 6" w:semiHidden="0" w:uiPriority="60" w:unhideWhenUsed="0"/>
-    <w:lsdException w:name="Light List Accent 6" w:semiHidden="0" w:uiPriority="61" w:unhideWhenUsed="0"/>
-    <w:lsdException w:name="Light Grid Accent 6" w:semiHidden="0" w:uiPriority="62" w:unhideWhenUsed="0"/>
-    <w:lsdException w:name="Medium Shading 1 Accent 6" w:semiHidden="0" w:uiPriority="63" w:unhideWhenUsed="0"/>
-    <w:lsdException w:name="Medium Shading 2 Accent 6" w:semiHidden="0" w:uiPriority="64" w:unhideWhenUsed="0"/>
-    <w:lsdException w:name="Medium List 1 Accent 6" w:semiHidden="0" w:uiPriority="65" w:unhideWhenUsed="0"/>
-    <w:lsdException w:name="Medium List 2 Accent 6" w:semiHidden="0" w:uiPriority="66" w:unhideWhenUsed="0"/>
-    <w:lsdException w:name="Medium Grid 1 Accent 6" w:semiHidden="0" w:uiPriority="67" w:unhideWhenUsed="0"/>
-    <w:lsdException w:name="Medium Grid 2 Accent 6" w:semiHidden="0" w:uiPriority="68" w:unhideWhenUsed="0"/>
-    <w:lsdException w:name="Medium Grid 3 Accent 6" w:semiHidden="0" w:uiPriority="69" w:unhideWhenUsed="0"/>
-    <w:lsdException w:name="Dark List Accent 6" w:semiHidden="0" w:uiPriority="70" w:unhideWhenUsed="0"/>
-    <w:lsdException w:name="Colorful Shading Accent 6" w:semiHidden="0" w:uiPriority="71" w:unhideWhenUsed="0"/>
-    <w:lsdException w:name="Colorful List Accent 6" w:semiHidden="0" w:uiPriority="72" w:unhideWhenUsed="0"/>
-    <w:lsdException w:name="Colorful Grid Accent 6" w:semiHidden="0" w:uiPriority="73" w:unhideWhenUsed="0"/>
-    <w:lsdException w:name="Subtle Emphasis" w:semiHidden="0" w:uiPriority="19" w:unhideWhenUsed="0" w:qFormat="1"/>
-    <w:lsdException w:name="Intense Emphasis" w:semiHidden="0" w:uiPriority="21" w:unhideWhenUsed="0" w:qFormat="1"/>
-    <w:lsdException w:name="Subtle Reference" w:semiHidden="0" w:uiPriority="31" w:unhideWhenUsed="0" w:qFormat="1"/>
-    <w:lsdException w:name="Intense Reference" w:semiHidden="0" w:uiPriority="32" w:unhideWhenUsed="0" w:qFormat="1"/>
-    <w:lsdException w:name="Book Title" w:semiHidden="0" w:uiPriority="33" w:unhideWhenUsed="0" w:qFormat="1"/>
-    <w:lsdException w:name="Bibliography" w:uiPriority="37"/>
-    <w:lsdException w:name="TOC Heading" w:uiPriority="39" w:qFormat="1"/>
+  <w:latentStyles w:defLockedState="0" w:defUIPriority="99" w:defSemiHidden="0" w:defUnhideWhenUsed="0" w:defQFormat="0" w:count="376">
+    <w:lsdException w:name="Normal" w:uiPriority="0" w:qFormat="1"/>
+    <w:lsdException w:name="heading 1" w:uiPriority="9" w:qFormat="1"/>
+    <w:lsdException w:name="heading 2" w:semiHidden="1" w:uiPriority="9" w:unhideWhenUsed="1" w:qFormat="1"/>
+    <w:lsdException w:name="heading 3" w:semiHidden="1" w:uiPriority="9" w:unhideWhenUsed="1" w:qFormat="1"/>
+    <w:lsdException w:name="heading 4" w:semiHidden="1" w:uiPriority="9" w:unhideWhenUsed="1" w:qFormat="1"/>
+    <w:lsdException w:name="heading 5" w:semiHidden="1" w:uiPriority="9" w:unhideWhenUsed="1" w:qFormat="1"/>
+    <w:lsdException w:name="heading 6" w:semiHidden="1" w:uiPriority="9" w:unhideWhenUsed="1" w:qFormat="1"/>
+    <w:lsdException w:name="heading 7" w:semiHidden="1" w:uiPriority="9" w:unhideWhenUsed="1" w:qFormat="1"/>
+    <w:lsdException w:name="heading 8" w:semiHidden="1" w:uiPriority="9" w:unhideWhenUsed="1" w:qFormat="1"/>
+    <w:lsdException w:name="heading 9" w:semiHidden="1" w:uiPriority="9" w:unhideWhenUsed="1" w:qFormat="1"/>
+    <w:lsdException w:name="index 1" w:semiHidden="1" w:unhideWhenUsed="1"/>
+    <w:lsdException w:name="index 2" w:semiHidden="1" w:unhideWhenUsed="1"/>
+    <w:lsdException w:name="index 3" w:semiHidden="1" w:unhideWhenUsed="1"/>
+    <w:lsdException w:name="index 4" w:semiHidden="1" w:unhideWhenUsed="1"/>
+    <w:lsdException w:name="index 5" w:semiHidden="1" w:unhideWhenUsed="1"/>
+    <w:lsdException w:name="index 6" w:semiHidden="1" w:unhideWhenUsed="1"/>
+    <w:lsdException w:name="index 7" w:semiHidden="1" w:unhideWhenUsed="1"/>
+    <w:lsdException w:name="index 8" w:semiHidden="1" w:unhideWhenUsed="1"/>
+    <w:lsdException w:name="index 9" w:semiHidden="1" w:unhideWhenUsed="1"/>
+    <w:lsdException w:name="toc 1" w:semiHidden="1" w:uiPriority="39" w:unhideWhenUsed="1"/>
+    <w:lsdException w:name="toc 2" w:semiHidden="1" w:uiPriority="39" w:unhideWhenUsed="1"/>
+    <w:lsdException w:name="toc 3" w:semiHidden="1" w:uiPriority="39" w:unhideWhenUsed="1"/>
+    <w:lsdException w:name="toc 4" w:semiHidden="1" w:uiPriority="39" w:unhideWhenUsed="1"/>
+    <w:lsdException w:name="toc 5" w:semiHidden="1" w:uiPriority="39" w:unhideWhenUsed="1"/>
+    <w:lsdException w:name="toc 6" w:semiHidden="1" w:uiPriority="39" w:unhideWhenUsed="1"/>
+    <w:lsdException w:name="toc 7" w:semiHidden="1" w:uiPriority="39" w:unhideWhenUsed="1"/>
+    <w:lsdException w:name="toc 8" w:semiHidden="1" w:uiPriority="39" w:unhideWhenUsed="1"/>
+    <w:lsdException w:name="toc 9" w:semiHidden="1" w:uiPriority="39" w:unhideWhenUsed="1"/>
+    <w:lsdException w:name="Normal Indent" w:semiHidden="1" w:unhideWhenUsed="1"/>
+    <w:lsdException w:name="footnote text" w:semiHidden="1" w:unhideWhenUsed="1"/>
+    <w:lsdException w:name="annotation text" w:semiHidden="1" w:unhideWhenUsed="1"/>
+    <w:lsdException w:name="header" w:semiHidden="1" w:unhideWhenUsed="1"/>
+    <w:lsdException w:name="footer" w:semiHidden="1" w:unhideWhenUsed="1"/>
+    <w:lsdException w:name="index heading" w:semiHidden="1" w:unhideWhenUsed="1"/>
+    <w:lsdException w:name="caption" w:semiHidden="1" w:uiPriority="35" w:unhideWhenUsed="1" w:qFormat="1"/>
+    <w:lsdException w:name="table of figures" w:semiHidden="1" w:unhideWhenUsed="1"/>
+    <w:lsdException w:name="envelope address" w:semiHidden="1" w:unhideWhenUsed="1"/>
+    <w:lsdException w:name="envelope return" w:semiHidden="1" w:unhideWhenUsed="1"/>
+    <w:lsdException w:name="footnote reference" w:semiHidden="1" w:unhideWhenUsed="1"/>
+    <w:lsdException w:name="annotation reference" w:semiHidden="1" w:unhideWhenUsed="1"/>
+    <w:lsdException w:name="line number" w:semiHidden="1" w:unhideWhenUsed="1"/>
+    <w:lsdException w:name="page number" w:semiHidden="1" w:unhideWhenUsed="1"/>
+    <w:lsdException w:name="endnote reference" w:semiHidden="1" w:unhideWhenUsed="1"/>
+    <w:lsdException w:name="endnote text" w:semiHidden="1" w:unhideWhenUsed="1"/>
+    <w:lsdException w:name="table of authorities" w:semiHidden="1" w:unhideWhenUsed="1"/>
+    <w:lsdException w:name="macro" w:semiHidden="1" w:unhideWhenUsed="1"/>
+    <w:lsdException w:name="toa heading" w:semiHidden="1" w:unhideWhenUsed="1"/>
+    <w:lsdException w:name="List" w:semiHidden="1" w:unhideWhenUsed="1"/>
+    <w:lsdException w:name="List Bullet" w:semiHidden="1" w:unhideWhenUsed="1"/>
+    <w:lsdException w:name="List Number" w:semiHidden="1" w:unhideWhenUsed="1"/>
+    <w:lsdException w:name="List 2" w:semiHidden="1" w:unhideWhenUsed="1"/>
+    <w:lsdException w:name="List 3" w:semiHidden="1" w:unhideWhenUsed="1"/>
+    <w:lsdException w:name="List 4" w:semiHidden="1" w:unhideWhenUsed="1"/>
+    <w:lsdException w:name="List 5" w:semiHidden="1" w:unhideWhenUsed="1"/>
+    <w:lsdException w:name="List Bullet 2" w:semiHidden="1" w:unhideWhenUsed="1"/>
+    <w:lsdException w:name="List Bullet 3" w:semiHidden="1" w:unhideWhenUsed="1"/>
+    <w:lsdException w:name="List Bullet 4" w:semiHidden="1" w:unhideWhenUsed="1"/>
+    <w:lsdException w:name="List Bullet 5" w:semiHidden="1" w:unhideWhenUsed="1"/>
+    <w:lsdException w:name="List Number 2" w:semiHidden="1" w:unhideWhenUsed="1"/>
+    <w:lsdException w:name="List Number 3" w:semiHidden="1" w:unhideWhenUsed="1"/>
+    <w:lsdException w:name="List Number 4" w:semiHidden="1" w:unhideWhenUsed="1"/>
+    <w:lsdException w:name="List Number 5" w:semiHidden="1" w:unhideWhenUsed="1"/>
+    <w:lsdException w:name="Title" w:uiPriority="10" w:qFormat="1"/>
+    <w:lsdException w:name="Closing" w:semiHidden="1" w:unhideWhenUsed="1"/>
+    <w:lsdException w:name="Signature" w:semiHidden="1" w:unhideWhenUsed="1"/>
+    <w:lsdException w:name="Default Paragraph Font" w:semiHidden="1" w:uiPriority="1" w:unhideWhenUsed="1"/>
+    <w:lsdException w:name="Body Text" w:semiHidden="1" w:unhideWhenUsed="1"/>
+    <w:lsdException w:name="Body Text Indent" w:semiHidden="1" w:unhideWhenUsed="1"/>
+    <w:lsdException w:name="List Continue" w:semiHidden="1" w:unhideWhenUsed="1"/>
+    <w:lsdException w:name="List Continue 2" w:semiHidden="1" w:unhideWhenUsed="1"/>
+    <w:lsdException w:name="List Continue 3" w:semiHidden="1" w:unhideWhenUsed="1"/>
+    <w:lsdException w:name="List Continue 4" w:semiHidden="1" w:unhideWhenUsed="1"/>
+    <w:lsdException w:name="List Continue 5" w:semiHidden="1" w:unhideWhenUsed="1"/>
+    <w:lsdException w:name="Message Header" w:semiHidden="1" w:unhideWhenUsed="1"/>
+    <w:lsdException w:name="Subtitle" w:uiPriority="11" w:qFormat="1"/>
+    <w:lsdException w:name="Salutation" w:semiHidden="1" w:unhideWhenUsed="1"/>
+    <w:lsdException w:name="Date" w:semiHidden="1" w:unhideWhenUsed="1"/>
+    <w:lsdException w:name="Body Text First Indent" w:semiHidden="1" w:unhideWhenUsed="1"/>
+    <w:lsdException w:name="Body Text First Indent 2" w:semiHidden="1" w:unhideWhenUsed="1"/>
+    <w:lsdException w:name="Note Heading" w:semiHidden="1" w:unhideWhenUsed="1"/>
+    <w:lsdException w:name="Body Text 2" w:semiHidden="1" w:unhideWhenUsed="1"/>
+    <w:lsdException w:name="Body Text 3" w:semiHidden="1" w:unhideWhenUsed="1"/>
+    <w:lsdException w:name="Body Text Indent 2" w:semiHidden="1" w:unhideWhenUsed="1"/>
+    <w:lsdException w:name="Body Text Indent 3" w:semiHidden="1" w:unhideWhenUsed="1"/>
+    <w:lsdException w:name="Block Text" w:semiHidden="1" w:unhideWhenUsed="1"/>
+    <w:lsdException w:name="Hyperlink" w:semiHidden="1" w:unhideWhenUsed="1"/>
+    <w:lsdException w:name="FollowedHyperlink" w:semiHidden="1" w:unhideWhenUsed="1"/>
+    <w:lsdException w:name="Strong" w:uiPriority="22" w:qFormat="1"/>
+    <w:lsdException w:name="Emphasis" w:uiPriority="20" w:qFormat="1"/>
+    <w:lsdException w:name="Document Map" w:semiHidden="1" w:unhideWhenUsed="1"/>
+    <w:lsdException w:name="Plain Text" w:semiHidden="1" w:unhideWhenUsed="1"/>
+    <w:lsdException w:name="E-mail Signature" w:semiHidden="1" w:unhideWhenUsed="1"/>
+    <w:lsdException w:name="HTML Top of Form" w:semiHidden="1" w:unhideWhenUsed="1"/>
+    <w:lsdException w:name="HTML Bottom of Form" w:semiHidden="1" w:unhideWhenUsed="1"/>
+    <w:lsdException w:name="Normal (Web)" w:semiHidden="1" w:unhideWhenUsed="1"/>
+    <w:lsdException w:name="HTML Acronym" w:semiHidden="1" w:unhideWhenUsed="1"/>
+    <w:lsdException w:name="HTML Address" w:semiHidden="1" w:unhideWhenUsed="1"/>
+    <w:lsdException w:name="HTML Cite" w:semiHidden="1" w:unhideWhenUsed="1"/>
+    <w:lsdException w:name="HTML Code" w:semiHidden="1" w:unhideWhenUsed="1"/>
+    <w:lsdException w:name="HTML Definition" w:semiHidden="1" w:unhideWhenUsed="1"/>
+    <w:lsdException w:name="HTML Keyboard" w:semiHidden="1" w:unhideWhenUsed="1"/>
+    <w:lsdException w:name="HTML Preformatted" w:semiHidden="1" w:unhideWhenUsed="1"/>
+    <w:lsdException w:name="HTML Sample" w:semiHidden="1" w:unhideWhenUsed="1"/>
+    <w:lsdException w:name="HTML Typewriter" w:semiHidden="1" w:unhideWhenUsed="1"/>
+    <w:lsdException w:name="HTML Variable" w:semiHidden="1" w:unhideWhenUsed="1"/>
+    <w:lsdException w:name="Normal Table" w:semiHidden="1" w:unhideWhenUsed="1"/>
+    <w:lsdException w:name="annotation subject" w:semiHidden="1" w:unhideWhenUsed="1"/>
+    <w:lsdException w:name="No List" w:semiHidden="1" w:unhideWhenUsed="1"/>
+    <w:lsdException w:name="Outline List 1" w:semiHidden="1" w:unhideWhenUsed="1"/>
+    <w:lsdException w:name="Outline List 2" w:semiHidden="1" w:unhideWhenUsed="1"/>
+    <w:lsdException w:name="Outline List 3" w:semiHidden="1" w:unhideWhenUsed="1"/>
+    <w:lsdException w:name="Table Simple 1" w:semiHidden="1" w:unhideWhenUsed="1"/>
+    <w:lsdException w:name="Table Simple 2" w:semiHidden="1" w:unhideWhenUsed="1"/>
+    <w:lsdException w:name="Table Simple 3" w:semiHidden="1" w:unhideWhenUsed="1"/>
+    <w:lsdException w:name="Table Classic 1" w:semiHidden="1" w:unhideWhenUsed="1"/>
+    <w:lsdException w:name="Table Classic 2" w:semiHidden="1" w:unhideWhenUsed="1"/>
+    <w:lsdException w:name="Table Classic 3" w:semiHidden="1" w:unhideWhenUsed="1"/>
+    <w:lsdException w:name="Table Classic 4" w:semiHidden="1" w:unhideWhenUsed="1"/>
+    <w:lsdException w:name="Table Colorful 1" w:semiHidden="1" w:unhideWhenUsed="1"/>
+    <w:lsdException w:name="Table Colorful 2" w:semiHidden="1" w:unhideWhenUsed="1"/>
+    <w:lsdException w:name="Table Colorful 3" w:semiHidden="1" w:unhideWhenUsed="1"/>
+    <w:lsdException w:name="Table Columns 1" w:semiHidden="1" w:unhideWhenUsed="1"/>
+    <w:lsdException w:name="Table Columns 2" w:semiHidden="1" w:unhideWhenUsed="1"/>
+    <w:lsdException w:name="Table Columns 3" w:semiHidden="1" w:unhideWhenUsed="1"/>
+    <w:lsdException w:name="Table Columns 4" w:semiHidden="1" w:unhideWhenUsed="1"/>
+    <w:lsdException w:name="Table Columns 5" w:semiHidden="1" w:unhideWhenUsed="1"/>
+    <w:lsdException w:name="Table Grid 1" w:semiHidden="1" w:unhideWhenUsed="1"/>
+    <w:lsdException w:name="Table Grid 2" w:semiHidden="1" w:unhideWhenUsed="1"/>
+    <w:lsdException w:name="Table Grid 3" w:semiHidden="1" w:unhideWhenUsed="1"/>
+    <w:lsdException w:name="Table Grid 4" w:semiHidden="1" w:unhideWhenUsed="1"/>
+    <w:lsdException w:name="Table Grid 5" w:semiHidden="1" w:unhideWhenUsed="1"/>
+    <w:lsdException w:name="Table Grid 6" w:semiHidden="1" w:unhideWhenUsed="1"/>
+    <w:lsdException w:name="Table Grid 7" w:semiHidden="1" w:unhideWhenUsed="1"/>
+    <w:lsdException w:name="Table Grid 8" w:semiHidden="1" w:unhideWhenUsed="1"/>
+    <w:lsdException w:name="Table List 1" w:semiHidden="1" w:unhideWhenUsed="1"/>
+    <w:lsdException w:name="Table List 2" w:semiHidden="1" w:unhideWhenUsed="1"/>
+    <w:lsdException w:name="Table List 3" w:semiHidden="1" w:unhideWhenUsed="1"/>
+    <w:lsdException w:name="Table List 4" w:semiHidden="1" w:unhideWhenUsed="1"/>
+    <w:lsdException w:name="Table List 5" w:semiHidden="1" w:unhideWhenUsed="1"/>
+    <w:lsdException w:name="Table List 6" w:semiHidden="1" w:unhideWhenUsed="1"/>
+    <w:lsdException w:name="Table List 7" w:semiHidden="1" w:unhideWhenUsed="1"/>
+    <w:lsdException w:name="Table List 8" w:semiHidden="1" w:unhideWhenUsed="1"/>
+    <w:lsdException w:name="Table 3D effects 1" w:semiHidden="1" w:unhideWhenUsed="1"/>
+    <w:lsdException w:name="Table 3D effects 2" w:semiHidden="1" w:unhideWhenUsed="1"/>
+    <w:lsdException w:name="Table 3D effects 3" w:semiHidden="1" w:unhideWhenUsed="1"/>
+    <w:lsdException w:name="Table Contemporary" w:semiHidden="1" w:unhideWhenUsed="1"/>
+    <w:lsdException w:name="Table Elegant" w:semiHidden="1" w:unhideWhenUsed="1"/>
+    <w:lsdException w:name="Table Professional" w:semiHidden="1" w:unhideWhenUsed="1"/>
+    <w:lsdException w:name="Table Subtle 1" w:semiHidden="1" w:unhideWhenUsed="1"/>
+    <w:lsdException w:name="Table Subtle 2" w:semiHidden="1" w:unhideWhenUsed="1"/>
+    <w:lsdException w:name="Table Web 1" w:semiHidden="1" w:unhideWhenUsed="1"/>
+    <w:lsdException w:name="Table Web 2" w:semiHidden="1" w:unhideWhenUsed="1"/>
+    <w:lsdException w:name="Table Web 3" w:semiHidden="1" w:unhideWhenUsed="1"/>
+    <w:lsdException w:name="Balloon Text" w:semiHidden="1" w:unhideWhenUsed="1"/>
+    <w:lsdException w:name="Table Grid" w:uiPriority="39"/>
+    <w:lsdException w:name="Table Theme" w:semiHidden="1" w:unhideWhenUsed="1"/>
+    <w:lsdException w:name="Placeholder Text" w:semiHidden="1"/>
+    <w:lsdException w:name="No Spacing" w:uiPriority="1" w:qFormat="1"/>
+    <w:lsdException w:name="Light Shading" w:uiPriority="60"/>
+    <w:lsdException w:name="Light List" w:uiPriority="61"/>
+    <w:lsdException w:name="Light Grid" w:uiPriority="62"/>
+    <w:lsdException w:name="Medium Shading 1" w:uiPriority="63"/>
+    <w:lsdException w:name="Medium Shading 2" w:uiPriority="64"/>
+    <w:lsdException w:name="Medium List 1" w:uiPriority="65"/>
+    <w:lsdException w:name="Medium List 2" w:uiPriority="66"/>
+    <w:lsdException w:name="Medium Grid 1" w:uiPriority="67"/>
+    <w:lsdException w:name="Medium Grid 2" w:uiPriority="68"/>
+    <w:lsdException w:name="Medium Grid 3" w:uiPriority="69"/>
+    <w:lsdException w:name="Dark List" w:uiPriority="70"/>
+    <w:lsdException w:name="Colorful Shading" w:uiPriority="71"/>
+    <w:lsdException w:name="Colorful List" w:uiPriority="72"/>
+    <w:lsdException w:name="Colorful Grid" w:uiPriority="73"/>
+    <w:lsdException w:name="Light Shading Accent 1" w:uiPriority="60"/>
+    <w:lsdException w:name="Light List Accent 1" w:uiPriority="61"/>
+    <w:lsdException w:name="Light Grid Accent 1" w:uiPriority="62"/>
+    <w:lsdException w:name="Medium Shading 1 Accent 1" w:uiPriority="63"/>
+    <w:lsdException w:name="Medium Shading 2 Accent 1" w:uiPriority="64"/>
+    <w:lsdException w:name="Medium List 1 Accent 1" w:uiPriority="65"/>
+    <w:lsdException w:name="Revision" w:semiHidden="1"/>
+    <w:lsdException w:name="List Paragraph" w:uiPriority="34" w:qFormat="1"/>
+    <w:lsdException w:name="Quote" w:uiPriority="29" w:qFormat="1"/>
+    <w:lsdException w:name="Intense Quote" w:uiPriority="30" w:qFormat="1"/>
+    <w:lsdException w:name="Medium List 2 Accent 1" w:uiPriority="66"/>
+    <w:lsdException w:name="Medium Grid 1 Accent 1" w:uiPriority="67"/>
+    <w:lsdException w:name="Medium Grid 2 Accent 1" w:uiPriority="68"/>
+    <w:lsdException w:name="Medium Grid 3 Accent 1" w:uiPriority="69"/>
+    <w:lsdException w:name="Dark List Accent 1" w:uiPriority="70"/>
+    <w:lsdException w:name="Colorful Shading Accent 1" w:uiPriority="71"/>
+    <w:lsdException w:name="Colorful List Accent 1" w:uiPriority="72"/>
+    <w:lsdException w:name="Colorful Grid Accent 1" w:uiPriority="73"/>
+    <w:lsdException w:name="Light Shading Accent 2" w:uiPriority="60"/>
+    <w:lsdException w:name="Light List Accent 2" w:uiPriority="61"/>
+    <w:lsdException w:name="Light Grid Accent 2" w:uiPriority="62"/>
+    <w:lsdException w:name="Medium Shading 1 Accent 2" w:uiPriority="63"/>
+    <w:lsdException w:name="Medium Shading 2 Accent 2" w:uiPriority="64"/>
+    <w:lsdException w:name="Medium List 1 Accent 2" w:uiPriority="65"/>
+    <w:lsdException w:name="Medium List 2 Accent 2" w:uiPriority="66"/>
+    <w:lsdException w:name="Medium Grid 1 Accent 2" w:uiPriority="67"/>
+    <w:lsdException w:name="Medium Grid 2 Accent 2" w:uiPriority="68"/>
+    <w:lsdException w:name="Medium Grid 3 Accent 2" w:uiPriority="69"/>
+    <w:lsdException w:name="Dark List Accent 2" w:uiPriority="70"/>
+    <w:lsdException w:name="Colorful Shading Accent 2" w:uiPriority="71"/>
+    <w:lsdException w:name="Colorful List Accent 2" w:uiPriority="72"/>
+    <w:lsdException w:name="Colorful Grid Accent 2" w:uiPriority="73"/>
+    <w:lsdException w:name="Light Shading Accent 3" w:uiPriority="60"/>
+    <w:lsdException w:name="Light List Accent 3" w:uiPriority="61"/>
+    <w:lsdException w:name="Light Grid Accent 3" w:uiPriority="62"/>
+    <w:lsdException w:name="Medium Shading 1 Accent 3" w:uiPriority="63"/>
+    <w:lsdException w:name="Medium Shading 2 Accent 3" w:uiPriority="64"/>
+    <w:lsdException w:name="Medium List 1 Accent 3" w:uiPriority="65"/>
+    <w:lsdException w:name="Medium List 2 Accent 3" w:uiPriority="66"/>
+    <w:lsdException w:name="Medium Grid 1 Accent 3" w:uiPriority="67"/>
+    <w:lsdException w:name="Medium Grid 2 Accent 3" w:uiPriority="68"/>
+    <w:lsdException w:name="Medium Grid 3 Accent 3" w:uiPriority="69"/>
+    <w:lsdException w:name="Dark List Accent 3" w:uiPriority="70"/>
+    <w:lsdException w:name="Colorful Shading Accent 3" w:uiPriority="71"/>
+    <w:lsdException w:name="Colorful List Accent 3" w:uiPriority="72"/>
+    <w:lsdException w:name="Colorful Grid Accent 3" w:uiPriority="73"/>
+    <w:lsdException w:name="Light Shading Accent 4" w:uiPriority="60"/>
+    <w:lsdException w:name="Light List Accent 4" w:uiPriority="61"/>
+    <w:lsdException w:name="Light Grid Accent 4" w:uiPriority="62"/>
+    <w:lsdException w:name="Medium Shading 1 Accent 4" w:uiPriority="63"/>
+    <w:lsdException w:name="Medium Shading 2 Accent 4" w:uiPriority="64"/>
+    <w:lsdException w:name="Medium List 1 Accent 4" w:uiPriority="65"/>
+    <w:lsdException w:name="Medium List 2 Accent 4" w:uiPriority="66"/>
+    <w:lsdException w:name="Medium Grid 1 Accent 4" w:uiPriority="67"/>
+    <w:lsdException w:name="Medium Grid 2 Accent 4" w:uiPriority="68"/>
+    <w:lsdException w:name="Medium Grid 3 Accent 4" w:uiPriority="69"/>
+    <w:lsdException w:name="Dark List Accent 4" w:uiPriority="70"/>
+    <w:lsdException w:name="Colorful Shading Accent 4" w:uiPriority="71"/>
+    <w:lsdException w:name="Colorful List Accent 4" w:uiPriority="72"/>
+    <w:lsdException w:name="Colorful Grid Accent 4" w:uiPriority="73"/>
+    <w:lsdException w:name="Light Shading Accent 5" w:uiPriority="60"/>
+    <w:lsdException w:name="Light List Accent 5" w:uiPriority="61"/>
+    <w:lsdException w:name="Light Grid Accent 5" w:uiPriority="62"/>
+    <w:lsdException w:name="Medium Shading 1 Accent 5" w:uiPriority="63"/>
+    <w:lsdException w:name="Medium Shading 2 Accent 5" w:uiPriority="64"/>
+    <w:lsdException w:name="Medium List 1 Accent 5" w:uiPriority="65"/>
+    <w:lsdException w:name="Medium List 2 Accent 5" w:uiPriority="66"/>
+    <w:lsdException w:name="Medium Grid 1 Accent 5" w:uiPriority="67"/>
+    <w:lsdException w:name="Medium Grid 2 Accent 5" w:uiPriority="68"/>
+    <w:lsdException w:name="Medium Grid 3 Accent 5" w:uiPriority="69"/>
+    <w:lsdException w:name="Dark List Accent 5" w:uiPriority="70"/>
+    <w:lsdException w:name="Colorful Shading Accent 5" w:uiPriority="71"/>
+    <w:lsdException w:name="Colorful List Accent 5" w:uiPriority="72"/>
+    <w:lsdException w:name="Colorful Grid Accent 5" w:uiPriority="73"/>
+    <w:lsdException w:name="Light Shading Accent 6" w:uiPriority="60"/>
+    <w:lsdException w:name="Light List Accent 6" w:uiPriority="61"/>
+    <w:lsdException w:name="Light Grid Accent 6" w:uiPriority="62"/>
+    <w:lsdException w:name="Medium Shading 1 Accent 6" w:uiPriority="63"/>
+    <w:lsdException w:name="Medium Shading 2 Accent 6" w:uiPriority="64"/>
+    <w:lsdException w:name="Medium List 1 Accent 6" w:uiPriority="65"/>
+    <w:lsdException w:name="Medium List 2 Accent 6" w:uiPriority="66"/>
+    <w:lsdException w:name="Medium Grid 1 Accent 6" w:uiPriority="67"/>
+    <w:lsdException w:name="Medium Grid 2 Accent 6" w:uiPriority="68"/>
+    <w:lsdException w:name="Medium Grid 3 Accent 6" w:uiPriority="69"/>
+    <w:lsdException w:name="Dark List Accent 6" w:uiPriority="70"/>
+    <w:lsdException w:name="Colorful Shading Accent 6" w:uiPriority="71"/>
+    <w:lsdException w:name="Colorful List Accent 6" w:uiPriority="72"/>
+    <w:lsdException w:name="Colorful Grid Accent 6" w:uiPriority="73"/>
+    <w:lsdException w:name="Subtle Emphasis" w:uiPriority="19" w:qFormat="1"/>
+    <w:lsdException w:name="Intense Emphasis" w:uiPriority="21" w:qFormat="1"/>
+    <w:lsdException w:name="Subtle Reference" w:uiPriority="31" w:qFormat="1"/>
+    <w:lsdException w:name="Intense Reference" w:uiPriority="32" w:qFormat="1"/>
+    <w:lsdException w:name="Book Title" w:uiPriority="33" w:qFormat="1"/>
+    <w:lsdException w:name="Bibliography" w:semiHidden="1" w:uiPriority="37" w:unhideWhenUsed="1"/>
+    <w:lsdException w:name="TOC Heading" w:semiHidden="1" w:uiPriority="39" w:unhideWhenUsed="1" w:qFormat="1"/>
+    <w:lsdException w:name="Plain Table 1" w:uiPriority="41"/>
+    <w:lsdException w:name="Plain Table 2" w:uiPriority="42"/>
+    <w:lsdException w:name="Plain Table 3" w:uiPriority="43"/>
+    <w:lsdException w:name="Plain Table 4" w:uiPriority="44"/>
+    <w:lsdException w:name="Plain Table 5" w:uiPriority="45"/>
+    <w:lsdException w:name="Grid Table Light" w:uiPriority="40"/>
+    <w:lsdException w:name="Grid Table 1 Light" w:uiPriority="46"/>
+    <w:lsdException w:name="Grid Table 2" w:uiPriority="47"/>
+    <w:lsdException w:name="Grid Table 3" w:uiPriority="48"/>
+    <w:lsdException w:name="Grid Table 4" w:uiPriority="49"/>
+    <w:lsdException w:name="Grid Table 5 Dark" w:uiPriority="50"/>
+    <w:lsdException w:name="Grid Table 6 Colorful" w:uiPriority="51"/>
+    <w:lsdException w:name="Grid Table 7 Colorful" w:uiPriority="52"/>
+    <w:lsdException w:name="Grid Table 1 Light Accent 1" w:uiPriority="46"/>
+    <w:lsdException w:name="Grid Table 2 Accent 1" w:uiPriority="47"/>
+    <w:lsdException w:name="Grid Table 3 Accent 1" w:uiPriority="48"/>
+    <w:lsdException w:name="Grid Table 4 Accent 1" w:uiPriority="49"/>
+    <w:lsdException w:name="Grid Table 5 Dark Accent 1" w:uiPriority="50"/>
+    <w:lsdException w:name="Grid Table 6 Colorful Accent 1" w:uiPriority="51"/>
+    <w:lsdException w:name="Grid Table 7 Colorful Accent 1" w:uiPriority="52"/>
+    <w:lsdException w:name="Grid Table 1 Light Accent 2" w:uiPriority="46"/>
+    <w:lsdException w:name="Grid Table 2 Accent 2" w:uiPriority="47"/>
+    <w:lsdException w:name="Grid Table 3 Accent 2" w:uiPriority="48"/>
+    <w:lsdException w:name="Grid Table 4 Accent 2" w:uiPriority="49"/>
+    <w:lsdException w:name="Grid Table 5 Dark Accent 2" w:uiPriority="50"/>
+    <w:lsdException w:name="Grid Table 6 Colorful Accent 2" w:uiPriority="51"/>
+    <w:lsdException w:name="Grid Table 7 Colorful Accent 2" w:uiPriority="52"/>
+    <w:lsdException w:name="Grid Table 1 Light Accent 3" w:uiPriority="46"/>
+    <w:lsdException w:name="Grid Table 2 Accent 3" w:uiPriority="47"/>
+    <w:lsdException w:name="Grid Table 3 Accent 3" w:uiPriority="48"/>
+    <w:lsdException w:name="Grid Table 4 Accent 3" w:uiPriority="49"/>
+    <w:lsdException w:name="Grid Table 5 Dark Accent 3" w:uiPriority="50"/>
+    <w:lsdException w:name="Grid Table 6 Colorful Accent 3" w:uiPriority="51"/>
+    <w:lsdException w:name="Grid Table 7 Colorful Accent 3" w:uiPriority="52"/>
+    <w:lsdException w:name="Grid Table 1 Light Accent 4" w:uiPriority="46"/>
+    <w:lsdException w:name="Grid Table 2 Accent 4" w:uiPriority="47"/>
+    <w:lsdException w:name="Grid Table 3 Accent 4" w:uiPriority="48"/>
+    <w:lsdException w:name="Grid Table 4 Accent 4" w:uiPriority="49"/>
+    <w:lsdException w:name="Grid Table 5 Dark Accent 4" w:uiPriority="50"/>
+    <w:lsdException w:name="Grid Table 6 Colorful Accent 4" w:uiPriority="51"/>
+    <w:lsdException w:name="Grid Table 7 Colorful Accent 4" w:uiPriority="52"/>
+    <w:lsdException w:name="Grid Table 1 Light Accent 5" w:uiPriority="46"/>
+    <w:lsdException w:name="Grid Table 2 Accent 5" w:uiPriority="47"/>
+    <w:lsdException w:name="Grid Table 3 Accent 5" w:uiPriority="48"/>
+    <w:lsdException w:name="Grid Table 4 Accent 5" w:uiPriority="49"/>
+    <w:lsdException w:name="Grid Table 5 Dark Accent 5" w:uiPriority="50"/>
+    <w:lsdException w:name="Grid Table 6 Colorful Accent 5" w:uiPriority="51"/>
+    <w:lsdException w:name="Grid Table 7 Colorful Accent 5" w:uiPriority="52"/>
+    <w:lsdException w:name="Grid Table 1 Light Accent 6" w:uiPriority="46"/>
+    <w:lsdException w:name="Grid Table 2 Accent 6" w:uiPriority="47"/>
+    <w:lsdException w:name="Grid Table 3 Accent 6" w:uiPriority="48"/>
+    <w:lsdException w:name="Grid Table 4 Accent 6" w:uiPriority="49"/>
+    <w:lsdException w:name="Grid Table 5 Dark Accent 6" w:uiPriority="50"/>
+    <w:lsdException w:name="Grid Table 6 Colorful Accent 6" w:uiPriority="51"/>
+    <w:lsdException w:name="Grid Table 7 Colorful Accent 6" w:uiPriority="52"/>
+    <w:lsdException w:name="List Table 1 Light" w:uiPriority="46"/>
+    <w:lsdException w:name="List Table 2" w:uiPriority="47"/>
+    <w:lsdException w:name="List Table 3" w:uiPriority="48"/>
+    <w:lsdException w:name="List Table 4" w:uiPriority="49"/>
+    <w:lsdException w:name="List Table 5 Dark" w:uiPriority="50"/>
+    <w:lsdException w:name="List Table 6 Colorful" w:uiPriority="51"/>
+    <w:lsdException w:name="List Table 7 Colorful" w:uiPriority="52"/>
+    <w:lsdException w:name="List Table 1 Light Accent 1" w:uiPriority="46"/>
+    <w:lsdException w:name="List Table 2 Accent 1" w:uiPriority="47"/>
+    <w:lsdException w:name="List Table 3 Accent 1" w:uiPriority="48"/>
+    <w:lsdException w:name="List Table 4 Accent 1" w:uiPriority="49"/>
+    <w:lsdException w:name="List Table 5 Dark Accent 1" w:uiPriority="50"/>
+    <w:lsdException w:name="List Table 6 Colorful Accent 1" w:uiPriority="51"/>
+    <w:lsdException w:name="List Table 7 Colorful Accent 1" w:uiPriority="52"/>
+    <w:lsdException w:name="List Table 1 Light Accent 2" w:uiPriority="46"/>
+    <w:lsdException w:name="List Table 2 Accent 2" w:uiPriority="47"/>
+    <w:lsdException w:name="List Table 3 Accent 2" w:uiPriority="48"/>
+    <w:lsdException w:name="List Table 4 Accent 2" w:uiPriority="49"/>
+    <w:lsdException w:name="List Table 5 Dark Accent 2" w:uiPriority="50"/>
+    <w:lsdException w:name="List Table 6 Colorful Accent 2" w:uiPriority="51"/>
+    <w:lsdException w:name="List Table 7 Colorful Accent 2" w:uiPriority="52"/>
+    <w:lsdException w:name="List Table 1 Light Accent 3" w:uiPriority="46"/>
+    <w:lsdException w:name="List Table 2 Accent 3" w:uiPriority="47"/>
+    <w:lsdException w:name="List Table 3 Accent 3" w:uiPriority="48"/>
+    <w:lsdException w:name="List Table 4 Accent 3" w:uiPriority="49"/>
+    <w:lsdException w:name="List Table 5 Dark Accent 3" w:uiPriority="50"/>
+    <w:lsdException w:name="List Table 6 Colorful Accent 3" w:uiPriority="51"/>
+    <w:lsdException w:name="List Table 7 Colorful Accent 3" w:uiPriority="52"/>
+    <w:lsdException w:name="List Table 1 Light Accent 4" w:uiPriority="46"/>
+    <w:lsdException w:name="List Table 2 Accent 4" w:uiPriority="47"/>
+    <w:lsdException w:name="List Table 3 Accent 4" w:uiPriority="48"/>
+    <w:lsdException w:name="List Table 4 Accent 4" w:uiPriority="49"/>
+    <w:lsdException w:name="List Table 5 Dark Accent 4" w:uiPriority="50"/>
+    <w:lsdException w:name="List Table 6 Colorful Accent 4" w:uiPriority="51"/>
+    <w:lsdException w:name="List Table 7 Colorful Accent 4" w:uiPriority="52"/>
+    <w:lsdException w:name="List Table 1 Light Accent 5" w:uiPriority="46"/>
+    <w:lsdException w:name="List Table 2 Accent 5" w:uiPriority="47"/>
+    <w:lsdException w:name="List Table 3 Accent 5" w:uiPriority="48"/>
+    <w:lsdException w:name="List Table 4 Accent 5" w:uiPriority="49"/>
+    <w:lsdException w:name="List Table 5 Dark Accent 5" w:uiPriority="50"/>
+    <w:lsdException w:name="List Table 6 Colorful Accent 5" w:uiPriority="51"/>
+    <w:lsdException w:name="List Table 7 Colorful Accent 5" w:uiPriority="52"/>
+    <w:lsdException w:name="List Table 1 Light Accent 6" w:uiPriority="46"/>
+    <w:lsdException w:name="List Table 2 Accent 6" w:uiPriority="47"/>
+    <w:lsdException w:name="List Table 3 Accent 6" w:uiPriority="48"/>
+    <w:lsdException w:name="List Table 4 Accent 6" w:uiPriority="49"/>
+    <w:lsdException w:name="List Table 5 Dark Accent 6" w:uiPriority="50"/>
+    <w:lsdException w:name="List Table 6 Colorful Accent 6" w:uiPriority="51"/>
+    <w:lsdException w:name="List Table 7 Colorful Accent 6" w:uiPriority="52"/>
+    <w:lsdException w:name="Mention" w:semiHidden="1" w:unhideWhenUsed="1"/>
+    <w:lsdException w:name="Smart Hyperlink" w:semiHidden="1" w:unhideWhenUsed="1"/>
+    <w:lsdException w:name="Hashtag" w:semiHidden="1" w:unhideWhenUsed="1"/>
+    <w:lsdException w:name="Unresolved Mention" w:semiHidden="1" w:unhideWhenUsed="1"/>
+    <w:lsdException w:name="Smart Link" w:semiHidden="1" w:unhideWhenUsed="1"/>
   </w:latentStyles>
   <w:style w:type="paragraph" w:default="1" w:styleId="Normal">
     <w:name w:val="Normal"/>
@@ -15444,7 +14672,7 @@
 </file>
 
 <file path=word/glossary/webSettings.xml><?xml version="1.0" encoding="utf-8"?>
-<w:webSettings xmlns:mc="http://schemas.openxmlformats.org/markup-compatibility/2006" xmlns:r="http://schemas.openxmlformats.org/officeDocument/2006/relationships" xmlns:w="http://schemas.openxmlformats.org/wordprocessingml/2006/main" xmlns:w14="http://schemas.microsoft.com/office/word/2010/wordml" mc:Ignorable="w14">
+<w:webSettings xmlns:mc="http://schemas.openxmlformats.org/markup-compatibility/2006" xmlns:r="http://schemas.openxmlformats.org/officeDocument/2006/relationships" xmlns:w="http://schemas.openxmlformats.org/wordprocessingml/2006/main" xmlns:w14="http://schemas.microsoft.com/office/word/2010/wordml" xmlns:w15="http://schemas.microsoft.com/office/word/2012/wordml" xmlns:w16cex="http://schemas.microsoft.com/office/word/2018/wordml/cex" xmlns:w16cid="http://schemas.microsoft.com/office/word/2016/wordml/cid" xmlns:w16="http://schemas.microsoft.com/office/word/2018/wordml" xmlns:w16du="http://schemas.microsoft.com/office/word/2023/wordml/word16du" xmlns:w16sdtdh="http://schemas.microsoft.com/office/word/2020/wordml/sdtdatahash" xmlns:w16sdtfl="http://schemas.microsoft.com/office/word/2024/wordml/sdtformatlock" xmlns:w16se="http://schemas.microsoft.com/office/word/2015/wordml/symex" mc:Ignorable="w14 w15 w16se w16cid w16 w16cex w16sdtdh w16sdtfl w16du">
   <w:optimizeForBrowser/>
   <w:allowPNG/>
 </w:webSettings>
@@ -15739,28 +14967,13 @@
   <a:extraClrSchemeLst/>
   <a:extLst>
     <a:ext uri="{05A4C25C-085E-4340-85A3-A5531E510DB2}">
-      <thm15:themeFamily xmlns="" xmlns:thm15="http://schemas.microsoft.com/office/thememl/2012/main" name="Office Theme" id="{62F939B6-93AF-4DB8-9C6B-D6C7DFDC589F}" vid="{4A3C46E8-61CC-4603-A589-7422A47A8E4A}"/>
+      <thm15:themeFamily xmlns:thm15="http://schemas.microsoft.com/office/thememl/2012/main" name="Office Theme" id="{62F939B6-93AF-4DB8-9C6B-D6C7DFDC589F}" vid="{4A3C46E8-61CC-4603-A589-7422A47A8E4A}"/>
     </a:ext>
   </a:extLst>
 </a:theme>
 </file>
 
 <file path=customXml/item1.xml><?xml version="1.0" encoding="utf-8"?>
-<?mso-contentType ?>
-<FormTemplates xmlns="http://schemas.microsoft.com/sharepoint/v3/contenttype/forms">
-  <Display>DocumentLibraryForm</Display>
-  <Edit>DocumentLibraryForm</Edit>
-  <New>DocumentLibraryForm</New>
-</FormTemplates>
-</file>
-
-<file path=customXml/item2.xml><?xml version="1.0" encoding="utf-8"?>
-<p:properties xmlns:p="http://schemas.microsoft.com/office/2006/metadata/properties" xmlns:xsi="http://www.w3.org/2001/XMLSchema-instance" xmlns:pc="http://schemas.microsoft.com/office/infopath/2007/PartnerControls">
-  <documentManagement/>
-</p:properties>
-</file>
-
-<file path=customXml/item3.xml><?xml version="1.0" encoding="utf-8"?>
 <ct:contentTypeSchema xmlns:ct="http://schemas.microsoft.com/office/2006/metadata/contentType" xmlns:ma="http://schemas.microsoft.com/office/2006/metadata/properties/metaAttributes" ct:_="" ma:_="" ma:contentTypeName="Document" ma:contentTypeID="0x01010021A59588BC0053418FC88F40861DA871" ma:contentTypeVersion="10" ma:contentTypeDescription="Create a new document." ma:contentTypeScope="" ma:versionID="3673c1cf7550c71788a22a838bb0d9c0">
   <xsd:schema xmlns:xsd="http://www.w3.org/2001/XMLSchema" xmlns:xs="http://www.w3.org/2001/XMLSchema" xmlns:p="http://schemas.microsoft.com/office/2006/metadata/properties" xmlns:ns2="22f4eba5-1bf1-421f-a001-fd7acca9760c" targetNamespace="http://schemas.microsoft.com/office/2006/metadata/properties" ma:root="true" ma:fieldsID="ac330b6bfa0f539d41f40e8181b11b47" ns2:_="">
     <xsd:import namespace="22f4eba5-1bf1-421f-a001-fd7acca9760c"/>
@@ -15944,24 +15157,22 @@
 </ct:contentTypeSchema>
 </file>
 
-<file path=customXml/itemProps1.xml><?xml version="1.0" encoding="utf-8"?>
-<ds:datastoreItem xmlns:ds="http://schemas.openxmlformats.org/officeDocument/2006/customXml" ds:itemID="{56C44748-5791-4773-80AF-F953C3055353}">
-  <ds:schemaRefs>
-    <ds:schemaRef ds:uri="http://schemas.microsoft.com/sharepoint/v3/contenttype/forms"/>
-  </ds:schemaRefs>
-</ds:datastoreItem>
+<file path=customXml/item2.xml><?xml version="1.0" encoding="utf-8"?>
+<p:properties xmlns:p="http://schemas.microsoft.com/office/2006/metadata/properties" xmlns:xsi="http://www.w3.org/2001/XMLSchema-instance" xmlns:pc="http://schemas.microsoft.com/office/infopath/2007/PartnerControls">
+  <documentManagement/>
+</p:properties>
 </file>
 
-<file path=customXml/itemProps2.xml><?xml version="1.0" encoding="utf-8"?>
-<ds:datastoreItem xmlns:ds="http://schemas.openxmlformats.org/officeDocument/2006/customXml" ds:itemID="{279A32A1-94B8-4C38-AF26-42DBFF0B0D86}">
-  <ds:schemaRefs>
-    <ds:schemaRef ds:uri="http://schemas.microsoft.com/office/2006/metadata/properties"/>
-    <ds:schemaRef ds:uri="http://schemas.microsoft.com/office/infopath/2007/PartnerControls"/>
-  </ds:schemaRefs>
-</ds:datastoreItem>
+<file path=customXml/item3.xml><?xml version="1.0" encoding="utf-8"?>
+<?mso-contentType ?>
+<FormTemplates xmlns="http://schemas.microsoft.com/sharepoint/v3/contenttype/forms">
+  <Display>DocumentLibraryForm</Display>
+  <Edit>DocumentLibraryForm</Edit>
+  <New>DocumentLibraryForm</New>
+</FormTemplates>
 </file>
 
-<file path=customXml/itemProps3.xml><?xml version="1.0" encoding="utf-8"?>
+<file path=customXml/itemProps1.xml><?xml version="1.0" encoding="utf-8"?>
 <ds:datastoreItem xmlns:ds="http://schemas.openxmlformats.org/officeDocument/2006/customXml" ds:itemID="{65E5B5D4-677A-455F-8552-96943537CE77}">
   <ds:schemaRefs>
     <ds:schemaRef ds:uri="http://schemas.microsoft.com/office/2006/metadata/contentType"/>
@@ -15977,4 +15188,21 @@
     <ds:schemaRef ds:uri="http://schemas.microsoft.com/internal/obd"/>
   </ds:schemaRefs>
 </ds:datastoreItem>
+</file>
+
+<file path=customXml/itemProps2.xml><?xml version="1.0" encoding="utf-8"?>
+<ds:datastoreItem xmlns:ds="http://schemas.openxmlformats.org/officeDocument/2006/customXml" ds:itemID="{279A32A1-94B8-4C38-AF26-42DBFF0B0D86}">
+  <ds:schemaRefs>
+    <ds:schemaRef ds:uri="http://schemas.microsoft.com/office/2006/metadata/properties"/>
+    <ds:schemaRef ds:uri="http://schemas.microsoft.com/office/infopath/2007/PartnerControls"/>
+  </ds:schemaRefs>
+</ds:datastoreItem>
+</file>
+
+<file path=customXml/itemProps3.xml><?xml version="1.0" encoding="utf-8"?>
+<ds:datastoreItem xmlns:ds="http://schemas.openxmlformats.org/officeDocument/2006/customXml" ds:itemID="{56C44748-5791-4773-80AF-F953C3055353}">
+  <ds:schemaRefs>
+    <ds:schemaRef ds:uri="http://schemas.microsoft.com/sharepoint/v3/contenttype/forms"/>
+  </ds:schemaRefs>
+</ds:datastoreItem>
 </file>